--- a/10-保护电路/03-过温保护/过温关断保护电路/过温关断保护电路.docx
+++ b/10-保护电路/03-过温保护/过温关断保护电路/过温关断保护电路.docx
@@ -2786,6 +2786,20 @@
     </w:p>
     <w:bookmarkEnd w:id="26"/>
     <w:bookmarkEnd w:id="27"/>
+    <w:p>
+      <w:pPr>
+        <w:spacing w:before="360"/>
+        <w:jc w:val="center"/>
+      </w:pPr>
+      <w:r>
+        <w:rPr>
+          <w:rFonts w:ascii="Times New Roman" w:hAnsi="Times New Roman"/>
+          <w:color w:val="555555"/>
+          <w:sz w:val="21"/>
+        </w:rPr>
+        <w:t>材料收集者：杜文杰</w:t>
+      </w:r>
+    </w:p>
     <w:sectPr>
       <w:headerReference r:id="rId9" w:type="default"/>
       <w:footerReference r:id="rId10" w:type="default"/>

--- a/10-保护电路/03-过温保护/过温关断保护电路/过温关断保护电路.docx
+++ b/10-保护电路/03-过温保护/过温关断保护电路/过温关断保护电路.docx
@@ -1,6 +1,6 @@
 
 <file path=word/document.xml><?xml version="1.0" encoding="utf-8"?>
-<w:document xmlns:w="http://schemas.openxmlformats.org/wordprocessingml/2006/main" xmlns:m="http://schemas.openxmlformats.org/officeDocument/2006/math" xmlns:r="http://schemas.openxmlformats.org/officeDocument/2006/relationships" xmlns:o="urn:schemas-microsoft-com:office:office" xmlns:v="urn:schemas-microsoft-com:vml" xmlns:w10="urn:schemas-microsoft-com:office:word" xmlns:a="http://schemas.openxmlformats.org/drawingml/2006/main" xmlns:pic="http://schemas.openxmlformats.org/drawingml/2006/picture" xmlns:wp="http://schemas.openxmlformats.org/drawingml/2006/wordprocessingDrawing">
+<w:document xmlns:m="http://schemas.openxmlformats.org/officeDocument/2006/math" xmlns:r="http://schemas.openxmlformats.org/officeDocument/2006/relationships" xmlns:w="http://schemas.openxmlformats.org/wordprocessingml/2006/main" xmlns:o="urn:schemas-microsoft-com:office:office" xmlns:v="urn:schemas-microsoft-com:vml" xmlns:w10="urn:schemas-microsoft-com:office:word" xmlns:a="http://schemas.openxmlformats.org/drawingml/2006/main" xmlns:pic="http://schemas.openxmlformats.org/drawingml/2006/picture" xmlns:wp="http://schemas.openxmlformats.org/drawingml/2006/wordprocessingDrawing">
   <w:body>
     <w:bookmarkStart w:id="27" w:name="过温关断保护电路"/>
     <w:p>
@@ -9,7 +9,7 @@
       </w:pPr>
       <w:r>
         <w:rPr>
-          <w:rFonts w:hint="eastAsia"/>
+          <w:rFonts w:hint="eastAsia" w:eastAsia="黑体"/>
         </w:rPr>
         <w:t xml:space="preserve">过温关断保护电路</w:t>
       </w:r>
@@ -21,7 +21,7 @@
       </w:pPr>
       <w:r>
         <w:rPr>
-          <w:rFonts w:hint="eastAsia"/>
+          <w:rFonts w:hint="eastAsia" w:eastAsia="黑体"/>
         </w:rPr>
         <w:t xml:space="preserve">拓扑描述</w:t>
       </w:r>
@@ -32,71 +32,92 @@
       </w:pPr>
       <w:r>
         <w:rPr>
-          <w:rFonts w:hint="eastAsia"/>
+          <w:rFonts w:hint="eastAsia" w:eastAsia="黑体"/>
         </w:rPr>
         <w:t xml:space="preserve">由</w:t>
       </w:r>
       <w:r>
+        <w:rPr>
+          <w:rFonts w:eastAsia="黑体"/>
+        </w:rPr>
         <w:t xml:space="preserve"> </w:t>
       </w:r>
       <w:r>
         <w:rPr>
-          <w:rFonts w:hint="eastAsia"/>
+          <w:rFonts w:hint="eastAsia" w:eastAsia="黑体"/>
           <w:b/>
           <w:bCs/>
         </w:rPr>
         <w:t xml:space="preserve">温度检测元件（NTC，或温敏二极管/集成温度传感器）</w:t>
       </w:r>
       <w:r>
+        <w:rPr>
+          <w:rFonts w:eastAsia="黑体"/>
+        </w:rPr>
         <w:t xml:space="preserve">、</w:t>
       </w:r>
       <w:r>
         <w:rPr>
-          <w:rFonts w:hint="eastAsia"/>
+          <w:rFonts w:hint="eastAsia" w:eastAsia="黑体"/>
           <w:b/>
           <w:bCs/>
         </w:rPr>
         <w:t xml:space="preserve">一个比较器</w:t>
       </w:r>
       <w:r>
+        <w:rPr>
+          <w:rFonts w:eastAsia="黑体"/>
+        </w:rPr>
         <w:t xml:space="preserve"> </w:t>
       </w:r>
       <w:r>
         <w:rPr>
-          <w:rFonts w:hint="eastAsia"/>
+          <w:rFonts w:hint="eastAsia" w:eastAsia="黑体"/>
         </w:rPr>
         <w:t xml:space="preserve">与</w:t>
       </w:r>
       <w:r>
+        <w:rPr>
+          <w:rFonts w:eastAsia="黑体"/>
+        </w:rPr>
         <w:t xml:space="preserve"> </w:t>
       </w:r>
       <w:r>
         <w:rPr>
-          <w:rFonts w:hint="eastAsia"/>
+          <w:rFonts w:hint="eastAsia" w:eastAsia="黑体"/>
           <w:b/>
           <w:bCs/>
         </w:rPr>
         <w:t xml:space="preserve">一个功率开关（MOSFET/三极管）</w:t>
       </w:r>
       <w:r>
+        <w:rPr>
+          <w:rFonts w:eastAsia="黑体"/>
+        </w:rPr>
         <w:t xml:space="preserve"> </w:t>
       </w:r>
       <w:r>
         <w:rPr>
-          <w:rFonts w:hint="eastAsia"/>
+          <w:rFonts w:hint="eastAsia" w:eastAsia="黑体"/>
         </w:rPr>
         <w:t xml:space="preserve">组成的闭环保护网络；NTC</w:t>
       </w:r>
       <w:r>
+        <w:rPr>
+          <w:rFonts w:eastAsia="黑体"/>
+        </w:rPr>
         <w:t xml:space="preserve"> </w:t>
       </w:r>
       <w:r>
         <w:rPr>
-          <w:rFonts w:hint="eastAsia"/>
+          <w:rFonts w:hint="eastAsia" w:eastAsia="黑体"/>
         </w:rPr>
         <w:t xml:space="preserve">与</w:t>
       </w:r>
       <w:r>
+        <w:rPr>
+          <w:rFonts w:eastAsia="黑体"/>
+        </w:rPr>
         <w:t xml:space="preserve"> </w:t>
       </w:r>
       <m:oMath>
@@ -114,26 +135,32 @@
         </m:sSub>
       </m:oMath>
       <w:r>
+        <w:rPr>
+          <w:rFonts w:eastAsia="黑体"/>
+        </w:rPr>
         <w:t xml:space="preserve"> </w:t>
       </w:r>
       <w:r>
         <w:rPr>
-          <w:rFonts w:hint="eastAsia"/>
+          <w:rFonts w:hint="eastAsia" w:eastAsia="黑体"/>
         </w:rPr>
         <w:t xml:space="preserve">构成分压。电路共有</w:t>
       </w:r>
       <w:r>
+        <w:rPr>
+          <w:rFonts w:eastAsia="黑体"/>
+        </w:rPr>
         <w:t xml:space="preserve"> 5 </w:t>
       </w:r>
       <w:r>
         <w:rPr>
-          <w:rFonts w:hint="eastAsia"/>
+          <w:rFonts w:hint="eastAsia" w:eastAsia="黑体"/>
         </w:rPr>
         <w:t xml:space="preserve">个关键节点：</w:t>
       </w:r>
       <w:r>
         <w:rPr>
-          <w:rFonts w:hint="eastAsia"/>
+          <w:rFonts w:hint="eastAsia" w:eastAsia="黑体"/>
           <w:b/>
           <w:bCs/>
         </w:rPr>
@@ -141,6 +168,7 @@
       </w:r>
       <w:r>
         <w:rPr>
+          <w:rFonts w:eastAsia="黑体"/>
           <w:b/>
           <w:bCs/>
         </w:rPr>
@@ -148,7 +176,7 @@
       </w:r>
       <w:r>
         <w:rPr>
-          <w:rFonts w:hint="eastAsia"/>
+          <w:rFonts w:hint="eastAsia" w:eastAsia="黑体"/>
           <w:b/>
           <w:bCs/>
         </w:rPr>
@@ -156,11 +184,14 @@
       </w:r>
       <w:r>
         <w:rPr>
-          <w:rFonts w:hint="eastAsia"/>
+          <w:rFonts w:hint="eastAsia" w:eastAsia="黑体"/>
         </w:rPr>
         <w:t xml:space="preserve">（接基准</w:t>
       </w:r>
       <w:r>
+        <w:rPr>
+          <w:rFonts w:eastAsia="黑体"/>
+        </w:rPr>
         <w:t xml:space="preserve"> </w:t>
       </w:r>
       <m:oMath>
@@ -185,22 +216,25 @@
       </m:oMath>
       <w:r>
         <w:rPr>
-          <w:rFonts w:hint="eastAsia"/>
+          <w:rFonts w:hint="eastAsia" w:eastAsia="黑体"/>
         </w:rPr>
         <w:t xml:space="preserve">，连</w:t>
       </w:r>
       <w:r>
+        <w:rPr>
+          <w:rFonts w:eastAsia="黑体"/>
+        </w:rPr>
         <w:t xml:space="preserve"> NTC </w:t>
       </w:r>
       <w:r>
         <w:rPr>
-          <w:rFonts w:hint="eastAsia"/>
+          <w:rFonts w:hint="eastAsia" w:eastAsia="黑体"/>
         </w:rPr>
         <w:t xml:space="preserve">一端）；</w:t>
       </w:r>
       <w:r>
         <w:rPr>
-          <w:rFonts w:hint="eastAsia"/>
+          <w:rFonts w:hint="eastAsia" w:eastAsia="黑体"/>
           <w:b/>
           <w:bCs/>
         </w:rPr>
@@ -208,6 +242,7 @@
       </w:r>
       <w:r>
         <w:rPr>
+          <w:rFonts w:eastAsia="黑体"/>
           <w:b/>
           <w:bCs/>
         </w:rPr>
@@ -215,7 +250,7 @@
       </w:r>
       <w:r>
         <w:rPr>
-          <w:rFonts w:hint="eastAsia"/>
+          <w:rFonts w:hint="eastAsia" w:eastAsia="黑体"/>
           <w:b/>
           <w:bCs/>
         </w:rPr>
@@ -223,20 +258,26 @@
       </w:r>
       <w:r>
         <w:rPr>
-          <w:rFonts w:hint="eastAsia"/>
+          <w:rFonts w:hint="eastAsia" w:eastAsia="黑体"/>
         </w:rPr>
         <w:t xml:space="preserve">（NTC</w:t>
       </w:r>
       <w:r>
+        <w:rPr>
+          <w:rFonts w:eastAsia="黑体"/>
+        </w:rPr>
         <w:t xml:space="preserve"> </w:t>
       </w:r>
       <w:r>
         <w:rPr>
-          <w:rFonts w:hint="eastAsia"/>
+          <w:rFonts w:hint="eastAsia" w:eastAsia="黑体"/>
         </w:rPr>
         <w:t xml:space="preserve">另一端与</w:t>
       </w:r>
       <w:r>
+        <w:rPr>
+          <w:rFonts w:eastAsia="黑体"/>
+        </w:rPr>
         <w:t xml:space="preserve"> </w:t>
       </w:r>
       <m:oMath>
@@ -254,15 +295,21 @@
         </m:sSub>
       </m:oMath>
       <w:r>
+        <w:rPr>
+          <w:rFonts w:eastAsia="黑体"/>
+        </w:rPr>
         <w:t xml:space="preserve"> </w:t>
       </w:r>
       <w:r>
         <w:rPr>
-          <w:rFonts w:hint="eastAsia"/>
+          <w:rFonts w:hint="eastAsia" w:eastAsia="黑体"/>
         </w:rPr>
         <w:t xml:space="preserve">一端相连，输出</w:t>
       </w:r>
       <w:r>
+        <w:rPr>
+          <w:rFonts w:eastAsia="黑体"/>
+        </w:rPr>
         <w:t xml:space="preserve"> </w:t>
       </w:r>
       <m:oMath>
@@ -292,17 +339,20 @@
         </m:sSub>
       </m:oMath>
       <w:r>
+        <w:rPr>
+          <w:rFonts w:eastAsia="黑体"/>
+        </w:rPr>
         <w:t xml:space="preserve"> </w:t>
       </w:r>
       <w:r>
         <w:rPr>
-          <w:rFonts w:hint="eastAsia"/>
+          <w:rFonts w:hint="eastAsia" w:eastAsia="黑体"/>
         </w:rPr>
         <w:t xml:space="preserve">送比较器输入端）；</w:t>
       </w:r>
       <w:r>
         <w:rPr>
-          <w:rFonts w:hint="eastAsia"/>
+          <w:rFonts w:hint="eastAsia" w:eastAsia="黑体"/>
           <w:b/>
           <w:bCs/>
         </w:rPr>
@@ -310,6 +360,7 @@
       </w:r>
       <w:r>
         <w:rPr>
+          <w:rFonts w:eastAsia="黑体"/>
           <w:b/>
           <w:bCs/>
         </w:rPr>
@@ -317,7 +368,7 @@
       </w:r>
       <w:r>
         <w:rPr>
-          <w:rFonts w:hint="eastAsia"/>
+          <w:rFonts w:hint="eastAsia" w:eastAsia="黑体"/>
           <w:b/>
           <w:bCs/>
         </w:rPr>
@@ -325,6 +376,7 @@
       </w:r>
       <w:r>
         <w:rPr>
+          <w:rFonts w:eastAsia="黑体"/>
           <w:b/>
           <w:bCs/>
         </w:rPr>
@@ -332,7 +384,7 @@
       </w:r>
       <w:r>
         <w:rPr>
-          <w:rFonts w:hint="eastAsia"/>
+          <w:rFonts w:hint="eastAsia" w:eastAsia="黑体"/>
         </w:rPr>
         <w:t xml:space="preserve">（</w:t>
       </w:r>
@@ -351,17 +403,20 @@
         </m:sSub>
       </m:oMath>
       <w:r>
+        <w:rPr>
+          <w:rFonts w:eastAsia="黑体"/>
+        </w:rPr>
         <w:t xml:space="preserve"> </w:t>
       </w:r>
       <w:r>
         <w:rPr>
-          <w:rFonts w:hint="eastAsia"/>
+          <w:rFonts w:hint="eastAsia" w:eastAsia="黑体"/>
         </w:rPr>
         <w:t xml:space="preserve">另一端接地，比较器地）；</w:t>
       </w:r>
       <w:r>
         <w:rPr>
-          <w:rFonts w:hint="eastAsia"/>
+          <w:rFonts w:hint="eastAsia" w:eastAsia="黑体"/>
           <w:b/>
           <w:bCs/>
         </w:rPr>
@@ -369,6 +424,7 @@
       </w:r>
       <w:r>
         <w:rPr>
+          <w:rFonts w:eastAsia="黑体"/>
           <w:b/>
           <w:bCs/>
         </w:rPr>
@@ -376,7 +432,7 @@
       </w:r>
       <w:r>
         <w:rPr>
-          <w:rFonts w:hint="eastAsia"/>
+          <w:rFonts w:hint="eastAsia" w:eastAsia="黑体"/>
           <w:b/>
           <w:bCs/>
         </w:rPr>
@@ -384,11 +440,14 @@
       </w:r>
       <w:r>
         <w:rPr>
-          <w:rFonts w:hint="eastAsia"/>
+          <w:rFonts w:hint="eastAsia" w:eastAsia="黑体"/>
         </w:rPr>
         <w:t xml:space="preserve">（比较器另一输入接阈值</w:t>
       </w:r>
       <w:r>
+        <w:rPr>
+          <w:rFonts w:eastAsia="黑体"/>
+        </w:rPr>
         <w:t xml:space="preserve"> </w:t>
       </w:r>
       <m:oMath>
@@ -410,13 +469,13 @@
       </m:oMath>
       <w:r>
         <w:rPr>
-          <w:rFonts w:hint="eastAsia"/>
+          <w:rFonts w:hint="eastAsia" w:eastAsia="黑体"/>
         </w:rPr>
         <w:t xml:space="preserve">）；</w:t>
       </w:r>
       <w:r>
         <w:rPr>
-          <w:rFonts w:hint="eastAsia"/>
+          <w:rFonts w:hint="eastAsia" w:eastAsia="黑体"/>
           <w:b/>
           <w:bCs/>
         </w:rPr>
@@ -424,6 +483,7 @@
       </w:r>
       <w:r>
         <w:rPr>
+          <w:rFonts w:eastAsia="黑体"/>
           <w:b/>
           <w:bCs/>
         </w:rPr>
@@ -431,7 +491,7 @@
       </w:r>
       <w:r>
         <w:rPr>
-          <w:rFonts w:hint="eastAsia"/>
+          <w:rFonts w:hint="eastAsia" w:eastAsia="黑体"/>
           <w:b/>
           <w:bCs/>
         </w:rPr>
@@ -439,16 +499,19 @@
       </w:r>
       <w:r>
         <w:rPr>
-          <w:rFonts w:hint="eastAsia"/>
+          <w:rFonts w:hint="eastAsia" w:eastAsia="黑体"/>
         </w:rPr>
         <w:t xml:space="preserve">（比较器</w:t>
       </w:r>
       <w:r>
+        <w:rPr>
+          <w:rFonts w:eastAsia="黑体"/>
+        </w:rPr>
         <w:t xml:space="preserve"> OUT </w:t>
       </w:r>
       <w:r>
         <w:rPr>
-          <w:rFonts w:hint="eastAsia"/>
+          <w:rFonts w:hint="eastAsia" w:eastAsia="黑体"/>
         </w:rPr>
         <w:t xml:space="preserve">经驱动接功率开关，开关主通道串于供电或负载回路）。</w:t>
       </w:r>
@@ -457,23 +520,27 @@
       <w:pPr/>
       <w:r>
         <w:rPr>
-          <w:rFonts w:hint="eastAsia"/>
+          <w:rFonts w:hint="eastAsia" w:eastAsia="黑体"/>
         </w:rPr>
         <w:t xml:space="preserve">各元件管脚连接：</w:t>
       </w:r>
       <w:r>
         <w:rPr>
+          <w:rFonts w:eastAsia="黑体"/>
           <w:b/>
           <w:bCs/>
         </w:rPr>
         <w:t xml:space="preserve">NTC</w:t>
       </w:r>
       <w:r>
+        <w:rPr>
+          <w:rFonts w:eastAsia="黑体"/>
+        </w:rPr>
         <w:t xml:space="preserve"> </w:t>
       </w:r>
       <w:r>
         <w:rPr>
-          <w:rFonts w:hint="eastAsia"/>
+          <w:rFonts w:hint="eastAsia" w:eastAsia="黑体"/>
         </w:rPr>
         <w:t xml:space="preserve">一端接节点①、另一端接节点②；</w:t>
       </w:r>
@@ -492,111 +559,144 @@
         </m:sSub>
       </m:oMath>
       <w:r>
+        <w:rPr>
+          <w:rFonts w:eastAsia="黑体"/>
+        </w:rPr>
         <w:t xml:space="preserve"> </w:t>
       </w:r>
       <w:r>
         <w:rPr>
-          <w:rFonts w:hint="eastAsia"/>
+          <w:rFonts w:hint="eastAsia" w:eastAsia="黑体"/>
         </w:rPr>
         <w:t xml:space="preserve">一端接节点②、另一端接节点③；</w:t>
       </w:r>
       <w:r>
         <w:rPr>
-          <w:rFonts w:hint="eastAsia"/>
+          <w:rFonts w:hint="eastAsia" w:eastAsia="黑体"/>
           <w:b/>
           <w:bCs/>
         </w:rPr>
         <w:t xml:space="preserve">比较器</w:t>
       </w:r>
       <w:r>
+        <w:rPr>
+          <w:rFonts w:eastAsia="黑体"/>
+        </w:rPr>
         <w:t xml:space="preserve"> </w:t>
       </w:r>
       <w:r>
         <w:rPr>
-          <w:rFonts w:hint="eastAsia"/>
+          <w:rFonts w:hint="eastAsia" w:eastAsia="黑体"/>
         </w:rPr>
         <w:t xml:space="preserve">IN+（检测输入）接节点②、IN−（阈值输入）接节点④、OUT</w:t>
       </w:r>
       <w:r>
+        <w:rPr>
+          <w:rFonts w:eastAsia="黑体"/>
+        </w:rPr>
         <w:t xml:space="preserve"> </w:t>
       </w:r>
       <w:r>
         <w:rPr>
-          <w:rFonts w:hint="eastAsia"/>
+          <w:rFonts w:hint="eastAsia" w:eastAsia="黑体"/>
         </w:rPr>
         <w:t xml:space="preserve">接节点⑤、电源脚与地脚接供电与节点③；</w:t>
       </w:r>
       <w:r>
         <w:rPr>
-          <w:rFonts w:hint="eastAsia"/>
+          <w:rFonts w:hint="eastAsia" w:eastAsia="黑体"/>
           <w:b/>
           <w:bCs/>
         </w:rPr>
         <w:t xml:space="preserve">功率开关</w:t>
       </w:r>
       <w:r>
+        <w:rPr>
+          <w:rFonts w:eastAsia="黑体"/>
+        </w:rPr>
         <w:t xml:space="preserve"> </w:t>
       </w:r>
       <w:r>
+        <w:rPr>
+          <w:rFonts w:eastAsia="黑体"/>
+        </w:rPr>
         <w:t xml:space="preserve">MOSFET </w:t>
       </w:r>
       <w:r>
         <w:rPr>
-          <w:rFonts w:hint="eastAsia"/>
+          <w:rFonts w:hint="eastAsia" w:eastAsia="黑体"/>
         </w:rPr>
         <w:t xml:space="preserve">的</w:t>
       </w:r>
       <w:r>
+        <w:rPr>
+          <w:rFonts w:eastAsia="黑体"/>
+        </w:rPr>
         <w:t xml:space="preserve"> </w:t>
       </w:r>
       <w:r>
         <w:rPr>
-          <w:rFonts w:hint="eastAsia"/>
+          <w:rFonts w:hint="eastAsia" w:eastAsia="黑体"/>
         </w:rPr>
         <w:t xml:space="preserve">G（或三极管</w:t>
       </w:r>
       <w:r>
+        <w:rPr>
+          <w:rFonts w:eastAsia="黑体"/>
+        </w:rPr>
         <w:t xml:space="preserve"> </w:t>
       </w:r>
       <w:r>
         <w:rPr>
-          <w:rFonts w:hint="eastAsia"/>
+          <w:rFonts w:hint="eastAsia" w:eastAsia="黑体"/>
         </w:rPr>
         <w:t xml:space="preserve">B）接节点⑤，D</w:t>
       </w:r>
       <w:r>
+        <w:rPr>
+          <w:rFonts w:eastAsia="黑体"/>
+        </w:rPr>
         <w:t xml:space="preserve"> </w:t>
       </w:r>
       <w:r>
         <w:rPr>
-          <w:rFonts w:hint="eastAsia"/>
+          <w:rFonts w:hint="eastAsia" w:eastAsia="黑体"/>
         </w:rPr>
         <w:t xml:space="preserve">与</w:t>
       </w:r>
       <w:r>
+        <w:rPr>
+          <w:rFonts w:eastAsia="黑体"/>
+        </w:rPr>
         <w:t xml:space="preserve"> </w:t>
       </w:r>
       <w:r>
         <w:rPr>
-          <w:rFonts w:hint="eastAsia"/>
+          <w:rFonts w:hint="eastAsia" w:eastAsia="黑体"/>
         </w:rPr>
         <w:t xml:space="preserve">S（或</w:t>
       </w:r>
       <w:r>
+        <w:rPr>
+          <w:rFonts w:eastAsia="黑体"/>
+        </w:rPr>
         <w:t xml:space="preserve"> C </w:t>
       </w:r>
       <w:r>
         <w:rPr>
-          <w:rFonts w:hint="eastAsia"/>
+          <w:rFonts w:hint="eastAsia" w:eastAsia="黑体"/>
         </w:rPr>
         <w:t xml:space="preserve">与</w:t>
       </w:r>
       <w:r>
+        <w:rPr>
+          <w:rFonts w:eastAsia="黑体"/>
+        </w:rPr>
         <w:t xml:space="preserve"> </w:t>
       </w:r>
       <w:r>
         <w:rPr>
-          <w:rFonts w:hint="eastAsia"/>
+          <w:rFonts w:hint="eastAsia" w:eastAsia="黑体"/>
         </w:rPr>
         <w:t xml:space="preserve">E）串于供电回路，控制负载通断。</w:t>
       </w:r>
@@ -605,16 +705,19 @@
       <w:pPr/>
       <w:r>
         <w:rPr>
-          <w:rFonts w:hint="eastAsia"/>
+          <w:rFonts w:hint="eastAsia" w:eastAsia="黑体"/>
         </w:rPr>
         <w:t xml:space="preserve">由此构成”NTC</w:t>
       </w:r>
       <w:r>
+        <w:rPr>
+          <w:rFonts w:eastAsia="黑体"/>
+        </w:rPr>
         <w:t xml:space="preserve"> </w:t>
       </w:r>
       <w:r>
         <w:rPr>
-          <w:rFonts w:hint="eastAsia"/>
+          <w:rFonts w:hint="eastAsia" w:eastAsia="黑体"/>
         </w:rPr>
         <w:t xml:space="preserve">分压测温、比较器与阈值比较、输出驱动功率开关关断”的过温关断保护组态，温度超过设定阈值时比较器翻转使功率开关断开、切断供电或负载，温度回落（或经滞回）后恢复供电。</w:t>
       </w:r>
@@ -627,7 +730,7 @@
       </w:pPr>
       <w:r>
         <w:rPr>
-          <w:rFonts w:hint="eastAsia"/>
+          <w:rFonts w:hint="eastAsia" w:eastAsia="黑体"/>
         </w:rPr>
         <w:t xml:space="preserve">工作原理</w:t>
       </w:r>
@@ -638,7 +741,7 @@
       </w:pPr>
       <w:r>
         <w:rPr>
-          <w:rFonts w:hint="eastAsia"/>
+          <w:rFonts w:hint="eastAsia" w:eastAsia="黑体"/>
         </w:rPr>
         <w:t xml:space="preserve">温度传感器输出电压随温度单调变化，送入比较器与基准阈值比较。正常时输出不触发，负载正常供电；当温度升高超过阈值，比较器翻转让功率开关断开，切断负载或降低功耗，温度回落后（或经滞回）再恢复，防止器件因过热损坏。</w:t>
       </w:r>
@@ -651,7 +754,7 @@
       </w:pPr>
       <w:r>
         <w:rPr>
-          <w:rFonts w:hint="eastAsia"/>
+          <w:rFonts w:hint="eastAsia" w:eastAsia="黑体"/>
         </w:rPr>
         <w:t xml:space="preserve">关键计算公式</w:t>
       </w:r>
@@ -665,16 +768,19 @@
       </w:pPr>
       <w:r>
         <w:rPr>
-          <w:rFonts w:hint="eastAsia"/>
+          <w:rFonts w:hint="eastAsia" w:eastAsia="黑体"/>
         </w:rPr>
         <w:t xml:space="preserve">温度检测电压（NTC</w:t>
       </w:r>
       <w:r>
+        <w:rPr>
+          <w:rFonts w:eastAsia="黑体"/>
+        </w:rPr>
         <w:t xml:space="preserve"> </w:t>
       </w:r>
       <w:r>
         <w:rPr>
-          <w:rFonts w:hint="eastAsia"/>
+          <w:rFonts w:hint="eastAsia" w:eastAsia="黑体"/>
         </w:rPr>
         <w:t xml:space="preserve">分压）：</w:t>
       </w:r>
@@ -806,7 +912,7 @@
       </w:pPr>
       <w:r>
         <w:rPr>
-          <w:rFonts w:hint="eastAsia"/>
+          <w:rFonts w:hint="eastAsia" w:eastAsia="黑体"/>
         </w:rPr>
         <w:t xml:space="preserve">比较器触发条件：</w:t>
       </w:r>
@@ -900,7 +1006,7 @@
       </w:pPr>
       <w:r>
         <w:rPr>
-          <w:rFonts w:hint="eastAsia"/>
+          <w:rFonts w:hint="eastAsia" w:eastAsia="黑体"/>
         </w:rPr>
         <w:t xml:space="preserve">滞回宽度的分压形式：</w:t>
       </w:r>
@@ -1084,7 +1190,7 @@
       </w:pPr>
       <w:r>
         <w:rPr>
-          <w:rFonts w:hint="eastAsia"/>
+          <w:rFonts w:hint="eastAsia" w:eastAsia="黑体"/>
         </w:rPr>
         <w:t xml:space="preserve">关断时负载电流：</w:t>
       </w:r>
@@ -1178,7 +1284,7 @@
             </w:pPr>
             <w:r>
               <w:rPr>
-                <w:rFonts w:hint="eastAsia"/>
+                <w:rFonts w:hint="eastAsia" w:eastAsia="黑体"/>
               </w:rPr>
               <w:t xml:space="preserve">符号</w:t>
             </w:r>
@@ -1192,7 +1298,7 @@
             </w:pPr>
             <w:r>
               <w:rPr>
-                <w:rFonts w:hint="eastAsia"/>
+                <w:rFonts w:hint="eastAsia" w:eastAsia="黑体"/>
               </w:rPr>
               <w:t xml:space="preserve">含义</w:t>
             </w:r>
@@ -1206,7 +1312,7 @@
             </w:pPr>
             <w:r>
               <w:rPr>
-                <w:rFonts w:hint="eastAsia"/>
+                <w:rFonts w:hint="eastAsia" w:eastAsia="黑体"/>
               </w:rPr>
               <w:t xml:space="preserve">单位</w:t>
             </w:r>
@@ -1247,6 +1353,9 @@
               </m:sSub>
             </m:oMath>
             <w:r>
+              <w:rPr>
+                <w:rFonts w:eastAsia="黑体"/>
+              </w:rPr>
               <w:t xml:space="preserve">​</w:t>
             </w:r>
           </w:p>
@@ -1259,7 +1368,7 @@
             </w:pPr>
             <w:r>
               <w:rPr>
-                <w:rFonts w:hint="eastAsia"/>
+                <w:rFonts w:hint="eastAsia" w:eastAsia="黑体"/>
               </w:rPr>
               <w:t xml:space="preserve">温度检测电压</w:t>
             </w:r>
@@ -1272,6 +1381,9 @@
               <w:pStyle w:val="Compact"/>
             </w:pPr>
             <w:r>
+              <w:rPr>
+                <w:rFonts w:eastAsia="黑体"/>
+              </w:rPr>
               <w:t xml:space="preserve">V</w:t>
             </w:r>
           </w:p>
@@ -1302,6 +1414,9 @@
               </m:sSub>
             </m:oMath>
             <w:r>
+              <w:rPr>
+                <w:rFonts w:eastAsia="黑体"/>
+              </w:rPr>
               <w:t xml:space="preserve">​</w:t>
             </w:r>
           </w:p>
@@ -1314,7 +1429,7 @@
             </w:pPr>
             <w:r>
               <w:rPr>
-                <w:rFonts w:hint="eastAsia"/>
+                <w:rFonts w:hint="eastAsia" w:eastAsia="黑体"/>
               </w:rPr>
               <w:t xml:space="preserve">关断阈值电压</w:t>
             </w:r>
@@ -1327,6 +1442,9 @@
               <w:pStyle w:val="Compact"/>
             </w:pPr>
             <w:r>
+              <w:rPr>
+                <w:rFonts w:eastAsia="黑体"/>
+              </w:rPr>
               <w:t xml:space="preserve">V</w:t>
             </w:r>
           </w:p>
@@ -1360,6 +1478,9 @@
               </m:sSub>
             </m:oMath>
             <w:r>
+              <w:rPr>
+                <w:rFonts w:eastAsia="黑体"/>
+              </w:rPr>
               <w:t xml:space="preserve">​</w:t>
             </w:r>
           </w:p>
@@ -1372,7 +1493,7 @@
             </w:pPr>
             <w:r>
               <w:rPr>
-                <w:rFonts w:hint="eastAsia"/>
+                <w:rFonts w:hint="eastAsia" w:eastAsia="黑体"/>
               </w:rPr>
               <w:t xml:space="preserve">基准电压</w:t>
             </w:r>
@@ -1385,6 +1506,9 @@
               <w:pStyle w:val="Compact"/>
             </w:pPr>
             <w:r>
+              <w:rPr>
+                <w:rFonts w:eastAsia="黑体"/>
+              </w:rPr>
               <w:t xml:space="preserve">V</w:t>
             </w:r>
           </w:p>
@@ -1418,6 +1542,9 @@
               </m:sSub>
             </m:oMath>
             <w:r>
+              <w:rPr>
+                <w:rFonts w:eastAsia="黑体"/>
+              </w:rPr>
               <w:t xml:space="preserve">​</w:t>
             </w:r>
           </w:p>
@@ -1429,11 +1556,14 @@
               <w:pStyle w:val="Compact"/>
             </w:pPr>
             <w:r>
+              <w:rPr>
+                <w:rFonts w:eastAsia="黑体"/>
+              </w:rPr>
               <w:t xml:space="preserve">NTC </w:t>
             </w:r>
             <w:r>
               <w:rPr>
-                <w:rFonts w:hint="eastAsia"/>
+                <w:rFonts w:hint="eastAsia" w:eastAsia="黑体"/>
               </w:rPr>
               <w:t xml:space="preserve">阻值</w:t>
             </w:r>
@@ -1446,6 +1576,9 @@
               <w:pStyle w:val="Compact"/>
             </w:pPr>
             <w:r>
+              <w:rPr>
+                <w:rFonts w:eastAsia="黑体"/>
+              </w:rPr>
               <w:t xml:space="preserve">Ω</w:t>
             </w:r>
           </w:p>
@@ -1479,6 +1612,9 @@
               </m:sSub>
             </m:oMath>
             <w:r>
+              <w:rPr>
+                <w:rFonts w:eastAsia="黑体"/>
+              </w:rPr>
               <w:t xml:space="preserve">​</w:t>
             </w:r>
           </w:p>
@@ -1491,7 +1627,7 @@
             </w:pPr>
             <w:r>
               <w:rPr>
-                <w:rFonts w:hint="eastAsia"/>
+                <w:rFonts w:hint="eastAsia" w:eastAsia="黑体"/>
               </w:rPr>
               <w:t xml:space="preserve">滞回宽度</w:t>
             </w:r>
@@ -1504,6 +1640,9 @@
               <w:pStyle w:val="Compact"/>
             </w:pPr>
             <w:r>
+              <w:rPr>
+                <w:rFonts w:eastAsia="黑体"/>
+              </w:rPr>
               <w:t xml:space="preserve">V</w:t>
             </w:r>
           </w:p>
@@ -1555,6 +1694,9 @@
               </m:sSub>
             </m:oMath>
             <w:r>
+              <w:rPr>
+                <w:rFonts w:eastAsia="黑体"/>
+              </w:rPr>
               <w:t xml:space="preserve">​</w:t>
             </w:r>
           </w:p>
@@ -1567,7 +1709,7 @@
             </w:pPr>
             <w:r>
               <w:rPr>
-                <w:rFonts w:hint="eastAsia"/>
+                <w:rFonts w:hint="eastAsia" w:eastAsia="黑体"/>
               </w:rPr>
               <w:t xml:space="preserve">关断后负载电流</w:t>
             </w:r>
@@ -1580,6 +1722,9 @@
               <w:pStyle w:val="Compact"/>
             </w:pPr>
             <w:r>
+              <w:rPr>
+                <w:rFonts w:eastAsia="黑体"/>
+              </w:rPr>
               <w:t xml:space="preserve">A</w:t>
             </w:r>
           </w:p>
@@ -1594,7 +1739,7 @@
       </w:pPr>
       <w:r>
         <w:rPr>
-          <w:rFonts w:hint="eastAsia"/>
+          <w:rFonts w:hint="eastAsia" w:eastAsia="黑体"/>
         </w:rPr>
         <w:t xml:space="preserve">元件调整影响</w:t>
       </w:r>
@@ -1609,7 +1754,7 @@
       </w:pPr>
       <w:r>
         <w:rPr>
-          <w:rFonts w:hint="eastAsia"/>
+          <w:rFonts w:hint="eastAsia" w:eastAsia="黑体"/>
           <w:b/>
           <w:bCs/>
         </w:rPr>
@@ -1617,6 +1762,7 @@
       </w:r>
       <w:r>
         <w:rPr>
+          <w:rFonts w:eastAsia="黑体"/>
           <w:b/>
           <w:bCs/>
         </w:rPr>
@@ -1641,21 +1787,27 @@
       </m:oMath>
       <w:r>
         <w:rPr>
-          <w:rFonts w:hint="eastAsia"/>
+          <w:rFonts w:hint="eastAsia" w:eastAsia="黑体"/>
           <w:b/>
           <w:bCs/>
         </w:rPr>
         <w:t xml:space="preserve">（分压值）调高</w:t>
       </w:r>
       <w:r>
+        <w:rPr>
+          <w:rFonts w:eastAsia="黑体"/>
+        </w:rPr>
         <w:t xml:space="preserve"> </w:t>
       </w:r>
       <w:r>
+        <w:rPr>
+          <w:rFonts w:eastAsia="黑体"/>
+        </w:rPr>
         <w:t xml:space="preserve">→ </w:t>
       </w:r>
       <w:r>
         <w:rPr>
-          <w:rFonts w:hint="eastAsia"/>
+          <w:rFonts w:hint="eastAsia" w:eastAsia="黑体"/>
         </w:rPr>
         <w:t xml:space="preserve">关断温度点升高，保护动作延后，风险增大。</w:t>
       </w:r>
@@ -1670,21 +1822,27 @@
       </w:pPr>
       <w:r>
         <w:rPr>
-          <w:rFonts w:hint="eastAsia"/>
+          <w:rFonts w:hint="eastAsia" w:eastAsia="黑体"/>
           <w:b/>
           <w:bCs/>
         </w:rPr>
         <w:t xml:space="preserve">阈值调低</w:t>
       </w:r>
       <w:r>
+        <w:rPr>
+          <w:rFonts w:eastAsia="黑体"/>
+        </w:rPr>
         <w:t xml:space="preserve"> </w:t>
       </w:r>
       <w:r>
+        <w:rPr>
+          <w:rFonts w:eastAsia="黑体"/>
+        </w:rPr>
         <w:t xml:space="preserve">→ </w:t>
       </w:r>
       <w:r>
         <w:rPr>
-          <w:rFonts w:hint="eastAsia"/>
+          <w:rFonts w:hint="eastAsia" w:eastAsia="黑体"/>
         </w:rPr>
         <w:t xml:space="preserve">关断温度点降低，保护更早但可能误动作。</w:t>
       </w:r>
@@ -1699,7 +1857,7 @@
       </w:pPr>
       <w:r>
         <w:rPr>
-          <w:rFonts w:hint="eastAsia"/>
+          <w:rFonts w:hint="eastAsia" w:eastAsia="黑体"/>
           <w:b/>
           <w:bCs/>
         </w:rPr>
@@ -1707,6 +1865,7 @@
       </w:r>
       <w:r>
         <w:rPr>
+          <w:rFonts w:eastAsia="黑体"/>
           <w:b/>
           <w:bCs/>
         </w:rPr>
@@ -1734,6 +1893,7 @@
       </m:oMath>
       <w:r>
         <w:rPr>
+          <w:rFonts w:eastAsia="黑体"/>
           <w:b/>
           <w:bCs/>
         </w:rPr>
@@ -1741,21 +1901,27 @@
       </w:r>
       <w:r>
         <w:rPr>
-          <w:rFonts w:hint="eastAsia"/>
+          <w:rFonts w:hint="eastAsia" w:eastAsia="黑体"/>
           <w:b/>
           <w:bCs/>
         </w:rPr>
         <w:t xml:space="preserve">增大</w:t>
       </w:r>
       <w:r>
+        <w:rPr>
+          <w:rFonts w:eastAsia="黑体"/>
+        </w:rPr>
         <w:t xml:space="preserve"> </w:t>
       </w:r>
       <w:r>
+        <w:rPr>
+          <w:rFonts w:eastAsia="黑体"/>
+        </w:rPr>
         <w:t xml:space="preserve">→ </w:t>
       </w:r>
       <w:r>
         <w:rPr>
-          <w:rFonts w:hint="eastAsia"/>
+          <w:rFonts w:hint="eastAsia" w:eastAsia="黑体"/>
         </w:rPr>
         <w:t xml:space="preserve">滞回区间变宽，恢复温度远离关断温度，避免频繁切换。</w:t>
       </w:r>
@@ -1770,21 +1936,27 @@
       </w:pPr>
       <w:r>
         <w:rPr>
-          <w:rFonts w:hint="eastAsia"/>
+          <w:rFonts w:hint="eastAsia" w:eastAsia="黑体"/>
           <w:b/>
           <w:bCs/>
         </w:rPr>
         <w:t xml:space="preserve">滞回电阻减小</w:t>
       </w:r>
       <w:r>
+        <w:rPr>
+          <w:rFonts w:eastAsia="黑体"/>
+        </w:rPr>
         <w:t xml:space="preserve"> </w:t>
       </w:r>
       <w:r>
+        <w:rPr>
+          <w:rFonts w:eastAsia="黑体"/>
+        </w:rPr>
         <w:t xml:space="preserve">→ </w:t>
       </w:r>
       <w:r>
         <w:rPr>
-          <w:rFonts w:hint="eastAsia"/>
+          <w:rFonts w:hint="eastAsia" w:eastAsia="黑体"/>
         </w:rPr>
         <w:t xml:space="preserve">滞回变窄，在阈值附近可能反复通断（抖动）。</w:t>
       </w:r>
@@ -1799,7 +1971,7 @@
       </w:pPr>
       <w:r>
         <w:rPr>
-          <w:rFonts w:hint="eastAsia"/>
+          <w:rFonts w:hint="eastAsia" w:eastAsia="黑体"/>
           <w:b/>
           <w:bCs/>
         </w:rPr>
@@ -1807,6 +1979,7 @@
       </w:r>
       <w:r>
         <w:rPr>
+          <w:rFonts w:eastAsia="黑体"/>
           <w:b/>
           <w:bCs/>
         </w:rPr>
@@ -1814,21 +1987,27 @@
       </w:r>
       <w:r>
         <w:rPr>
-          <w:rFonts w:hint="eastAsia"/>
+          <w:rFonts w:hint="eastAsia" w:eastAsia="黑体"/>
           <w:b/>
           <w:bCs/>
         </w:rPr>
         <w:t xml:space="preserve">散热差</w:t>
       </w:r>
       <w:r>
+        <w:rPr>
+          <w:rFonts w:eastAsia="黑体"/>
+        </w:rPr>
         <w:t xml:space="preserve"> </w:t>
       </w:r>
       <w:r>
+        <w:rPr>
+          <w:rFonts w:eastAsia="黑体"/>
+        </w:rPr>
         <w:t xml:space="preserve">→ </w:t>
       </w:r>
       <w:r>
         <w:rPr>
-          <w:rFonts w:hint="eastAsia"/>
+          <w:rFonts w:hint="eastAsia" w:eastAsia="黑体"/>
         </w:rPr>
         <w:t xml:space="preserve">关断后器件自身仍发热，需保证散热路径。</w:t>
       </w:r>
@@ -1841,7 +2020,7 @@
       </w:pPr>
       <w:r>
         <w:rPr>
-          <w:rFonts w:hint="eastAsia"/>
+          <w:rFonts w:hint="eastAsia" w:eastAsia="黑体"/>
         </w:rPr>
         <w:t xml:space="preserve">典型参数示例</w:t>
       </w:r>
@@ -1856,11 +2035,14 @@
       </w:pPr>
       <w:r>
         <w:rPr>
-          <w:rFonts w:hint="eastAsia"/>
+          <w:rFonts w:hint="eastAsia" w:eastAsia="黑体"/>
         </w:rPr>
         <w:t xml:space="preserve">取</w:t>
       </w:r>
       <w:r>
+        <w:rPr>
+          <w:rFonts w:eastAsia="黑体"/>
+        </w:rPr>
         <w:t xml:space="preserve"> </w:t>
       </w:r>
       <m:oMath>
@@ -1903,6 +2085,9 @@
         </m:r>
       </m:oMath>
       <w:r>
+        <w:rPr>
+          <w:rFonts w:eastAsia="黑体"/>
+        </w:rPr>
         <w:t xml:space="preserve">、</w:t>
       </w:r>
       <m:oMath>
@@ -1939,11 +2124,14 @@
         </m:r>
       </m:oMath>
       <w:r>
+        <w:rPr>
+          <w:rFonts w:eastAsia="黑体"/>
+        </w:rPr>
         <w:t xml:space="preserve">、NTC 10 kΩ@25 </w:t>
       </w:r>
       <w:r>
         <w:rPr>
-          <w:rFonts w:hint="eastAsia"/>
+          <w:rFonts w:hint="eastAsia" w:eastAsia="黑体"/>
         </w:rPr>
         <w:t xml:space="preserve">℃（</w:t>
       </w:r>
@@ -1963,11 +2151,14 @@
       </m:oMath>
       <w:r>
         <w:rPr>
-          <w:rFonts w:hint="eastAsia"/>
+          <w:rFonts w:hint="eastAsia" w:eastAsia="黑体"/>
         </w:rPr>
         <w:t xml:space="preserve">），阈值</w:t>
       </w:r>
       <w:r>
+        <w:rPr>
+          <w:rFonts w:eastAsia="黑体"/>
+        </w:rPr>
         <w:t xml:space="preserve"> </w:t>
       </w:r>
       <m:oMath>
@@ -2008,7 +2199,7 @@
       </m:oMath>
       <w:r>
         <w:rPr>
-          <w:rFonts w:hint="eastAsia"/>
+          <w:rFonts w:hint="eastAsia" w:eastAsia="黑体"/>
         </w:rPr>
         <w:t xml:space="preserve">：对应</w:t>
       </w:r>
@@ -2119,16 +2310,19 @@
       </w:pPr>
       <w:r>
         <w:rPr>
-          <w:rFonts w:hint="eastAsia"/>
+          <w:rFonts w:hint="eastAsia" w:eastAsia="黑体"/>
         </w:rPr>
         <w:t xml:space="preserve">，由</w:t>
       </w:r>
       <w:r>
+        <w:rPr>
+          <w:rFonts w:eastAsia="黑体"/>
+        </w:rPr>
         <w:t xml:space="preserve"> B </w:t>
       </w:r>
       <w:r>
         <w:rPr>
-          <w:rFonts w:hint="eastAsia"/>
+          <w:rFonts w:hint="eastAsia" w:eastAsia="黑体"/>
         </w:rPr>
         <w:t xml:space="preserve">参数（</w:t>
       </w:r>
@@ -2148,7 +2342,7 @@
       </m:oMath>
       <w:r>
         <w:rPr>
-          <w:rFonts w:hint="eastAsia"/>
+          <w:rFonts w:hint="eastAsia" w:eastAsia="黑体"/>
         </w:rPr>
         <w:t xml:space="preserve">）反推触发温度：</w:t>
       </w:r>
@@ -2226,6 +2420,9 @@
         </w:numPr>
       </w:pPr>
       <w:r>
+        <w:rPr>
+          <w:rFonts w:eastAsia="黑体"/>
+        </w:rPr>
         <w:t xml:space="preserve">。</w:t>
       </w:r>
     </w:p>
@@ -2239,11 +2436,14 @@
       </w:pPr>
       <w:r>
         <w:rPr>
-          <w:rFonts w:hint="eastAsia"/>
+          <w:rFonts w:hint="eastAsia" w:eastAsia="黑体"/>
         </w:rPr>
         <w:t xml:space="preserve">增设滞回：取</w:t>
       </w:r>
       <w:r>
+        <w:rPr>
+          <w:rFonts w:eastAsia="黑体"/>
+        </w:rPr>
         <w:t xml:space="preserve"> </w:t>
       </w:r>
       <m:oMath>
@@ -2286,6 +2486,9 @@
         </m:r>
       </m:oMath>
       <w:r>
+        <w:rPr>
+          <w:rFonts w:eastAsia="黑体"/>
+        </w:rPr>
         <w:t xml:space="preserve">、</w:t>
       </w:r>
       <m:oMath>
@@ -2325,6 +2528,9 @@
         </m:r>
       </m:oMath>
       <w:r>
+        <w:rPr>
+          <w:rFonts w:eastAsia="黑体"/>
+        </w:rPr>
         <w:t xml:space="preserve">、</w:t>
       </w:r>
       <m:oMath>
@@ -2380,11 +2586,14 @@
       </m:oMath>
       <w:r>
         <w:rPr>
-          <w:rFonts w:hint="eastAsia"/>
+          <w:rFonts w:hint="eastAsia" w:eastAsia="黑体"/>
         </w:rPr>
         <w:t xml:space="preserve">，得</w:t>
       </w:r>
       <w:r>
+        <w:rPr>
+          <w:rFonts w:eastAsia="黑体"/>
+        </w:rPr>
         <w:t xml:space="preserve"> </w:t>
       </w:r>
       <m:oMath>
@@ -2476,7 +2685,7 @@
       </m:oMath>
       <w:r>
         <w:rPr>
-          <w:rFonts w:hint="eastAsia"/>
+          <w:rFonts w:hint="eastAsia" w:eastAsia="黑体"/>
         </w:rPr>
         <w:t xml:space="preserve">（用于设定较大回差时需按实际分压网络重新计算）。</w:t>
       </w:r>
@@ -2489,7 +2698,7 @@
       </w:pPr>
       <w:r>
         <w:rPr>
-          <w:rFonts w:hint="eastAsia"/>
+          <w:rFonts w:hint="eastAsia" w:eastAsia="黑体"/>
         </w:rPr>
         <w:t xml:space="preserve">常见器件型号</w:t>
       </w:r>
@@ -2504,20 +2713,26 @@
       </w:pPr>
       <w:r>
         <w:rPr>
-          <w:rFonts w:hint="eastAsia"/>
+          <w:rFonts w:hint="eastAsia" w:eastAsia="黑体"/>
         </w:rPr>
         <w:t xml:space="preserve">集成温度开关：TI</w:t>
       </w:r>
       <w:r>
+        <w:rPr>
+          <w:rFonts w:eastAsia="黑体"/>
+        </w:rPr>
         <w:t xml:space="preserve"> </w:t>
       </w:r>
       <w:r>
         <w:rPr>
-          <w:rFonts w:hint="eastAsia"/>
+          <w:rFonts w:hint="eastAsia" w:eastAsia="黑体"/>
         </w:rPr>
         <w:t xml:space="preserve">TMP709（可编程温度开关）、Microchip</w:t>
       </w:r>
       <w:r>
+        <w:rPr>
+          <w:rFonts w:eastAsia="黑体"/>
+        </w:rPr>
         <w:t xml:space="preserve"> MCP9501。</w:t>
       </w:r>
     </w:p>
@@ -2531,7 +2746,7 @@
       </w:pPr>
       <w:r>
         <w:rPr>
-          <w:rFonts w:hint="eastAsia"/>
+          <w:rFonts w:hint="eastAsia" w:eastAsia="黑体"/>
         </w:rPr>
         <w:t xml:space="preserve">比较器：LM393、LM339、TLV3201。</w:t>
       </w:r>
@@ -2546,34 +2761,43 @@
       </w:pPr>
       <w:r>
         <w:rPr>
-          <w:rFonts w:hint="eastAsia"/>
+          <w:rFonts w:hint="eastAsia" w:eastAsia="黑体"/>
         </w:rPr>
         <w:t xml:space="preserve">热敏电阻：NTC</w:t>
       </w:r>
       <w:r>
+        <w:rPr>
+          <w:rFonts w:eastAsia="黑体"/>
+        </w:rPr>
         <w:t xml:space="preserve"> 10 </w:t>
       </w:r>
       <w:r>
         <w:rPr>
-          <w:rFonts w:hint="eastAsia"/>
+          <w:rFonts w:hint="eastAsia" w:eastAsia="黑体"/>
         </w:rPr>
         <w:t xml:space="preserve">kΩ（Vishay</w:t>
       </w:r>
       <w:r>
+        <w:rPr>
+          <w:rFonts w:eastAsia="黑体"/>
+        </w:rPr>
         <w:t xml:space="preserve"> / </w:t>
       </w:r>
       <w:r>
         <w:rPr>
-          <w:rFonts w:hint="eastAsia"/>
+          <w:rFonts w:hint="eastAsia" w:eastAsia="黑体"/>
         </w:rPr>
         <w:t xml:space="preserve">村田</w:t>
       </w:r>
       <w:r>
+        <w:rPr>
+          <w:rFonts w:eastAsia="黑体"/>
+        </w:rPr>
         <w:t xml:space="preserve"> NCP </w:t>
       </w:r>
       <w:r>
         <w:rPr>
-          <w:rFonts w:hint="eastAsia"/>
+          <w:rFonts w:hint="eastAsia" w:eastAsia="黑体"/>
         </w:rPr>
         <w:t xml:space="preserve">系列）。</w:t>
       </w:r>
@@ -2588,34 +2812,43 @@
       </w:pPr>
       <w:r>
         <w:rPr>
-          <w:rFonts w:hint="eastAsia"/>
+          <w:rFonts w:hint="eastAsia" w:eastAsia="黑体"/>
         </w:rPr>
         <w:t xml:space="preserve">功率开关：N</w:t>
       </w:r>
       <w:r>
+        <w:rPr>
+          <w:rFonts w:eastAsia="黑体"/>
+        </w:rPr>
         <w:t xml:space="preserve"> </w:t>
       </w:r>
       <w:r>
         <w:rPr>
-          <w:rFonts w:hint="eastAsia"/>
+          <w:rFonts w:hint="eastAsia" w:eastAsia="黑体"/>
         </w:rPr>
         <w:t xml:space="preserve">沟道</w:t>
       </w:r>
       <w:r>
+        <w:rPr>
+          <w:rFonts w:eastAsia="黑体"/>
+        </w:rPr>
         <w:t xml:space="preserve"> </w:t>
       </w:r>
       <w:r>
         <w:rPr>
-          <w:rFonts w:hint="eastAsia"/>
+          <w:rFonts w:hint="eastAsia" w:eastAsia="黑体"/>
         </w:rPr>
         <w:t xml:space="preserve">MOSFET（如</w:t>
       </w:r>
       <w:r>
+        <w:rPr>
+          <w:rFonts w:eastAsia="黑体"/>
+        </w:rPr>
         <w:t xml:space="preserve"> </w:t>
       </w:r>
       <w:r>
         <w:rPr>
-          <w:rFonts w:hint="eastAsia"/>
+          <w:rFonts w:hint="eastAsia" w:eastAsia="黑体"/>
         </w:rPr>
         <w:t xml:space="preserve">IRFZ44N、AO3400）。</w:t>
       </w:r>
@@ -2628,7 +2861,7 @@
       </w:pPr>
       <w:r>
         <w:rPr>
-          <w:rFonts w:hint="eastAsia"/>
+          <w:rFonts w:hint="eastAsia" w:eastAsia="黑体"/>
         </w:rPr>
         <w:t xml:space="preserve">注意事项</w:t>
       </w:r>
@@ -2643,11 +2876,14 @@
       </w:pPr>
       <w:r>
         <w:rPr>
-          <w:rFonts w:hint="eastAsia"/>
+          <w:rFonts w:hint="eastAsia" w:eastAsia="黑体"/>
         </w:rPr>
         <w:t xml:space="preserve">必须设置滞回，否则在关断温度附近负载会频繁通断、产生振荡与</w:t>
       </w:r>
       <w:r>
+        <w:rPr>
+          <w:rFonts w:eastAsia="黑体"/>
+        </w:rPr>
         <w:t xml:space="preserve"> EMI。</w:t>
       </w:r>
     </w:p>
@@ -2661,16 +2897,19 @@
       </w:pPr>
       <w:r>
         <w:rPr>
-          <w:rFonts w:hint="eastAsia"/>
+          <w:rFonts w:hint="eastAsia" w:eastAsia="黑体"/>
         </w:rPr>
         <w:t xml:space="preserve">温度传感器要贴近发热源（功率管</w:t>
       </w:r>
       <w:r>
+        <w:rPr>
+          <w:rFonts w:eastAsia="黑体"/>
+        </w:rPr>
         <w:t xml:space="preserve"> / </w:t>
       </w:r>
       <w:r>
         <w:rPr>
-          <w:rFonts w:hint="eastAsia"/>
+          <w:rFonts w:hint="eastAsia" w:eastAsia="黑体"/>
         </w:rPr>
         <w:t xml:space="preserve">变压器），否则响应迟钝、保护延迟。</w:t>
       </w:r>
@@ -2685,7 +2924,7 @@
       </w:pPr>
       <w:r>
         <w:rPr>
-          <w:rFonts w:hint="eastAsia"/>
+          <w:rFonts w:hint="eastAsia" w:eastAsia="黑体"/>
         </w:rPr>
         <w:t xml:space="preserve">关断后若传感器继续升温，应设计锁定（自动恢复或手动复位）逻辑。</w:t>
       </w:r>
@@ -2700,7 +2939,7 @@
       </w:pPr>
       <w:r>
         <w:rPr>
-          <w:rFonts w:hint="eastAsia"/>
+          <w:rFonts w:hint="eastAsia" w:eastAsia="黑体"/>
         </w:rPr>
         <w:t xml:space="preserve">比较器输入端加一致性滤波，抑制开关噪声引起的误触发。</w:t>
       </w:r>
@@ -2713,7 +2952,7 @@
       </w:pPr>
       <w:r>
         <w:rPr>
-          <w:rFonts w:hint="eastAsia"/>
+          <w:rFonts w:hint="eastAsia" w:eastAsia="黑体"/>
         </w:rPr>
         <w:t xml:space="preserve">参考资料</w:t>
       </w:r>
@@ -2727,20 +2966,26 @@
         </w:numPr>
       </w:pPr>
       <w:r>
+        <w:rPr>
+          <w:rFonts w:eastAsia="黑体"/>
+        </w:rPr>
         <w:t xml:space="preserve">TI </w:t>
       </w:r>
       <w:r>
         <w:rPr>
-          <w:rFonts w:hint="eastAsia"/>
+          <w:rFonts w:hint="eastAsia" w:eastAsia="黑体"/>
         </w:rPr>
         <w:t xml:space="preserve">官网：TMP709</w:t>
       </w:r>
       <w:r>
+        <w:rPr>
+          <w:rFonts w:eastAsia="黑体"/>
+        </w:rPr>
         <w:t xml:space="preserve"> </w:t>
       </w:r>
       <w:r>
         <w:rPr>
-          <w:rFonts w:hint="eastAsia"/>
+          <w:rFonts w:hint="eastAsia" w:eastAsia="黑体"/>
         </w:rPr>
         <w:t xml:space="preserve">可编程温度开关数据手册。</w:t>
       </w:r>
@@ -2754,20 +2999,26 @@
         </w:numPr>
       </w:pPr>
       <w:r>
+        <w:rPr>
+          <w:rFonts w:eastAsia="黑体"/>
+        </w:rPr>
         <w:t xml:space="preserve">Microchip </w:t>
       </w:r>
       <w:r>
         <w:rPr>
-          <w:rFonts w:hint="eastAsia"/>
+          <w:rFonts w:hint="eastAsia" w:eastAsia="黑体"/>
         </w:rPr>
         <w:t xml:space="preserve">官网：MCP9501</w:t>
       </w:r>
       <w:r>
+        <w:rPr>
+          <w:rFonts w:eastAsia="黑体"/>
+        </w:rPr>
         <w:t xml:space="preserve"> </w:t>
       </w:r>
       <w:r>
         <w:rPr>
-          <w:rFonts w:hint="eastAsia"/>
+          <w:rFonts w:hint="eastAsia" w:eastAsia="黑体"/>
         </w:rPr>
         <w:t xml:space="preserve">温度开关数据手册。</w:t>
       </w:r>
@@ -2781,6 +3032,9 @@
         </w:numPr>
       </w:pPr>
       <w:r>
+        <w:rPr>
+          <w:rFonts w:eastAsia="黑体"/>
+        </w:rPr>
         <w:t xml:space="preserve">Wikipedia: Thermal cutoff。</w:t>
       </w:r>
     </w:p>
@@ -2793,11 +3047,11 @@
       </w:pPr>
       <w:r>
         <w:rPr>
-          <w:rFonts w:ascii="Times New Roman" w:hAnsi="Times New Roman"/>
+          <w:rFonts w:ascii="Times New Roman" w:hAnsi="Times New Roman" w:eastAsia="黑体"/>
           <w:color w:val="555555"/>
           <w:sz w:val="21"/>
         </w:rPr>
-        <w:t>材料收集者：杜文杰</w:t>
+        <w:t>材料收集者：杜文杰，WX手机：19519196569，QQ:3478827729</w:t>
       </w:r>
     </w:p>
     <w:sectPr>
@@ -2817,7 +3071,7 @@
 </file>
 
 <file path=word/footer1.xml><?xml version="1.0" encoding="utf-8"?>
-<w:ftr xmlns:m="http://schemas.openxmlformats.org/officeDocument/2006/math" xmlns:mc="http://schemas.openxmlformats.org/markup-compatibility/2006" xmlns:mo="http://schemas.microsoft.com/office/mac/office/2008/main" xmlns:mv="urn:schemas-microsoft-com:mac:vml" xmlns:o="urn:schemas-microsoft-com:office:office" xmlns:r="http://schemas.openxmlformats.org/officeDocument/2006/relationships" xmlns:v="urn:schemas-microsoft-com:vml" xmlns:w10="urn:schemas-microsoft-com:office:word" xmlns:w14="http://schemas.microsoft.com/office/word/2010/wordml" xmlns:w="http://schemas.openxmlformats.org/wordprocessingml/2006/main" xmlns:wne="http://schemas.microsoft.com/office/word/2006/wordml" xmlns:wp14="http://schemas.microsoft.com/office/word/2010/wordprocessingDrawing" xmlns:wp="http://schemas.openxmlformats.org/drawingml/2006/wordprocessingDrawing" xmlns:wpc="http://schemas.microsoft.com/office/word/2010/wordprocessingCanvas" xmlns:wpg="http://schemas.microsoft.com/office/word/2010/wordprocessingGroup" xmlns:wpi="http://schemas.microsoft.com/office/word/2010/wordprocessingInk" xmlns:wps="http://schemas.microsoft.com/office/word/2010/wordprocessingShape" mc:Ignorable="w14 wp14">
+<w:ftr xmlns:mc="http://schemas.openxmlformats.org/markup-compatibility/2006" xmlns:w="http://schemas.openxmlformats.org/wordprocessingml/2006/main" xmlns:m="http://schemas.openxmlformats.org/officeDocument/2006/math" xmlns:mo="http://schemas.microsoft.com/office/mac/office/2008/main" xmlns:mv="urn:schemas-microsoft-com:mac:vml" xmlns:o="urn:schemas-microsoft-com:office:office" xmlns:r="http://schemas.openxmlformats.org/officeDocument/2006/relationships" xmlns:v="urn:schemas-microsoft-com:vml" xmlns:w10="urn:schemas-microsoft-com:office:word" xmlns:w14="http://schemas.microsoft.com/office/word/2010/wordml" xmlns:wne="http://schemas.microsoft.com/office/word/2006/wordml" xmlns:wp14="http://schemas.microsoft.com/office/word/2010/wordprocessingDrawing" xmlns:wp="http://schemas.openxmlformats.org/drawingml/2006/wordprocessingDrawing" xmlns:wpc="http://schemas.microsoft.com/office/word/2010/wordprocessingCanvas" xmlns:wpg="http://schemas.microsoft.com/office/word/2010/wordprocessingGroup" xmlns:wpi="http://schemas.microsoft.com/office/word/2010/wordprocessingInk" xmlns:wps="http://schemas.microsoft.com/office/word/2010/wordprocessingShape" mc:Ignorable="w14 wp14">
   <w:p>
     <w:pPr>
       <w:pStyle w:val="Footer"/>
@@ -2825,12 +3079,14 @@
     </w:pPr>
     <w:r>
       <w:rPr>
+        <w:rFonts w:eastAsia="黑体"/>
         <w:sz w:val="18"/>
       </w:rPr>
       <w:t xml:space="preserve">第 </w:t>
     </w:r>
     <w:r>
       <w:rPr>
+        <w:rFonts w:eastAsia="黑体"/>
         <w:sz w:val="18"/>
       </w:rPr>
       <w:fldChar w:fldCharType="begin"/>
@@ -2839,6 +3095,7 @@
     </w:r>
     <w:r>
       <w:rPr>
+        <w:rFonts w:eastAsia="黑体"/>
         <w:sz w:val="18"/>
       </w:rPr>
       <w:t xml:space="preserve"> 页</w:t>
@@ -2852,6 +3109,9 @@
   <w:footnote w:type="continuationSeparator" w:id="0">
     <w:p>
       <w:r>
+        <w:rPr>
+          <w:rFonts w:eastAsia="黑体"/>
+        </w:rPr>
         <w:continuationSeparator/>
       </w:r>
     </w:p>
@@ -2859,6 +3119,9 @@
   <w:footnote w:type="separator" w:id="-1">
     <w:p>
       <w:r>
+        <w:rPr>
+          <w:rFonts w:eastAsia="黑体"/>
+        </w:rPr>
         <w:separator/>
       </w:r>
     </w:p>
@@ -2867,7 +3130,7 @@
 </file>
 
 <file path=word/header1.xml><?xml version="1.0" encoding="utf-8"?>
-<w:hdr xmlns:m="http://schemas.openxmlformats.org/officeDocument/2006/math" xmlns:mc="http://schemas.openxmlformats.org/markup-compatibility/2006" xmlns:mo="http://schemas.microsoft.com/office/mac/office/2008/main" xmlns:mv="urn:schemas-microsoft-com:mac:vml" xmlns:o="urn:schemas-microsoft-com:office:office" xmlns:r="http://schemas.openxmlformats.org/officeDocument/2006/relationships" xmlns:v="urn:schemas-microsoft-com:vml" xmlns:w10="urn:schemas-microsoft-com:office:word" xmlns:w14="http://schemas.microsoft.com/office/word/2010/wordml" xmlns:w="http://schemas.openxmlformats.org/wordprocessingml/2006/main" xmlns:wne="http://schemas.microsoft.com/office/word/2006/wordml" xmlns:wp14="http://schemas.microsoft.com/office/word/2010/wordprocessingDrawing" xmlns:wp="http://schemas.openxmlformats.org/drawingml/2006/wordprocessingDrawing" xmlns:wpc="http://schemas.microsoft.com/office/word/2010/wordprocessingCanvas" xmlns:wpg="http://schemas.microsoft.com/office/word/2010/wordprocessingGroup" xmlns:wpi="http://schemas.microsoft.com/office/word/2010/wordprocessingInk" xmlns:wps="http://schemas.microsoft.com/office/word/2010/wordprocessingShape" mc:Ignorable="w14 wp14">
+<w:hdr xmlns:mc="http://schemas.openxmlformats.org/markup-compatibility/2006" xmlns:w="http://schemas.openxmlformats.org/wordprocessingml/2006/main" xmlns:m="http://schemas.openxmlformats.org/officeDocument/2006/math" xmlns:mo="http://schemas.microsoft.com/office/mac/office/2008/main" xmlns:mv="urn:schemas-microsoft-com:mac:vml" xmlns:o="urn:schemas-microsoft-com:office:office" xmlns:r="http://schemas.openxmlformats.org/officeDocument/2006/relationships" xmlns:v="urn:schemas-microsoft-com:vml" xmlns:w10="urn:schemas-microsoft-com:office:word" xmlns:w14="http://schemas.microsoft.com/office/word/2010/wordml" xmlns:wne="http://schemas.microsoft.com/office/word/2006/wordml" xmlns:wp14="http://schemas.microsoft.com/office/word/2010/wordprocessingDrawing" xmlns:wp="http://schemas.openxmlformats.org/drawingml/2006/wordprocessingDrawing" xmlns:wpc="http://schemas.microsoft.com/office/word/2010/wordprocessingCanvas" xmlns:wpg="http://schemas.microsoft.com/office/word/2010/wordprocessingGroup" xmlns:wpi="http://schemas.microsoft.com/office/word/2010/wordprocessingInk" xmlns:wps="http://schemas.microsoft.com/office/word/2010/wordprocessingShape" mc:Ignorable="w14 wp14">
   <w:p>
     <w:pPr>
       <w:pStyle w:val="Header"/>
@@ -2875,7 +3138,7 @@
     </w:pPr>
     <w:r>
       <w:rPr>
-        <w:rFonts w:ascii="Times New Roman" w:hAnsi="Times New Roman"/>
+        <w:rFonts w:ascii="Times New Roman" w:hAnsi="Times New Roman" w:eastAsia="黑体"/>
         <w:sz w:val="18"/>
         <w:rFonts w:eastAsia="黑体"/>
         <w:rFonts w:eastAsia="黑体"/>
@@ -2887,7 +3150,7 @@
 </file>
 
 <file path=word/numbering.xml><?xml version="1.0" encoding="utf-8"?>
-<w:numbering xmlns:m="http://schemas.openxmlformats.org/officeDocument/2006/math" xmlns:mc="http://schemas.openxmlformats.org/markup-compatibility/2006" xmlns:mo="http://schemas.microsoft.com/office/mac/office/2008/main" xmlns:mv="urn:schemas-microsoft-com:mac:vml" xmlns:o="urn:schemas-microsoft-com:office:office" xmlns:r="http://schemas.openxmlformats.org/officeDocument/2006/relationships" xmlns:v="urn:schemas-microsoft-com:vml" xmlns:w="http://schemas.openxmlformats.org/wordprocessingml/2006/main" xmlns:w10="urn:schemas-microsoft-com:office:word" xmlns:w14="http://schemas.microsoft.com/office/word/2010/wordml" xmlns:wne="http://schemas.microsoft.com/office/word/2006/wordml" xmlns:wp="http://schemas.openxmlformats.org/drawingml/2006/wordprocessingDrawing" xmlns:wp14="http://schemas.microsoft.com/office/word/2010/wordprocessingDrawing" xmlns:wpc="http://schemas.microsoft.com/office/word/2010/wordprocessingCanvas" xmlns:wpg="http://schemas.microsoft.com/office/word/2010/wordprocessingGroup" xmlns:wpi="http://schemas.microsoft.com/office/word/2010/wordprocessingInk" xmlns:wps="http://schemas.microsoft.com/office/word/2010/wordprocessingShape" mc:Ignorable="w14 wp14">
+<w:numbering xmlns:mc="http://schemas.openxmlformats.org/markup-compatibility/2006" xmlns:w="http://schemas.openxmlformats.org/wordprocessingml/2006/main" xmlns:m="http://schemas.openxmlformats.org/officeDocument/2006/math" xmlns:mo="http://schemas.microsoft.com/office/mac/office/2008/main" xmlns:mv="urn:schemas-microsoft-com:mac:vml" xmlns:o="urn:schemas-microsoft-com:office:office" xmlns:r="http://schemas.openxmlformats.org/officeDocument/2006/relationships" xmlns:v="urn:schemas-microsoft-com:vml" xmlns:w10="urn:schemas-microsoft-com:office:word" xmlns:w14="http://schemas.microsoft.com/office/word/2010/wordml" xmlns:wne="http://schemas.microsoft.com/office/word/2006/wordml" xmlns:wp="http://schemas.openxmlformats.org/drawingml/2006/wordprocessingDrawing" xmlns:wp14="http://schemas.microsoft.com/office/word/2010/wordprocessingDrawing" xmlns:wpc="http://schemas.microsoft.com/office/word/2010/wordprocessingCanvas" xmlns:wpg="http://schemas.microsoft.com/office/word/2010/wordprocessingGroup" xmlns:wpi="http://schemas.microsoft.com/office/word/2010/wordprocessingInk" xmlns:wps="http://schemas.microsoft.com/office/word/2010/wordprocessingShape" mc:Ignorable="w14 wp14">
   <w:abstractNum w:abstractNumId="0">
     <w:nsid w:val="FFFFFF7C"/>
     <w:multiLevelType w:val="singleLevel"/>
@@ -2974,7 +3237,7 @@
         <w:ind w:hanging="360" w:left="1440"/>
       </w:pPr>
       <w:rPr>
-        <w:rFonts w:ascii="Symbol" w:hAnsi="Symbol" w:hint="default"/>
+        <w:rFonts w:ascii="Symbol" w:hAnsi="Symbol" w:hint="default" w:eastAsia="黑体"/>
       </w:rPr>
     </w:lvl>
   </w:abstractNum>
@@ -2995,7 +3258,7 @@
         <w:ind w:hanging="360" w:left="1080"/>
       </w:pPr>
       <w:rPr>
-        <w:rFonts w:ascii="Symbol" w:hAnsi="Symbol" w:hint="default"/>
+        <w:rFonts w:ascii="Symbol" w:hAnsi="Symbol" w:hint="default" w:eastAsia="黑体"/>
       </w:rPr>
     </w:lvl>
   </w:abstractNum>
@@ -3016,7 +3279,7 @@
         <w:ind w:hanging="360" w:left="720"/>
       </w:pPr>
       <w:rPr>
-        <w:rFonts w:ascii="Symbol" w:hAnsi="Symbol" w:hint="default"/>
+        <w:rFonts w:ascii="Symbol" w:hAnsi="Symbol" w:hint="default" w:eastAsia="黑体"/>
       </w:rPr>
     </w:lvl>
   </w:abstractNum>
@@ -3055,7 +3318,7 @@
         <w:ind w:hanging="360" w:left="360"/>
       </w:pPr>
       <w:rPr>
-        <w:rFonts w:ascii="Symbol" w:hAnsi="Symbol" w:hint="default"/>
+        <w:rFonts w:ascii="Symbol" w:hAnsi="Symbol" w:hint="default" w:eastAsia="黑体"/>
       </w:rPr>
     </w:lvl>
   </w:abstractNum>
@@ -3146,7 +3409,7 @@
         <w:ind w:left="720" w:hanging="360"/>
       </w:pPr>
       <w:rPr>
-        <w:rFonts w:ascii="Symbol" w:hAnsi="Symbol" w:cs="Symbol" w:hint="default"/>
+        <w:rFonts w:ascii="Symbol" w:hAnsi="Symbol" w:cs="Symbol" w:hint="default" w:eastAsia="黑体"/>
       </w:rPr>
     </w:lvl>
     <w:lvl w:ilvl="1">
@@ -3157,7 +3420,7 @@
         <w:ind w:left="1440" w:hanging="360"/>
       </w:pPr>
       <w:rPr>
-        <w:rFonts w:ascii="Courier New" w:hAnsi="Courier New" w:cs="Courier New" w:hint="default"/>
+        <w:rFonts w:ascii="Courier New" w:hAnsi="Courier New" w:cs="Courier New" w:hint="default" w:eastAsia="黑体"/>
       </w:rPr>
     </w:lvl>
     <w:lvl w:ilvl="2">
@@ -3168,7 +3431,7 @@
         <w:ind w:left="2160" w:hanging="360"/>
       </w:pPr>
       <w:rPr>
-        <w:rFonts w:ascii="Wingdings" w:hAnsi="Wingdings" w:cs="Wingdings" w:hint="default"/>
+        <w:rFonts w:ascii="Wingdings" w:hAnsi="Wingdings" w:cs="Wingdings" w:hint="default" w:eastAsia="黑体"/>
       </w:rPr>
     </w:lvl>
     <w:lvl w:ilvl="3">
@@ -3179,7 +3442,7 @@
         <w:ind w:left="2880" w:hanging="360"/>
       </w:pPr>
       <w:rPr>
-        <w:rFonts w:ascii="Symbol" w:hAnsi="Symbol" w:cs="Symbol" w:hint="default"/>
+        <w:rFonts w:ascii="Symbol" w:hAnsi="Symbol" w:cs="Symbol" w:hint="default" w:eastAsia="黑体"/>
       </w:rPr>
     </w:lvl>
     <w:lvl w:ilvl="4">
@@ -3190,7 +3453,7 @@
         <w:ind w:left="3600" w:hanging="360"/>
       </w:pPr>
       <w:rPr>
-        <w:rFonts w:ascii="Courier New" w:hAnsi="Courier New" w:cs="Courier New" w:hint="default"/>
+        <w:rFonts w:ascii="Courier New" w:hAnsi="Courier New" w:cs="Courier New" w:hint="default" w:eastAsia="黑体"/>
       </w:rPr>
     </w:lvl>
     <w:lvl w:ilvl="5">
@@ -3201,7 +3464,7 @@
         <w:ind w:left="4320" w:hanging="360"/>
       </w:pPr>
       <w:rPr>
-        <w:rFonts w:ascii="Wingdings" w:hAnsi="Wingdings" w:cs="Wingdings" w:hint="default"/>
+        <w:rFonts w:ascii="Wingdings" w:hAnsi="Wingdings" w:cs="Wingdings" w:hint="default" w:eastAsia="黑体"/>
       </w:rPr>
     </w:lvl>
     <w:lvl w:ilvl="6">
@@ -3212,7 +3475,7 @@
         <w:ind w:left="5040" w:hanging="360"/>
       </w:pPr>
       <w:rPr>
-        <w:rFonts w:ascii="Symbol" w:hAnsi="Symbol" w:cs="Symbol" w:hint="default"/>
+        <w:rFonts w:ascii="Symbol" w:hAnsi="Symbol" w:cs="Symbol" w:hint="default" w:eastAsia="黑体"/>
       </w:rPr>
     </w:lvl>
     <w:lvl w:ilvl="7">
@@ -3223,7 +3486,7 @@
         <w:ind w:left="5760" w:hanging="360"/>
       </w:pPr>
       <w:rPr>
-        <w:rFonts w:ascii="Courier New" w:hAnsi="Courier New" w:cs="Courier New" w:hint="default"/>
+        <w:rFonts w:ascii="Courier New" w:hAnsi="Courier New" w:cs="Courier New" w:hint="default" w:eastAsia="黑体"/>
       </w:rPr>
     </w:lvl>
     <w:lvl w:ilvl="8">
@@ -3234,7 +3497,7 @@
         <w:ind w:left="6480" w:hanging="360"/>
       </w:pPr>
       <w:rPr>
-        <w:rFonts w:ascii="Wingdings" w:hAnsi="Wingdings" w:cs="Wingdings" w:hint="default"/>
+        <w:rFonts w:ascii="Wingdings" w:hAnsi="Wingdings" w:cs="Wingdings" w:hint="default" w:eastAsia="黑体"/>
       </w:rPr>
     </w:lvl>
   </w:abstractNum>
@@ -3290,11 +3553,11 @@
 </file>
 
 <file path=word/styles.xml><?xml version="1.0" encoding="utf-8"?>
-<w:styles xmlns:mc="http://schemas.openxmlformats.org/markup-compatibility/2006" xmlns:r="http://schemas.openxmlformats.org/officeDocument/2006/relationships" xmlns:w="http://schemas.openxmlformats.org/wordprocessingml/2006/main" xmlns:w14="http://schemas.microsoft.com/office/word/2010/wordml" mc:Ignorable="w14">
+<w:styles xmlns:mc="http://schemas.openxmlformats.org/markup-compatibility/2006" xmlns:w="http://schemas.openxmlformats.org/wordprocessingml/2006/main" xmlns:r="http://schemas.openxmlformats.org/officeDocument/2006/relationships" xmlns:w14="http://schemas.microsoft.com/office/word/2010/wordml" mc:Ignorable="w14">
   <w:docDefaults>
     <w:rPrDefault>
       <w:rPr>
-        <w:rFonts w:asciiTheme="minorHAnsi" w:cstheme="minorBidi" w:eastAsiaTheme="minorEastAsia" w:hAnsiTheme="minorHAnsi"/>
+        <w:rFonts w:asciiTheme="minorHAnsi" w:cstheme="minorBidi" w:hAnsiTheme="minorHAnsi" w:eastAsia="黑体"/>
         <w:sz w:val="22"/>
         <w:szCs w:val="22"/>
         <w:lang w:bidi="ar-SA" w:eastAsia="en-US" w:val="en-US"/>
@@ -3516,7 +3779,7 @@
       <w:outlineLvl w:val="0"/>
     </w:pPr>
     <w:rPr>
-      <w:rFonts w:ascii="Times New Roman" w:asciiTheme="majorHAnsi" w:cstheme="majorBidi" w:eastAsia="黑体" w:eastAsiaTheme="majorEastAsia" w:hAnsi="Times New Roman" w:hAnsiTheme="majorHAnsi"/>
+      <w:rFonts w:ascii="Times New Roman" w:asciiTheme="majorHAnsi" w:cstheme="majorBidi" w:eastAsia="黑体" w:hAnsi="Times New Roman" w:hAnsiTheme="majorHAnsi"/>
       <w:b/>
       <w:bCs/>
       <w:color w:val="1F3864"/>
@@ -3540,7 +3803,7 @@
       <w:outlineLvl w:val="1"/>
     </w:pPr>
     <w:rPr>
-      <w:rFonts w:ascii="Times New Roman" w:asciiTheme="majorHAnsi" w:cstheme="majorBidi" w:eastAsia="黑体" w:eastAsiaTheme="majorEastAsia" w:hAnsi="Times New Roman" w:hAnsiTheme="majorHAnsi"/>
+      <w:rFonts w:ascii="Times New Roman" w:asciiTheme="majorHAnsi" w:cstheme="majorBidi" w:eastAsia="黑体" w:hAnsi="Times New Roman" w:hAnsiTheme="majorHAnsi"/>
       <w:b/>
       <w:bCs/>
       <w:color w:val="2E4E7E"/>
@@ -3564,7 +3827,7 @@
       <w:outlineLvl w:val="2"/>
     </w:pPr>
     <w:rPr>
-      <w:rFonts w:ascii="Times New Roman" w:asciiTheme="majorHAnsi" w:cstheme="majorBidi" w:eastAsia="黑体" w:eastAsiaTheme="majorEastAsia" w:hAnsi="Times New Roman" w:hAnsiTheme="majorHAnsi"/>
+      <w:rFonts w:ascii="Times New Roman" w:asciiTheme="majorHAnsi" w:cstheme="majorBidi" w:eastAsia="黑体" w:hAnsi="Times New Roman" w:hAnsiTheme="majorHAnsi"/>
       <w:b/>
       <w:bCs/>
       <w:color w:val="2E4E7E"/>
@@ -3588,7 +3851,7 @@
       <w:outlineLvl w:val="3"/>
     </w:pPr>
     <w:rPr>
-      <w:rFonts w:ascii="Times New Roman" w:asciiTheme="majorHAnsi" w:cstheme="majorBidi" w:eastAsia="黑体" w:eastAsiaTheme="majorEastAsia" w:hAnsi="Times New Roman" w:hAnsiTheme="majorHAnsi"/>
+      <w:rFonts w:ascii="Times New Roman" w:asciiTheme="majorHAnsi" w:cstheme="majorBidi" w:eastAsia="黑体" w:hAnsi="Times New Roman" w:hAnsiTheme="majorHAnsi"/>
       <w:b/>
       <w:bCs/>
       <w:i/>
@@ -3614,7 +3877,7 @@
       <w:outlineLvl w:val="4"/>
     </w:pPr>
     <w:rPr>
-      <w:rFonts w:ascii="Times New Roman" w:asciiTheme="majorHAnsi" w:cstheme="majorBidi" w:eastAsia="黑体" w:eastAsiaTheme="majorEastAsia" w:hAnsi="Times New Roman" w:hAnsiTheme="majorHAnsi"/>
+      <w:rFonts w:ascii="Times New Roman" w:asciiTheme="majorHAnsi" w:cstheme="majorBidi" w:eastAsia="黑体" w:hAnsi="Times New Roman" w:hAnsiTheme="majorHAnsi"/>
       <w:b/>
       <w:color w:val="333333"/>
       <w:sz w:val="22"/>
@@ -3637,7 +3900,7 @@
       <w:outlineLvl w:val="5"/>
     </w:pPr>
     <w:rPr>
-      <w:rFonts w:asciiTheme="majorHAnsi" w:cstheme="majorBidi" w:eastAsiaTheme="majorEastAsia" w:hAnsiTheme="majorHAnsi"/>
+      <w:rFonts w:asciiTheme="majorHAnsi" w:cstheme="majorBidi" w:hAnsiTheme="majorHAnsi" w:eastAsia="黑体"/>
       <w:i/>
       <w:iCs/>
       <w:color w:themeColor="accent1" w:themeShade="7F" w:val="243F60"/>
@@ -3660,7 +3923,7 @@
       <w:outlineLvl w:val="6"/>
     </w:pPr>
     <w:rPr>
-      <w:rFonts w:asciiTheme="majorHAnsi" w:cstheme="majorBidi" w:eastAsiaTheme="majorEastAsia" w:hAnsiTheme="majorHAnsi"/>
+      <w:rFonts w:asciiTheme="majorHAnsi" w:cstheme="majorBidi" w:hAnsiTheme="majorHAnsi" w:eastAsia="黑体"/>
       <w:i/>
       <w:iCs/>
       <w:color w:themeColor="text1" w:themeTint="BF" w:val="404040"/>
@@ -3683,7 +3946,7 @@
       <w:outlineLvl w:val="7"/>
     </w:pPr>
     <w:rPr>
-      <w:rFonts w:asciiTheme="majorHAnsi" w:cstheme="majorBidi" w:eastAsiaTheme="majorEastAsia" w:hAnsiTheme="majorHAnsi"/>
+      <w:rFonts w:asciiTheme="majorHAnsi" w:cstheme="majorBidi" w:hAnsiTheme="majorHAnsi" w:eastAsia="黑体"/>
       <w:color w:themeColor="accent1" w:val="4F81BD"/>
       <w:sz w:val="20"/>
       <w:szCs w:val="20"/>
@@ -3706,7 +3969,7 @@
       <w:outlineLvl w:val="8"/>
     </w:pPr>
     <w:rPr>
-      <w:rFonts w:asciiTheme="majorHAnsi" w:cstheme="majorBidi" w:eastAsiaTheme="majorEastAsia" w:hAnsiTheme="majorHAnsi"/>
+      <w:rFonts w:asciiTheme="majorHAnsi" w:cstheme="majorBidi" w:hAnsiTheme="majorHAnsi" w:eastAsia="黑体"/>
       <w:i/>
       <w:iCs/>
       <w:color w:themeColor="text1" w:themeTint="BF" w:val="404040"/>
@@ -3757,7 +4020,7 @@
     <w:uiPriority w:val="9"/>
     <w:rsid w:val="00FC693F"/>
     <w:rPr>
-      <w:rFonts w:asciiTheme="majorHAnsi" w:cstheme="majorBidi" w:eastAsiaTheme="majorEastAsia" w:hAnsiTheme="majorHAnsi"/>
+      <w:rFonts w:asciiTheme="majorHAnsi" w:cstheme="majorBidi" w:hAnsiTheme="majorHAnsi" w:eastAsia="黑体"/>
       <w:b/>
       <w:bCs/>
       <w:color w:themeColor="accent1" w:themeShade="BF" w:val="365F91"/>
@@ -3772,7 +4035,7 @@
     <w:uiPriority w:val="9"/>
     <w:rsid w:val="00FC693F"/>
     <w:rPr>
-      <w:rFonts w:asciiTheme="majorHAnsi" w:cstheme="majorBidi" w:eastAsiaTheme="majorEastAsia" w:hAnsiTheme="majorHAnsi"/>
+      <w:rFonts w:asciiTheme="majorHAnsi" w:cstheme="majorBidi" w:hAnsiTheme="majorHAnsi" w:eastAsia="黑体"/>
       <w:b/>
       <w:bCs/>
       <w:color w:themeColor="accent1" w:val="4F81BD"/>
@@ -3787,7 +4050,7 @@
     <w:uiPriority w:val="9"/>
     <w:rsid w:val="00FC693F"/>
     <w:rPr>
-      <w:rFonts w:asciiTheme="majorHAnsi" w:cstheme="majorBidi" w:eastAsiaTheme="majorEastAsia" w:hAnsiTheme="majorHAnsi"/>
+      <w:rFonts w:asciiTheme="majorHAnsi" w:cstheme="majorBidi" w:hAnsiTheme="majorHAnsi" w:eastAsia="黑体"/>
       <w:b/>
       <w:bCs/>
       <w:color w:themeColor="accent1" w:val="4F81BD"/>
@@ -3810,7 +4073,7 @@
       <w:contextualSpacing/>
     </w:pPr>
     <w:rPr>
-      <w:rFonts w:ascii="Times New Roman" w:asciiTheme="majorHAnsi" w:cstheme="majorBidi" w:eastAsia="黑体" w:eastAsiaTheme="majorEastAsia" w:hAnsi="Times New Roman" w:hAnsiTheme="majorHAnsi"/>
+      <w:rFonts w:ascii="Times New Roman" w:asciiTheme="majorHAnsi" w:cstheme="majorBidi" w:eastAsia="黑体" w:hAnsi="Times New Roman" w:hAnsiTheme="majorHAnsi"/>
       <w:b/>
       <w:color w:val="1F3864"/>
       <w:spacing w:val="5"/>
@@ -3826,7 +4089,7 @@
     <w:uiPriority w:val="10"/>
     <w:rsid w:val="00FC693F"/>
     <w:rPr>
-      <w:rFonts w:asciiTheme="majorHAnsi" w:cstheme="majorBidi" w:eastAsiaTheme="majorEastAsia" w:hAnsiTheme="majorHAnsi"/>
+      <w:rFonts w:asciiTheme="majorHAnsi" w:cstheme="majorBidi" w:hAnsiTheme="majorHAnsi" w:eastAsia="黑体"/>
       <w:color w:themeColor="text2" w:themeShade="BF" w:val="17365D"/>
       <w:spacing w:val="5"/>
       <w:kern w:val="28"/>
@@ -3848,7 +4111,7 @@
       </w:numPr>
     </w:pPr>
     <w:rPr>
-      <w:rFonts w:asciiTheme="majorHAnsi" w:cstheme="majorBidi" w:eastAsiaTheme="majorEastAsia" w:hAnsiTheme="majorHAnsi"/>
+      <w:rFonts w:asciiTheme="majorHAnsi" w:cstheme="majorBidi" w:hAnsiTheme="majorHAnsi" w:eastAsia="黑体"/>
       <w:i/>
       <w:iCs/>
       <w:color w:themeColor="accent1" w:val="4F81BD"/>
@@ -3864,7 +4127,7 @@
     <w:uiPriority w:val="11"/>
     <w:rsid w:val="00FC693F"/>
     <w:rPr>
-      <w:rFonts w:asciiTheme="majorHAnsi" w:cstheme="majorBidi" w:eastAsiaTheme="majorEastAsia" w:hAnsiTheme="majorHAnsi"/>
+      <w:rFonts w:asciiTheme="majorHAnsi" w:cstheme="majorBidi" w:hAnsiTheme="majorHAnsi" w:eastAsia="黑体"/>
       <w:i/>
       <w:iCs/>
       <w:color w:themeColor="accent1" w:val="4F81BD"/>
@@ -3931,6 +4194,7 @@
       <w:spacing w:after="120"/>
     </w:pPr>
     <w:rPr>
+      <w:rFonts w:eastAsia="黑体"/>
       <w:sz w:val="16"/>
       <w:szCs w:val="16"/>
     </w:rPr>
@@ -3942,6 +4206,7 @@
     <w:uiPriority w:val="99"/>
     <w:rsid w:val="00AA1D8D"/>
     <w:rPr>
+      <w:rFonts w:eastAsia="黑体"/>
       <w:sz w:val="16"/>
       <w:szCs w:val="16"/>
     </w:rPr>
@@ -4111,7 +4376,7 @@
       </w:tabs>
     </w:pPr>
     <w:rPr>
-      <w:rFonts w:ascii="Courier" w:hAnsi="Courier"/>
+      <w:rFonts w:ascii="Courier" w:hAnsi="Courier" w:eastAsia="黑体"/>
       <w:sz w:val="20"/>
       <w:szCs w:val="20"/>
     </w:rPr>
@@ -4123,7 +4388,7 @@
     <w:uiPriority w:val="99"/>
     <w:rsid w:val="0029639D"/>
     <w:rPr>
-      <w:rFonts w:ascii="Courier" w:hAnsi="Courier"/>
+      <w:rFonts w:ascii="Courier" w:hAnsi="Courier" w:eastAsia="黑体"/>
       <w:sz w:val="20"/>
       <w:szCs w:val="20"/>
     </w:rPr>
@@ -4159,6 +4424,7 @@
     <w:uiPriority w:val="29"/>
     <w:rsid w:val="00FC693F"/>
     <w:rPr>
+      <w:rFonts w:eastAsia="黑体"/>
       <w:i/>
       <w:iCs/>
       <w:color w:themeColor="text1" w:val="000000"/>
@@ -4172,7 +4438,7 @@
     <w:semiHidden/>
     <w:rsid w:val="00FC693F"/>
     <w:rPr>
-      <w:rFonts w:asciiTheme="majorHAnsi" w:cstheme="majorBidi" w:eastAsiaTheme="majorEastAsia" w:hAnsiTheme="majorHAnsi"/>
+      <w:rFonts w:asciiTheme="majorHAnsi" w:cstheme="majorBidi" w:hAnsiTheme="majorHAnsi" w:eastAsia="黑体"/>
       <w:b/>
       <w:bCs/>
       <w:i/>
@@ -4188,7 +4454,7 @@
     <w:semiHidden/>
     <w:rsid w:val="00FC693F"/>
     <w:rPr>
-      <w:rFonts w:asciiTheme="majorHAnsi" w:cstheme="majorBidi" w:eastAsiaTheme="majorEastAsia" w:hAnsiTheme="majorHAnsi"/>
+      <w:rFonts w:asciiTheme="majorHAnsi" w:cstheme="majorBidi" w:hAnsiTheme="majorHAnsi" w:eastAsia="黑体"/>
       <w:color w:themeColor="accent1" w:themeShade="7F" w:val="243F60"/>
     </w:rPr>
   </w:style>
@@ -4200,7 +4466,7 @@
     <w:semiHidden/>
     <w:rsid w:val="00FC693F"/>
     <w:rPr>
-      <w:rFonts w:asciiTheme="majorHAnsi" w:cstheme="majorBidi" w:eastAsiaTheme="majorEastAsia" w:hAnsiTheme="majorHAnsi"/>
+      <w:rFonts w:asciiTheme="majorHAnsi" w:cstheme="majorBidi" w:hAnsiTheme="majorHAnsi" w:eastAsia="黑体"/>
       <w:i/>
       <w:iCs/>
       <w:color w:themeColor="accent1" w:themeShade="7F" w:val="243F60"/>
@@ -4214,7 +4480,7 @@
     <w:semiHidden/>
     <w:rsid w:val="00FC693F"/>
     <w:rPr>
-      <w:rFonts w:asciiTheme="majorHAnsi" w:cstheme="majorBidi" w:eastAsiaTheme="majorEastAsia" w:hAnsiTheme="majorHAnsi"/>
+      <w:rFonts w:asciiTheme="majorHAnsi" w:cstheme="majorBidi" w:hAnsiTheme="majorHAnsi" w:eastAsia="黑体"/>
       <w:i/>
       <w:iCs/>
       <w:color w:themeColor="text1" w:themeTint="BF" w:val="404040"/>
@@ -4228,7 +4494,7 @@
     <w:semiHidden/>
     <w:rsid w:val="00FC693F"/>
     <w:rPr>
-      <w:rFonts w:asciiTheme="majorHAnsi" w:cstheme="majorBidi" w:eastAsiaTheme="majorEastAsia" w:hAnsiTheme="majorHAnsi"/>
+      <w:rFonts w:asciiTheme="majorHAnsi" w:cstheme="majorBidi" w:hAnsiTheme="majorHAnsi" w:eastAsia="黑体"/>
       <w:color w:themeColor="accent1" w:val="4F81BD"/>
       <w:sz w:val="20"/>
       <w:szCs w:val="20"/>
@@ -4242,7 +4508,7 @@
     <w:semiHidden/>
     <w:rsid w:val="00FC693F"/>
     <w:rPr>
-      <w:rFonts w:asciiTheme="majorHAnsi" w:cstheme="majorBidi" w:eastAsiaTheme="majorEastAsia" w:hAnsiTheme="majorHAnsi"/>
+      <w:rFonts w:asciiTheme="majorHAnsi" w:cstheme="majorBidi" w:hAnsiTheme="majorHAnsi" w:eastAsia="黑体"/>
       <w:i/>
       <w:iCs/>
       <w:color w:themeColor="text1" w:themeTint="BF" w:val="404040"/>
@@ -4263,6 +4529,7 @@
       <w:spacing w:line="240" w:lineRule="auto"/>
     </w:pPr>
     <w:rPr>
+      <w:rFonts w:eastAsia="黑体"/>
       <w:b/>
       <w:bCs/>
       <w:color w:themeColor="accent1" w:val="4F81BD"/>
@@ -4277,6 +4544,7 @@
     <w:qFormat/>
     <w:rsid w:val="00FC693F"/>
     <w:rPr>
+      <w:rFonts w:eastAsia="黑体"/>
       <w:b/>
       <w:bCs/>
     </w:rPr>
@@ -4288,6 +4556,7 @@
     <w:qFormat/>
     <w:rsid w:val="00FC693F"/>
     <w:rPr>
+      <w:rFonts w:eastAsia="黑体"/>
       <w:i/>
       <w:iCs/>
     </w:rPr>
@@ -4308,6 +4577,7 @@
       <w:ind w:left="936" w:right="936"/>
     </w:pPr>
     <w:rPr>
+      <w:rFonts w:eastAsia="黑体"/>
       <w:b/>
       <w:bCs/>
       <w:i/>
@@ -4322,6 +4592,7 @@
     <w:uiPriority w:val="30"/>
     <w:rsid w:val="00FC693F"/>
     <w:rPr>
+      <w:rFonts w:eastAsia="黑体"/>
       <w:b/>
       <w:bCs/>
       <w:i/>
@@ -4336,6 +4607,7 @@
     <w:qFormat/>
     <w:rsid w:val="00FC693F"/>
     <w:rPr>
+      <w:rFonts w:eastAsia="黑体"/>
       <w:i/>
       <w:iCs/>
       <w:color w:themeColor="text1" w:themeTint="7F" w:val="808080"/>
@@ -4348,6 +4620,7 @@
     <w:qFormat/>
     <w:rsid w:val="00FC693F"/>
     <w:rPr>
+      <w:rFonts w:eastAsia="黑体"/>
       <w:b/>
       <w:bCs/>
       <w:i/>
@@ -4362,6 +4635,7 @@
     <w:qFormat/>
     <w:rsid w:val="00FC693F"/>
     <w:rPr>
+      <w:rFonts w:eastAsia="黑体"/>
       <w:smallCaps/>
       <w:color w:themeColor="accent2" w:val="C0504D"/>
       <w:u w:val="single"/>
@@ -4374,6 +4648,7 @@
     <w:qFormat/>
     <w:rsid w:val="00FC693F"/>
     <w:rPr>
+      <w:rFonts w:eastAsia="黑体"/>
       <w:b/>
       <w:bCs/>
       <w:smallCaps/>
@@ -4389,6 +4664,7 @@
     <w:qFormat/>
     <w:rsid w:val="00FC693F"/>
     <w:rPr>
+      <w:rFonts w:eastAsia="黑体"/>
       <w:b/>
       <w:bCs/>
       <w:smallCaps/>
@@ -4443,6 +4719,7 @@
       <w:spacing w:after="0" w:line="240" w:lineRule="auto"/>
     </w:pPr>
     <w:rPr>
+      <w:rFonts w:eastAsia="黑体"/>
       <w:color w:themeColor="text1" w:themeShade="BF" w:val="000000"/>
     </w:rPr>
     <w:tblPr>
@@ -4465,6 +4742,7 @@
         <w:spacing w:after="0" w:before="0" w:line="240" w:lineRule="auto"/>
       </w:pPr>
       <w:rPr>
+        <w:rFonts w:eastAsia="黑体"/>
         <w:b/>
         <w:bCs/>
       </w:rPr>
@@ -4485,6 +4763,7 @@
         <w:spacing w:after="0" w:before="0" w:line="240" w:lineRule="auto"/>
       </w:pPr>
       <w:rPr>
+        <w:rFonts w:eastAsia="黑体"/>
         <w:b/>
         <w:bCs/>
       </w:rPr>
@@ -4502,12 +4781,14 @@
     </w:tblStylePr>
     <w:tblStylePr w:type="firstCol">
       <w:rPr>
+        <w:rFonts w:eastAsia="黑体"/>
         <w:b/>
         <w:bCs/>
       </w:rPr>
     </w:tblStylePr>
     <w:tblStylePr w:type="lastCol">
       <w:rPr>
+        <w:rFonts w:eastAsia="黑体"/>
         <w:b/>
         <w:bCs/>
       </w:rPr>
@@ -4546,6 +4827,7 @@
       <w:spacing w:after="0" w:line="240" w:lineRule="auto"/>
     </w:pPr>
     <w:rPr>
+      <w:rFonts w:eastAsia="黑体"/>
       <w:color w:themeColor="accent1" w:themeShade="BF" w:val="365F91"/>
     </w:rPr>
     <w:tblPr>
@@ -4568,6 +4850,7 @@
         <w:spacing w:after="0" w:before="0" w:line="240" w:lineRule="auto"/>
       </w:pPr>
       <w:rPr>
+        <w:rFonts w:eastAsia="黑体"/>
         <w:b/>
         <w:bCs/>
       </w:rPr>
@@ -4588,6 +4871,7 @@
         <w:spacing w:after="0" w:before="0" w:line="240" w:lineRule="auto"/>
       </w:pPr>
       <w:rPr>
+        <w:rFonts w:eastAsia="黑体"/>
         <w:b/>
         <w:bCs/>
       </w:rPr>
@@ -4605,12 +4889,14 @@
     </w:tblStylePr>
     <w:tblStylePr w:type="firstCol">
       <w:rPr>
+        <w:rFonts w:eastAsia="黑体"/>
         <w:b/>
         <w:bCs/>
       </w:rPr>
     </w:tblStylePr>
     <w:tblStylePr w:type="lastCol">
       <w:rPr>
+        <w:rFonts w:eastAsia="黑体"/>
         <w:b/>
         <w:bCs/>
       </w:rPr>
@@ -4649,6 +4935,7 @@
       <w:spacing w:after="0" w:line="240" w:lineRule="auto"/>
     </w:pPr>
     <w:rPr>
+      <w:rFonts w:eastAsia="黑体"/>
       <w:color w:themeColor="accent2" w:themeShade="BF" w:val="943634"/>
     </w:rPr>
     <w:tblPr>
@@ -4671,6 +4958,7 @@
         <w:spacing w:after="0" w:before="0" w:line="240" w:lineRule="auto"/>
       </w:pPr>
       <w:rPr>
+        <w:rFonts w:eastAsia="黑体"/>
         <w:b/>
         <w:bCs/>
       </w:rPr>
@@ -4691,6 +4979,7 @@
         <w:spacing w:after="0" w:before="0" w:line="240" w:lineRule="auto"/>
       </w:pPr>
       <w:rPr>
+        <w:rFonts w:eastAsia="黑体"/>
         <w:b/>
         <w:bCs/>
       </w:rPr>
@@ -4708,12 +4997,14 @@
     </w:tblStylePr>
     <w:tblStylePr w:type="firstCol">
       <w:rPr>
+        <w:rFonts w:eastAsia="黑体"/>
         <w:b/>
         <w:bCs/>
       </w:rPr>
     </w:tblStylePr>
     <w:tblStylePr w:type="lastCol">
       <w:rPr>
+        <w:rFonts w:eastAsia="黑体"/>
         <w:b/>
         <w:bCs/>
       </w:rPr>
@@ -4752,6 +5043,7 @@
       <w:spacing w:after="0" w:line="240" w:lineRule="auto"/>
     </w:pPr>
     <w:rPr>
+      <w:rFonts w:eastAsia="黑体"/>
       <w:color w:themeColor="accent3" w:themeShade="BF" w:val="76923C"/>
     </w:rPr>
     <w:tblPr>
@@ -4774,6 +5066,7 @@
         <w:spacing w:after="0" w:before="0" w:line="240" w:lineRule="auto"/>
       </w:pPr>
       <w:rPr>
+        <w:rFonts w:eastAsia="黑体"/>
         <w:b/>
         <w:bCs/>
       </w:rPr>
@@ -4794,6 +5087,7 @@
         <w:spacing w:after="0" w:before="0" w:line="240" w:lineRule="auto"/>
       </w:pPr>
       <w:rPr>
+        <w:rFonts w:eastAsia="黑体"/>
         <w:b/>
         <w:bCs/>
       </w:rPr>
@@ -4811,12 +5105,14 @@
     </w:tblStylePr>
     <w:tblStylePr w:type="firstCol">
       <w:rPr>
+        <w:rFonts w:eastAsia="黑体"/>
         <w:b/>
         <w:bCs/>
       </w:rPr>
     </w:tblStylePr>
     <w:tblStylePr w:type="lastCol">
       <w:rPr>
+        <w:rFonts w:eastAsia="黑体"/>
         <w:b/>
         <w:bCs/>
       </w:rPr>
@@ -4855,6 +5151,7 @@
       <w:spacing w:after="0" w:line="240" w:lineRule="auto"/>
     </w:pPr>
     <w:rPr>
+      <w:rFonts w:eastAsia="黑体"/>
       <w:color w:themeColor="accent4" w:themeShade="BF" w:val="5F497A"/>
     </w:rPr>
     <w:tblPr>
@@ -4877,6 +5174,7 @@
         <w:spacing w:after="0" w:before="0" w:line="240" w:lineRule="auto"/>
       </w:pPr>
       <w:rPr>
+        <w:rFonts w:eastAsia="黑体"/>
         <w:b/>
         <w:bCs/>
       </w:rPr>
@@ -4897,6 +5195,7 @@
         <w:spacing w:after="0" w:before="0" w:line="240" w:lineRule="auto"/>
       </w:pPr>
       <w:rPr>
+        <w:rFonts w:eastAsia="黑体"/>
         <w:b/>
         <w:bCs/>
       </w:rPr>
@@ -4914,12 +5213,14 @@
     </w:tblStylePr>
     <w:tblStylePr w:type="firstCol">
       <w:rPr>
+        <w:rFonts w:eastAsia="黑体"/>
         <w:b/>
         <w:bCs/>
       </w:rPr>
     </w:tblStylePr>
     <w:tblStylePr w:type="lastCol">
       <w:rPr>
+        <w:rFonts w:eastAsia="黑体"/>
         <w:b/>
         <w:bCs/>
       </w:rPr>
@@ -4958,6 +5259,7 @@
       <w:spacing w:after="0" w:line="240" w:lineRule="auto"/>
     </w:pPr>
     <w:rPr>
+      <w:rFonts w:eastAsia="黑体"/>
       <w:color w:themeColor="accent5" w:themeShade="BF" w:val="31849B"/>
     </w:rPr>
     <w:tblPr>
@@ -4980,6 +5282,7 @@
         <w:spacing w:after="0" w:before="0" w:line="240" w:lineRule="auto"/>
       </w:pPr>
       <w:rPr>
+        <w:rFonts w:eastAsia="黑体"/>
         <w:b/>
         <w:bCs/>
       </w:rPr>
@@ -5000,6 +5303,7 @@
         <w:spacing w:after="0" w:before="0" w:line="240" w:lineRule="auto"/>
       </w:pPr>
       <w:rPr>
+        <w:rFonts w:eastAsia="黑体"/>
         <w:b/>
         <w:bCs/>
       </w:rPr>
@@ -5017,12 +5321,14 @@
     </w:tblStylePr>
     <w:tblStylePr w:type="firstCol">
       <w:rPr>
+        <w:rFonts w:eastAsia="黑体"/>
         <w:b/>
         <w:bCs/>
       </w:rPr>
     </w:tblStylePr>
     <w:tblStylePr w:type="lastCol">
       <w:rPr>
+        <w:rFonts w:eastAsia="黑体"/>
         <w:b/>
         <w:bCs/>
       </w:rPr>
@@ -5061,6 +5367,7 @@
       <w:spacing w:after="0" w:line="240" w:lineRule="auto"/>
     </w:pPr>
     <w:rPr>
+      <w:rFonts w:eastAsia="黑体"/>
       <w:color w:themeColor="accent6" w:themeShade="BF" w:val="E36C0A"/>
     </w:rPr>
     <w:tblPr>
@@ -5083,6 +5390,7 @@
         <w:spacing w:after="0" w:before="0" w:line="240" w:lineRule="auto"/>
       </w:pPr>
       <w:rPr>
+        <w:rFonts w:eastAsia="黑体"/>
         <w:b/>
         <w:bCs/>
       </w:rPr>
@@ -5103,6 +5411,7 @@
         <w:spacing w:after="0" w:before="0" w:line="240" w:lineRule="auto"/>
       </w:pPr>
       <w:rPr>
+        <w:rFonts w:eastAsia="黑体"/>
         <w:b/>
         <w:bCs/>
       </w:rPr>
@@ -5120,12 +5429,14 @@
     </w:tblStylePr>
     <w:tblStylePr w:type="firstCol">
       <w:rPr>
+        <w:rFonts w:eastAsia="黑体"/>
         <w:b/>
         <w:bCs/>
       </w:rPr>
     </w:tblStylePr>
     <w:tblStylePr w:type="lastCol">
       <w:rPr>
+        <w:rFonts w:eastAsia="黑体"/>
         <w:b/>
         <w:bCs/>
       </w:rPr>
@@ -5185,6 +5496,7 @@
         <w:spacing w:after="0" w:before="0" w:line="240" w:lineRule="auto"/>
       </w:pPr>
       <w:rPr>
+        <w:rFonts w:eastAsia="黑体"/>
         <w:b/>
         <w:bCs/>
         <w:color w:themeColor="background1" w:val="FFFFFF"/>
@@ -5199,6 +5511,7 @@
         <w:spacing w:after="0" w:before="0" w:line="240" w:lineRule="auto"/>
       </w:pPr>
       <w:rPr>
+        <w:rFonts w:eastAsia="黑体"/>
         <w:b/>
         <w:bCs/>
       </w:rPr>
@@ -5214,12 +5527,14 @@
     </w:tblStylePr>
     <w:tblStylePr w:type="firstCol">
       <w:rPr>
+        <w:rFonts w:eastAsia="黑体"/>
         <w:b/>
         <w:bCs/>
       </w:rPr>
     </w:tblStylePr>
     <w:tblStylePr w:type="lastCol">
       <w:rPr>
+        <w:rFonts w:eastAsia="黑体"/>
         <w:b/>
         <w:bCs/>
       </w:rPr>
@@ -5277,6 +5592,7 @@
         <w:spacing w:after="0" w:before="0" w:line="240" w:lineRule="auto"/>
       </w:pPr>
       <w:rPr>
+        <w:rFonts w:eastAsia="黑体"/>
         <w:b/>
         <w:bCs/>
         <w:color w:themeColor="background1" w:val="FFFFFF"/>
@@ -5291,6 +5607,7 @@
         <w:spacing w:after="0" w:before="0" w:line="240" w:lineRule="auto"/>
       </w:pPr>
       <w:rPr>
+        <w:rFonts w:eastAsia="黑体"/>
         <w:b/>
         <w:bCs/>
       </w:rPr>
@@ -5306,12 +5623,14 @@
     </w:tblStylePr>
     <w:tblStylePr w:type="firstCol">
       <w:rPr>
+        <w:rFonts w:eastAsia="黑体"/>
         <w:b/>
         <w:bCs/>
       </w:rPr>
     </w:tblStylePr>
     <w:tblStylePr w:type="lastCol">
       <w:rPr>
+        <w:rFonts w:eastAsia="黑体"/>
         <w:b/>
         <w:bCs/>
       </w:rPr>
@@ -5369,6 +5688,7 @@
         <w:spacing w:after="0" w:before="0" w:line="240" w:lineRule="auto"/>
       </w:pPr>
       <w:rPr>
+        <w:rFonts w:eastAsia="黑体"/>
         <w:b/>
         <w:bCs/>
         <w:color w:themeColor="background1" w:val="FFFFFF"/>
@@ -5383,6 +5703,7 @@
         <w:spacing w:after="0" w:before="0" w:line="240" w:lineRule="auto"/>
       </w:pPr>
       <w:rPr>
+        <w:rFonts w:eastAsia="黑体"/>
         <w:b/>
         <w:bCs/>
       </w:rPr>
@@ -5398,12 +5719,14 @@
     </w:tblStylePr>
     <w:tblStylePr w:type="firstCol">
       <w:rPr>
+        <w:rFonts w:eastAsia="黑体"/>
         <w:b/>
         <w:bCs/>
       </w:rPr>
     </w:tblStylePr>
     <w:tblStylePr w:type="lastCol">
       <w:rPr>
+        <w:rFonts w:eastAsia="黑体"/>
         <w:b/>
         <w:bCs/>
       </w:rPr>
@@ -5461,6 +5784,7 @@
         <w:spacing w:after="0" w:before="0" w:line="240" w:lineRule="auto"/>
       </w:pPr>
       <w:rPr>
+        <w:rFonts w:eastAsia="黑体"/>
         <w:b/>
         <w:bCs/>
         <w:color w:themeColor="background1" w:val="FFFFFF"/>
@@ -5475,6 +5799,7 @@
         <w:spacing w:after="0" w:before="0" w:line="240" w:lineRule="auto"/>
       </w:pPr>
       <w:rPr>
+        <w:rFonts w:eastAsia="黑体"/>
         <w:b/>
         <w:bCs/>
       </w:rPr>
@@ -5490,12 +5815,14 @@
     </w:tblStylePr>
     <w:tblStylePr w:type="firstCol">
       <w:rPr>
+        <w:rFonts w:eastAsia="黑体"/>
         <w:b/>
         <w:bCs/>
       </w:rPr>
     </w:tblStylePr>
     <w:tblStylePr w:type="lastCol">
       <w:rPr>
+        <w:rFonts w:eastAsia="黑体"/>
         <w:b/>
         <w:bCs/>
       </w:rPr>
@@ -5553,6 +5880,7 @@
         <w:spacing w:after="0" w:before="0" w:line="240" w:lineRule="auto"/>
       </w:pPr>
       <w:rPr>
+        <w:rFonts w:eastAsia="黑体"/>
         <w:b/>
         <w:bCs/>
         <w:color w:themeColor="background1" w:val="FFFFFF"/>
@@ -5567,6 +5895,7 @@
         <w:spacing w:after="0" w:before="0" w:line="240" w:lineRule="auto"/>
       </w:pPr>
       <w:rPr>
+        <w:rFonts w:eastAsia="黑体"/>
         <w:b/>
         <w:bCs/>
       </w:rPr>
@@ -5582,12 +5911,14 @@
     </w:tblStylePr>
     <w:tblStylePr w:type="firstCol">
       <w:rPr>
+        <w:rFonts w:eastAsia="黑体"/>
         <w:b/>
         <w:bCs/>
       </w:rPr>
     </w:tblStylePr>
     <w:tblStylePr w:type="lastCol">
       <w:rPr>
+        <w:rFonts w:eastAsia="黑体"/>
         <w:b/>
         <w:bCs/>
       </w:rPr>
@@ -5645,6 +5976,7 @@
         <w:spacing w:after="0" w:before="0" w:line="240" w:lineRule="auto"/>
       </w:pPr>
       <w:rPr>
+        <w:rFonts w:eastAsia="黑体"/>
         <w:b/>
         <w:bCs/>
         <w:color w:themeColor="background1" w:val="FFFFFF"/>
@@ -5659,6 +5991,7 @@
         <w:spacing w:after="0" w:before="0" w:line="240" w:lineRule="auto"/>
       </w:pPr>
       <w:rPr>
+        <w:rFonts w:eastAsia="黑体"/>
         <w:b/>
         <w:bCs/>
       </w:rPr>
@@ -5674,12 +6007,14 @@
     </w:tblStylePr>
     <w:tblStylePr w:type="firstCol">
       <w:rPr>
+        <w:rFonts w:eastAsia="黑体"/>
         <w:b/>
         <w:bCs/>
       </w:rPr>
     </w:tblStylePr>
     <w:tblStylePr w:type="lastCol">
       <w:rPr>
+        <w:rFonts w:eastAsia="黑体"/>
         <w:b/>
         <w:bCs/>
       </w:rPr>
@@ -5737,6 +6072,7 @@
         <w:spacing w:after="0" w:before="0" w:line="240" w:lineRule="auto"/>
       </w:pPr>
       <w:rPr>
+        <w:rFonts w:eastAsia="黑体"/>
         <w:b/>
         <w:bCs/>
         <w:color w:themeColor="background1" w:val="FFFFFF"/>
@@ -5751,6 +6087,7 @@
         <w:spacing w:after="0" w:before="0" w:line="240" w:lineRule="auto"/>
       </w:pPr>
       <w:rPr>
+        <w:rFonts w:eastAsia="黑体"/>
         <w:b/>
         <w:bCs/>
       </w:rPr>
@@ -5766,12 +6103,14 @@
     </w:tblStylePr>
     <w:tblStylePr w:type="firstCol">
       <w:rPr>
+        <w:rFonts w:eastAsia="黑体"/>
         <w:b/>
         <w:bCs/>
       </w:rPr>
     </w:tblStylePr>
     <w:tblStylePr w:type="lastCol">
       <w:rPr>
+        <w:rFonts w:eastAsia="黑体"/>
         <w:b/>
         <w:bCs/>
       </w:rPr>
@@ -5831,7 +6170,7 @@
         <w:spacing w:after="0" w:before="0" w:line="240" w:lineRule="auto"/>
       </w:pPr>
       <w:rPr>
-        <w:rFonts w:asciiTheme="majorHAnsi" w:cstheme="majorBidi" w:eastAsiaTheme="majorEastAsia" w:hAnsiTheme="majorHAnsi"/>
+        <w:rFonts w:asciiTheme="majorHAnsi" w:cstheme="majorBidi" w:hAnsiTheme="majorHAnsi" w:eastAsia="黑体"/>
         <w:b/>
         <w:bCs/>
       </w:rPr>
@@ -5852,7 +6191,7 @@
         <w:spacing w:after="0" w:before="0" w:line="240" w:lineRule="auto"/>
       </w:pPr>
       <w:rPr>
-        <w:rFonts w:asciiTheme="majorHAnsi" w:cstheme="majorBidi" w:eastAsiaTheme="majorEastAsia" w:hAnsiTheme="majorHAnsi"/>
+        <w:rFonts w:asciiTheme="majorHAnsi" w:cstheme="majorBidi" w:hAnsiTheme="majorHAnsi" w:eastAsia="黑体"/>
         <w:b/>
         <w:bCs/>
       </w:rPr>
@@ -5870,14 +6209,14 @@
     </w:tblStylePr>
     <w:tblStylePr w:type="firstCol">
       <w:rPr>
-        <w:rFonts w:asciiTheme="majorHAnsi" w:cstheme="majorBidi" w:eastAsiaTheme="majorEastAsia" w:hAnsiTheme="majorHAnsi"/>
+        <w:rFonts w:asciiTheme="majorHAnsi" w:cstheme="majorBidi" w:hAnsiTheme="majorHAnsi" w:eastAsia="黑体"/>
         <w:b/>
         <w:bCs/>
       </w:rPr>
     </w:tblStylePr>
     <w:tblStylePr w:type="lastCol">
       <w:rPr>
-        <w:rFonts w:asciiTheme="majorHAnsi" w:cstheme="majorBidi" w:eastAsiaTheme="majorEastAsia" w:hAnsiTheme="majorHAnsi"/>
+        <w:rFonts w:asciiTheme="majorHAnsi" w:cstheme="majorBidi" w:hAnsiTheme="majorHAnsi" w:eastAsia="黑体"/>
         <w:b/>
         <w:bCs/>
       </w:rPr>
@@ -5961,7 +6300,7 @@
         <w:spacing w:after="0" w:before="0" w:line="240" w:lineRule="auto"/>
       </w:pPr>
       <w:rPr>
-        <w:rFonts w:asciiTheme="majorHAnsi" w:cstheme="majorBidi" w:eastAsiaTheme="majorEastAsia" w:hAnsiTheme="majorHAnsi"/>
+        <w:rFonts w:asciiTheme="majorHAnsi" w:cstheme="majorBidi" w:hAnsiTheme="majorHAnsi" w:eastAsia="黑体"/>
         <w:b/>
         <w:bCs/>
       </w:rPr>
@@ -5982,7 +6321,7 @@
         <w:spacing w:after="0" w:before="0" w:line="240" w:lineRule="auto"/>
       </w:pPr>
       <w:rPr>
-        <w:rFonts w:asciiTheme="majorHAnsi" w:cstheme="majorBidi" w:eastAsiaTheme="majorEastAsia" w:hAnsiTheme="majorHAnsi"/>
+        <w:rFonts w:asciiTheme="majorHAnsi" w:cstheme="majorBidi" w:hAnsiTheme="majorHAnsi" w:eastAsia="黑体"/>
         <w:b/>
         <w:bCs/>
       </w:rPr>
@@ -6000,14 +6339,14 @@
     </w:tblStylePr>
     <w:tblStylePr w:type="firstCol">
       <w:rPr>
-        <w:rFonts w:asciiTheme="majorHAnsi" w:cstheme="majorBidi" w:eastAsiaTheme="majorEastAsia" w:hAnsiTheme="majorHAnsi"/>
+        <w:rFonts w:asciiTheme="majorHAnsi" w:cstheme="majorBidi" w:hAnsiTheme="majorHAnsi" w:eastAsia="黑体"/>
         <w:b/>
         <w:bCs/>
       </w:rPr>
     </w:tblStylePr>
     <w:tblStylePr w:type="lastCol">
       <w:rPr>
-        <w:rFonts w:asciiTheme="majorHAnsi" w:cstheme="majorBidi" w:eastAsiaTheme="majorEastAsia" w:hAnsiTheme="majorHAnsi"/>
+        <w:rFonts w:asciiTheme="majorHAnsi" w:cstheme="majorBidi" w:hAnsiTheme="majorHAnsi" w:eastAsia="黑体"/>
         <w:b/>
         <w:bCs/>
       </w:rPr>
@@ -6091,7 +6430,7 @@
         <w:spacing w:after="0" w:before="0" w:line="240" w:lineRule="auto"/>
       </w:pPr>
       <w:rPr>
-        <w:rFonts w:asciiTheme="majorHAnsi" w:cstheme="majorBidi" w:eastAsiaTheme="majorEastAsia" w:hAnsiTheme="majorHAnsi"/>
+        <w:rFonts w:asciiTheme="majorHAnsi" w:cstheme="majorBidi" w:hAnsiTheme="majorHAnsi" w:eastAsia="黑体"/>
         <w:b/>
         <w:bCs/>
       </w:rPr>
@@ -6112,7 +6451,7 @@
         <w:spacing w:after="0" w:before="0" w:line="240" w:lineRule="auto"/>
       </w:pPr>
       <w:rPr>
-        <w:rFonts w:asciiTheme="majorHAnsi" w:cstheme="majorBidi" w:eastAsiaTheme="majorEastAsia" w:hAnsiTheme="majorHAnsi"/>
+        <w:rFonts w:asciiTheme="majorHAnsi" w:cstheme="majorBidi" w:hAnsiTheme="majorHAnsi" w:eastAsia="黑体"/>
         <w:b/>
         <w:bCs/>
       </w:rPr>
@@ -6130,14 +6469,14 @@
     </w:tblStylePr>
     <w:tblStylePr w:type="firstCol">
       <w:rPr>
-        <w:rFonts w:asciiTheme="majorHAnsi" w:cstheme="majorBidi" w:eastAsiaTheme="majorEastAsia" w:hAnsiTheme="majorHAnsi"/>
+        <w:rFonts w:asciiTheme="majorHAnsi" w:cstheme="majorBidi" w:hAnsiTheme="majorHAnsi" w:eastAsia="黑体"/>
         <w:b/>
         <w:bCs/>
       </w:rPr>
     </w:tblStylePr>
     <w:tblStylePr w:type="lastCol">
       <w:rPr>
-        <w:rFonts w:asciiTheme="majorHAnsi" w:cstheme="majorBidi" w:eastAsiaTheme="majorEastAsia" w:hAnsiTheme="majorHAnsi"/>
+        <w:rFonts w:asciiTheme="majorHAnsi" w:cstheme="majorBidi" w:hAnsiTheme="majorHAnsi" w:eastAsia="黑体"/>
         <w:b/>
         <w:bCs/>
       </w:rPr>
@@ -6221,7 +6560,7 @@
         <w:spacing w:after="0" w:before="0" w:line="240" w:lineRule="auto"/>
       </w:pPr>
       <w:rPr>
-        <w:rFonts w:asciiTheme="majorHAnsi" w:cstheme="majorBidi" w:eastAsiaTheme="majorEastAsia" w:hAnsiTheme="majorHAnsi"/>
+        <w:rFonts w:asciiTheme="majorHAnsi" w:cstheme="majorBidi" w:hAnsiTheme="majorHAnsi" w:eastAsia="黑体"/>
         <w:b/>
         <w:bCs/>
       </w:rPr>
@@ -6242,7 +6581,7 @@
         <w:spacing w:after="0" w:before="0" w:line="240" w:lineRule="auto"/>
       </w:pPr>
       <w:rPr>
-        <w:rFonts w:asciiTheme="majorHAnsi" w:cstheme="majorBidi" w:eastAsiaTheme="majorEastAsia" w:hAnsiTheme="majorHAnsi"/>
+        <w:rFonts w:asciiTheme="majorHAnsi" w:cstheme="majorBidi" w:hAnsiTheme="majorHAnsi" w:eastAsia="黑体"/>
         <w:b/>
         <w:bCs/>
       </w:rPr>
@@ -6260,14 +6599,14 @@
     </w:tblStylePr>
     <w:tblStylePr w:type="firstCol">
       <w:rPr>
-        <w:rFonts w:asciiTheme="majorHAnsi" w:cstheme="majorBidi" w:eastAsiaTheme="majorEastAsia" w:hAnsiTheme="majorHAnsi"/>
+        <w:rFonts w:asciiTheme="majorHAnsi" w:cstheme="majorBidi" w:hAnsiTheme="majorHAnsi" w:eastAsia="黑体"/>
         <w:b/>
         <w:bCs/>
       </w:rPr>
     </w:tblStylePr>
     <w:tblStylePr w:type="lastCol">
       <w:rPr>
-        <w:rFonts w:asciiTheme="majorHAnsi" w:cstheme="majorBidi" w:eastAsiaTheme="majorEastAsia" w:hAnsiTheme="majorHAnsi"/>
+        <w:rFonts w:asciiTheme="majorHAnsi" w:cstheme="majorBidi" w:hAnsiTheme="majorHAnsi" w:eastAsia="黑体"/>
         <w:b/>
         <w:bCs/>
       </w:rPr>
@@ -6351,7 +6690,7 @@
         <w:spacing w:after="0" w:before="0" w:line="240" w:lineRule="auto"/>
       </w:pPr>
       <w:rPr>
-        <w:rFonts w:asciiTheme="majorHAnsi" w:cstheme="majorBidi" w:eastAsiaTheme="majorEastAsia" w:hAnsiTheme="majorHAnsi"/>
+        <w:rFonts w:asciiTheme="majorHAnsi" w:cstheme="majorBidi" w:hAnsiTheme="majorHAnsi" w:eastAsia="黑体"/>
         <w:b/>
         <w:bCs/>
       </w:rPr>
@@ -6372,7 +6711,7 @@
         <w:spacing w:after="0" w:before="0" w:line="240" w:lineRule="auto"/>
       </w:pPr>
       <w:rPr>
-        <w:rFonts w:asciiTheme="majorHAnsi" w:cstheme="majorBidi" w:eastAsiaTheme="majorEastAsia" w:hAnsiTheme="majorHAnsi"/>
+        <w:rFonts w:asciiTheme="majorHAnsi" w:cstheme="majorBidi" w:hAnsiTheme="majorHAnsi" w:eastAsia="黑体"/>
         <w:b/>
         <w:bCs/>
       </w:rPr>
@@ -6390,14 +6729,14 @@
     </w:tblStylePr>
     <w:tblStylePr w:type="firstCol">
       <w:rPr>
-        <w:rFonts w:asciiTheme="majorHAnsi" w:cstheme="majorBidi" w:eastAsiaTheme="majorEastAsia" w:hAnsiTheme="majorHAnsi"/>
+        <w:rFonts w:asciiTheme="majorHAnsi" w:cstheme="majorBidi" w:hAnsiTheme="majorHAnsi" w:eastAsia="黑体"/>
         <w:b/>
         <w:bCs/>
       </w:rPr>
     </w:tblStylePr>
     <w:tblStylePr w:type="lastCol">
       <w:rPr>
-        <w:rFonts w:asciiTheme="majorHAnsi" w:cstheme="majorBidi" w:eastAsiaTheme="majorEastAsia" w:hAnsiTheme="majorHAnsi"/>
+        <w:rFonts w:asciiTheme="majorHAnsi" w:cstheme="majorBidi" w:hAnsiTheme="majorHAnsi" w:eastAsia="黑体"/>
         <w:b/>
         <w:bCs/>
       </w:rPr>
@@ -6481,7 +6820,7 @@
         <w:spacing w:after="0" w:before="0" w:line="240" w:lineRule="auto"/>
       </w:pPr>
       <w:rPr>
-        <w:rFonts w:asciiTheme="majorHAnsi" w:cstheme="majorBidi" w:eastAsiaTheme="majorEastAsia" w:hAnsiTheme="majorHAnsi"/>
+        <w:rFonts w:asciiTheme="majorHAnsi" w:cstheme="majorBidi" w:hAnsiTheme="majorHAnsi" w:eastAsia="黑体"/>
         <w:b/>
         <w:bCs/>
       </w:rPr>
@@ -6502,7 +6841,7 @@
         <w:spacing w:after="0" w:before="0" w:line="240" w:lineRule="auto"/>
       </w:pPr>
       <w:rPr>
-        <w:rFonts w:asciiTheme="majorHAnsi" w:cstheme="majorBidi" w:eastAsiaTheme="majorEastAsia" w:hAnsiTheme="majorHAnsi"/>
+        <w:rFonts w:asciiTheme="majorHAnsi" w:cstheme="majorBidi" w:hAnsiTheme="majorHAnsi" w:eastAsia="黑体"/>
         <w:b/>
         <w:bCs/>
       </w:rPr>
@@ -6520,14 +6859,14 @@
     </w:tblStylePr>
     <w:tblStylePr w:type="firstCol">
       <w:rPr>
-        <w:rFonts w:asciiTheme="majorHAnsi" w:cstheme="majorBidi" w:eastAsiaTheme="majorEastAsia" w:hAnsiTheme="majorHAnsi"/>
+        <w:rFonts w:asciiTheme="majorHAnsi" w:cstheme="majorBidi" w:hAnsiTheme="majorHAnsi" w:eastAsia="黑体"/>
         <w:b/>
         <w:bCs/>
       </w:rPr>
     </w:tblStylePr>
     <w:tblStylePr w:type="lastCol">
       <w:rPr>
-        <w:rFonts w:asciiTheme="majorHAnsi" w:cstheme="majorBidi" w:eastAsiaTheme="majorEastAsia" w:hAnsiTheme="majorHAnsi"/>
+        <w:rFonts w:asciiTheme="majorHAnsi" w:cstheme="majorBidi" w:hAnsiTheme="majorHAnsi" w:eastAsia="黑体"/>
         <w:b/>
         <w:bCs/>
       </w:rPr>
@@ -6611,7 +6950,7 @@
         <w:spacing w:after="0" w:before="0" w:line="240" w:lineRule="auto"/>
       </w:pPr>
       <w:rPr>
-        <w:rFonts w:asciiTheme="majorHAnsi" w:cstheme="majorBidi" w:eastAsiaTheme="majorEastAsia" w:hAnsiTheme="majorHAnsi"/>
+        <w:rFonts w:asciiTheme="majorHAnsi" w:cstheme="majorBidi" w:hAnsiTheme="majorHAnsi" w:eastAsia="黑体"/>
         <w:b/>
         <w:bCs/>
       </w:rPr>
@@ -6632,7 +6971,7 @@
         <w:spacing w:after="0" w:before="0" w:line="240" w:lineRule="auto"/>
       </w:pPr>
       <w:rPr>
-        <w:rFonts w:asciiTheme="majorHAnsi" w:cstheme="majorBidi" w:eastAsiaTheme="majorEastAsia" w:hAnsiTheme="majorHAnsi"/>
+        <w:rFonts w:asciiTheme="majorHAnsi" w:cstheme="majorBidi" w:hAnsiTheme="majorHAnsi" w:eastAsia="黑体"/>
         <w:b/>
         <w:bCs/>
       </w:rPr>
@@ -6650,14 +6989,14 @@
     </w:tblStylePr>
     <w:tblStylePr w:type="firstCol">
       <w:rPr>
-        <w:rFonts w:asciiTheme="majorHAnsi" w:cstheme="majorBidi" w:eastAsiaTheme="majorEastAsia" w:hAnsiTheme="majorHAnsi"/>
+        <w:rFonts w:asciiTheme="majorHAnsi" w:cstheme="majorBidi" w:hAnsiTheme="majorHAnsi" w:eastAsia="黑体"/>
         <w:b/>
         <w:bCs/>
       </w:rPr>
     </w:tblStylePr>
     <w:tblStylePr w:type="lastCol">
       <w:rPr>
-        <w:rFonts w:asciiTheme="majorHAnsi" w:cstheme="majorBidi" w:eastAsiaTheme="majorEastAsia" w:hAnsiTheme="majorHAnsi"/>
+        <w:rFonts w:asciiTheme="majorHAnsi" w:cstheme="majorBidi" w:hAnsiTheme="majorHAnsi" w:eastAsia="黑体"/>
         <w:b/>
         <w:bCs/>
       </w:rPr>
@@ -6740,6 +7079,7 @@
         <w:spacing w:after="0" w:before="0" w:line="240" w:lineRule="auto"/>
       </w:pPr>
       <w:rPr>
+        <w:rFonts w:eastAsia="黑体"/>
         <w:b/>
         <w:bCs/>
         <w:color w:themeColor="background1" w:val="FFFFFF"/>
@@ -6762,6 +7102,7 @@
         <w:spacing w:after="0" w:before="0" w:line="240" w:lineRule="auto"/>
       </w:pPr>
       <w:rPr>
+        <w:rFonts w:eastAsia="黑体"/>
         <w:b/>
         <w:bCs/>
       </w:rPr>
@@ -6779,12 +7120,14 @@
     </w:tblStylePr>
     <w:tblStylePr w:type="firstCol">
       <w:rPr>
+        <w:rFonts w:eastAsia="黑体"/>
         <w:b/>
         <w:bCs/>
       </w:rPr>
     </w:tblStylePr>
     <w:tblStylePr w:type="lastCol">
       <w:rPr>
+        <w:rFonts w:eastAsia="黑体"/>
         <w:b/>
         <w:bCs/>
       </w:rPr>
@@ -6846,6 +7189,7 @@
         <w:spacing w:after="0" w:before="0" w:line="240" w:lineRule="auto"/>
       </w:pPr>
       <w:rPr>
+        <w:rFonts w:eastAsia="黑体"/>
         <w:b/>
         <w:bCs/>
         <w:color w:themeColor="background1" w:val="FFFFFF"/>
@@ -6868,6 +7212,7 @@
         <w:spacing w:after="0" w:before="0" w:line="240" w:lineRule="auto"/>
       </w:pPr>
       <w:rPr>
+        <w:rFonts w:eastAsia="黑体"/>
         <w:b/>
         <w:bCs/>
       </w:rPr>
@@ -6885,12 +7230,14 @@
     </w:tblStylePr>
     <w:tblStylePr w:type="firstCol">
       <w:rPr>
+        <w:rFonts w:eastAsia="黑体"/>
         <w:b/>
         <w:bCs/>
       </w:rPr>
     </w:tblStylePr>
     <w:tblStylePr w:type="lastCol">
       <w:rPr>
+        <w:rFonts w:eastAsia="黑体"/>
         <w:b/>
         <w:bCs/>
       </w:rPr>
@@ -6952,6 +7299,7 @@
         <w:spacing w:after="0" w:before="0" w:line="240" w:lineRule="auto"/>
       </w:pPr>
       <w:rPr>
+        <w:rFonts w:eastAsia="黑体"/>
         <w:b/>
         <w:bCs/>
         <w:color w:themeColor="background1" w:val="FFFFFF"/>
@@ -6974,6 +7322,7 @@
         <w:spacing w:after="0" w:before="0" w:line="240" w:lineRule="auto"/>
       </w:pPr>
       <w:rPr>
+        <w:rFonts w:eastAsia="黑体"/>
         <w:b/>
         <w:bCs/>
       </w:rPr>
@@ -6991,12 +7340,14 @@
     </w:tblStylePr>
     <w:tblStylePr w:type="firstCol">
       <w:rPr>
+        <w:rFonts w:eastAsia="黑体"/>
         <w:b/>
         <w:bCs/>
       </w:rPr>
     </w:tblStylePr>
     <w:tblStylePr w:type="lastCol">
       <w:rPr>
+        <w:rFonts w:eastAsia="黑体"/>
         <w:b/>
         <w:bCs/>
       </w:rPr>
@@ -7058,6 +7409,7 @@
         <w:spacing w:after="0" w:before="0" w:line="240" w:lineRule="auto"/>
       </w:pPr>
       <w:rPr>
+        <w:rFonts w:eastAsia="黑体"/>
         <w:b/>
         <w:bCs/>
         <w:color w:themeColor="background1" w:val="FFFFFF"/>
@@ -7080,6 +7432,7 @@
         <w:spacing w:after="0" w:before="0" w:line="240" w:lineRule="auto"/>
       </w:pPr>
       <w:rPr>
+        <w:rFonts w:eastAsia="黑体"/>
         <w:b/>
         <w:bCs/>
       </w:rPr>
@@ -7097,12 +7450,14 @@
     </w:tblStylePr>
     <w:tblStylePr w:type="firstCol">
       <w:rPr>
+        <w:rFonts w:eastAsia="黑体"/>
         <w:b/>
         <w:bCs/>
       </w:rPr>
     </w:tblStylePr>
     <w:tblStylePr w:type="lastCol">
       <w:rPr>
+        <w:rFonts w:eastAsia="黑体"/>
         <w:b/>
         <w:bCs/>
       </w:rPr>
@@ -7164,6 +7519,7 @@
         <w:spacing w:after="0" w:before="0" w:line="240" w:lineRule="auto"/>
       </w:pPr>
       <w:rPr>
+        <w:rFonts w:eastAsia="黑体"/>
         <w:b/>
         <w:bCs/>
         <w:color w:themeColor="background1" w:val="FFFFFF"/>
@@ -7186,6 +7542,7 @@
         <w:spacing w:after="0" w:before="0" w:line="240" w:lineRule="auto"/>
       </w:pPr>
       <w:rPr>
+        <w:rFonts w:eastAsia="黑体"/>
         <w:b/>
         <w:bCs/>
       </w:rPr>
@@ -7203,12 +7560,14 @@
     </w:tblStylePr>
     <w:tblStylePr w:type="firstCol">
       <w:rPr>
+        <w:rFonts w:eastAsia="黑体"/>
         <w:b/>
         <w:bCs/>
       </w:rPr>
     </w:tblStylePr>
     <w:tblStylePr w:type="lastCol">
       <w:rPr>
+        <w:rFonts w:eastAsia="黑体"/>
         <w:b/>
         <w:bCs/>
       </w:rPr>
@@ -7270,6 +7629,7 @@
         <w:spacing w:after="0" w:before="0" w:line="240" w:lineRule="auto"/>
       </w:pPr>
       <w:rPr>
+        <w:rFonts w:eastAsia="黑体"/>
         <w:b/>
         <w:bCs/>
         <w:color w:themeColor="background1" w:val="FFFFFF"/>
@@ -7292,6 +7652,7 @@
         <w:spacing w:after="0" w:before="0" w:line="240" w:lineRule="auto"/>
       </w:pPr>
       <w:rPr>
+        <w:rFonts w:eastAsia="黑体"/>
         <w:b/>
         <w:bCs/>
       </w:rPr>
@@ -7309,12 +7670,14 @@
     </w:tblStylePr>
     <w:tblStylePr w:type="firstCol">
       <w:rPr>
+        <w:rFonts w:eastAsia="黑体"/>
         <w:b/>
         <w:bCs/>
       </w:rPr>
     </w:tblStylePr>
     <w:tblStylePr w:type="lastCol">
       <w:rPr>
+        <w:rFonts w:eastAsia="黑体"/>
         <w:b/>
         <w:bCs/>
       </w:rPr>
@@ -7376,6 +7739,7 @@
         <w:spacing w:after="0" w:before="0" w:line="240" w:lineRule="auto"/>
       </w:pPr>
       <w:rPr>
+        <w:rFonts w:eastAsia="黑体"/>
         <w:b/>
         <w:bCs/>
         <w:color w:themeColor="background1" w:val="FFFFFF"/>
@@ -7398,6 +7762,7 @@
         <w:spacing w:after="0" w:before="0" w:line="240" w:lineRule="auto"/>
       </w:pPr>
       <w:rPr>
+        <w:rFonts w:eastAsia="黑体"/>
         <w:b/>
         <w:bCs/>
       </w:rPr>
@@ -7415,12 +7780,14 @@
     </w:tblStylePr>
     <w:tblStylePr w:type="firstCol">
       <w:rPr>
+        <w:rFonts w:eastAsia="黑体"/>
         <w:b/>
         <w:bCs/>
       </w:rPr>
     </w:tblStylePr>
     <w:tblStylePr w:type="lastCol">
       <w:rPr>
+        <w:rFonts w:eastAsia="黑体"/>
         <w:b/>
         <w:bCs/>
       </w:rPr>
@@ -7479,6 +7846,7 @@
         <w:spacing w:after="0" w:before="0" w:line="240" w:lineRule="auto"/>
       </w:pPr>
       <w:rPr>
+        <w:rFonts w:eastAsia="黑体"/>
         <w:b/>
         <w:bCs/>
         <w:color w:themeColor="background1" w:val="FFFFFF"/>
@@ -7501,6 +7869,7 @@
         <w:spacing w:after="0" w:before="0" w:line="240" w:lineRule="auto"/>
       </w:pPr>
       <w:rPr>
+        <w:rFonts w:eastAsia="黑体"/>
         <w:color w:val="auto"/>
       </w:rPr>
       <w:tblPr/>
@@ -7518,6 +7887,7 @@
     </w:tblStylePr>
     <w:tblStylePr w:type="firstCol">
       <w:rPr>
+        <w:rFonts w:eastAsia="黑体"/>
         <w:b/>
         <w:bCs/>
         <w:color w:themeColor="background1" w:val="FFFFFF"/>
@@ -7537,6 +7907,7 @@
     </w:tblStylePr>
     <w:tblStylePr w:type="lastCol">
       <w:rPr>
+        <w:rFonts w:eastAsia="黑体"/>
         <w:b/>
         <w:bCs/>
         <w:color w:themeColor="background1" w:val="FFFFFF"/>
@@ -7585,6 +7956,7 @@
     </w:tblStylePr>
     <w:tblStylePr w:type="nwCell">
       <w:rPr>
+        <w:rFonts w:eastAsia="黑体"/>
         <w:color w:themeColor="background1" w:val="FFFFFF"/>
       </w:rPr>
       <w:tblPr/>
@@ -7628,6 +8000,7 @@
         <w:spacing w:after="0" w:before="0" w:line="240" w:lineRule="auto"/>
       </w:pPr>
       <w:rPr>
+        <w:rFonts w:eastAsia="黑体"/>
         <w:b/>
         <w:bCs/>
         <w:color w:themeColor="background1" w:val="FFFFFF"/>
@@ -7650,6 +8023,7 @@
         <w:spacing w:after="0" w:before="0" w:line="240" w:lineRule="auto"/>
       </w:pPr>
       <w:rPr>
+        <w:rFonts w:eastAsia="黑体"/>
         <w:color w:val="auto"/>
       </w:rPr>
       <w:tblPr/>
@@ -7667,6 +8041,7 @@
     </w:tblStylePr>
     <w:tblStylePr w:type="firstCol">
       <w:rPr>
+        <w:rFonts w:eastAsia="黑体"/>
         <w:b/>
         <w:bCs/>
         <w:color w:themeColor="background1" w:val="FFFFFF"/>
@@ -7686,6 +8061,7 @@
     </w:tblStylePr>
     <w:tblStylePr w:type="lastCol">
       <w:rPr>
+        <w:rFonts w:eastAsia="黑体"/>
         <w:b/>
         <w:bCs/>
         <w:color w:themeColor="background1" w:val="FFFFFF"/>
@@ -7734,6 +8110,7 @@
     </w:tblStylePr>
     <w:tblStylePr w:type="nwCell">
       <w:rPr>
+        <w:rFonts w:eastAsia="黑体"/>
         <w:color w:themeColor="background1" w:val="FFFFFF"/>
       </w:rPr>
       <w:tblPr/>
@@ -7777,6 +8154,7 @@
         <w:spacing w:after="0" w:before="0" w:line="240" w:lineRule="auto"/>
       </w:pPr>
       <w:rPr>
+        <w:rFonts w:eastAsia="黑体"/>
         <w:b/>
         <w:bCs/>
         <w:color w:themeColor="background1" w:val="FFFFFF"/>
@@ -7799,6 +8177,7 @@
         <w:spacing w:after="0" w:before="0" w:line="240" w:lineRule="auto"/>
       </w:pPr>
       <w:rPr>
+        <w:rFonts w:eastAsia="黑体"/>
         <w:color w:val="auto"/>
       </w:rPr>
       <w:tblPr/>
@@ -7816,6 +8195,7 @@
     </w:tblStylePr>
     <w:tblStylePr w:type="firstCol">
       <w:rPr>
+        <w:rFonts w:eastAsia="黑体"/>
         <w:b/>
         <w:bCs/>
         <w:color w:themeColor="background1" w:val="FFFFFF"/>
@@ -7835,6 +8215,7 @@
     </w:tblStylePr>
     <w:tblStylePr w:type="lastCol">
       <w:rPr>
+        <w:rFonts w:eastAsia="黑体"/>
         <w:b/>
         <w:bCs/>
         <w:color w:themeColor="background1" w:val="FFFFFF"/>
@@ -7883,6 +8264,7 @@
     </w:tblStylePr>
     <w:tblStylePr w:type="nwCell">
       <w:rPr>
+        <w:rFonts w:eastAsia="黑体"/>
         <w:color w:themeColor="background1" w:val="FFFFFF"/>
       </w:rPr>
       <w:tblPr/>
@@ -7926,6 +8308,7 @@
         <w:spacing w:after="0" w:before="0" w:line="240" w:lineRule="auto"/>
       </w:pPr>
       <w:rPr>
+        <w:rFonts w:eastAsia="黑体"/>
         <w:b/>
         <w:bCs/>
         <w:color w:themeColor="background1" w:val="FFFFFF"/>
@@ -7948,6 +8331,7 @@
         <w:spacing w:after="0" w:before="0" w:line="240" w:lineRule="auto"/>
       </w:pPr>
       <w:rPr>
+        <w:rFonts w:eastAsia="黑体"/>
         <w:color w:val="auto"/>
       </w:rPr>
       <w:tblPr/>
@@ -7965,6 +8349,7 @@
     </w:tblStylePr>
     <w:tblStylePr w:type="firstCol">
       <w:rPr>
+        <w:rFonts w:eastAsia="黑体"/>
         <w:b/>
         <w:bCs/>
         <w:color w:themeColor="background1" w:val="FFFFFF"/>
@@ -7984,6 +8369,7 @@
     </w:tblStylePr>
     <w:tblStylePr w:type="lastCol">
       <w:rPr>
+        <w:rFonts w:eastAsia="黑体"/>
         <w:b/>
         <w:bCs/>
         <w:color w:themeColor="background1" w:val="FFFFFF"/>
@@ -8032,6 +8418,7 @@
     </w:tblStylePr>
     <w:tblStylePr w:type="nwCell">
       <w:rPr>
+        <w:rFonts w:eastAsia="黑体"/>
         <w:color w:themeColor="background1" w:val="FFFFFF"/>
       </w:rPr>
       <w:tblPr/>
@@ -8075,6 +8462,7 @@
         <w:spacing w:after="0" w:before="0" w:line="240" w:lineRule="auto"/>
       </w:pPr>
       <w:rPr>
+        <w:rFonts w:eastAsia="黑体"/>
         <w:b/>
         <w:bCs/>
         <w:color w:themeColor="background1" w:val="FFFFFF"/>
@@ -8097,6 +8485,7 @@
         <w:spacing w:after="0" w:before="0" w:line="240" w:lineRule="auto"/>
       </w:pPr>
       <w:rPr>
+        <w:rFonts w:eastAsia="黑体"/>
         <w:color w:val="auto"/>
       </w:rPr>
       <w:tblPr/>
@@ -8114,6 +8503,7 @@
     </w:tblStylePr>
     <w:tblStylePr w:type="firstCol">
       <w:rPr>
+        <w:rFonts w:eastAsia="黑体"/>
         <w:b/>
         <w:bCs/>
         <w:color w:themeColor="background1" w:val="FFFFFF"/>
@@ -8133,6 +8523,7 @@
     </w:tblStylePr>
     <w:tblStylePr w:type="lastCol">
       <w:rPr>
+        <w:rFonts w:eastAsia="黑体"/>
         <w:b/>
         <w:bCs/>
         <w:color w:themeColor="background1" w:val="FFFFFF"/>
@@ -8181,6 +8572,7 @@
     </w:tblStylePr>
     <w:tblStylePr w:type="nwCell">
       <w:rPr>
+        <w:rFonts w:eastAsia="黑体"/>
         <w:color w:themeColor="background1" w:val="FFFFFF"/>
       </w:rPr>
       <w:tblPr/>
@@ -8224,6 +8616,7 @@
         <w:spacing w:after="0" w:before="0" w:line="240" w:lineRule="auto"/>
       </w:pPr>
       <w:rPr>
+        <w:rFonts w:eastAsia="黑体"/>
         <w:b/>
         <w:bCs/>
         <w:color w:themeColor="background1" w:val="FFFFFF"/>
@@ -8246,6 +8639,7 @@
         <w:spacing w:after="0" w:before="0" w:line="240" w:lineRule="auto"/>
       </w:pPr>
       <w:rPr>
+        <w:rFonts w:eastAsia="黑体"/>
         <w:color w:val="auto"/>
       </w:rPr>
       <w:tblPr/>
@@ -8263,6 +8657,7 @@
     </w:tblStylePr>
     <w:tblStylePr w:type="firstCol">
       <w:rPr>
+        <w:rFonts w:eastAsia="黑体"/>
         <w:b/>
         <w:bCs/>
         <w:color w:themeColor="background1" w:val="FFFFFF"/>
@@ -8282,6 +8677,7 @@
     </w:tblStylePr>
     <w:tblStylePr w:type="lastCol">
       <w:rPr>
+        <w:rFonts w:eastAsia="黑体"/>
         <w:b/>
         <w:bCs/>
         <w:color w:themeColor="background1" w:val="FFFFFF"/>
@@ -8330,6 +8726,7 @@
     </w:tblStylePr>
     <w:tblStylePr w:type="nwCell">
       <w:rPr>
+        <w:rFonts w:eastAsia="黑体"/>
         <w:color w:themeColor="background1" w:val="FFFFFF"/>
       </w:rPr>
       <w:tblPr/>
@@ -8373,6 +8770,7 @@
         <w:spacing w:after="0" w:before="0" w:line="240" w:lineRule="auto"/>
       </w:pPr>
       <w:rPr>
+        <w:rFonts w:eastAsia="黑体"/>
         <w:b/>
         <w:bCs/>
         <w:color w:themeColor="background1" w:val="FFFFFF"/>
@@ -8395,6 +8793,7 @@
         <w:spacing w:after="0" w:before="0" w:line="240" w:lineRule="auto"/>
       </w:pPr>
       <w:rPr>
+        <w:rFonts w:eastAsia="黑体"/>
         <w:color w:val="auto"/>
       </w:rPr>
       <w:tblPr/>
@@ -8412,6 +8811,7 @@
     </w:tblStylePr>
     <w:tblStylePr w:type="firstCol">
       <w:rPr>
+        <w:rFonts w:eastAsia="黑体"/>
         <w:b/>
         <w:bCs/>
         <w:color w:themeColor="background1" w:val="FFFFFF"/>
@@ -8431,6 +8831,7 @@
     </w:tblStylePr>
     <w:tblStylePr w:type="lastCol">
       <w:rPr>
+        <w:rFonts w:eastAsia="黑体"/>
         <w:b/>
         <w:bCs/>
         <w:color w:themeColor="background1" w:val="FFFFFF"/>
@@ -8479,6 +8880,7 @@
     </w:tblStylePr>
     <w:tblStylePr w:type="nwCell">
       <w:rPr>
+        <w:rFonts w:eastAsia="黑体"/>
         <w:color w:themeColor="background1" w:val="FFFFFF"/>
       </w:rPr>
       <w:tblPr/>
@@ -8503,6 +8905,7 @@
       <w:spacing w:after="0" w:line="240" w:lineRule="auto"/>
     </w:pPr>
     <w:rPr>
+      <w:rFonts w:eastAsia="黑体"/>
       <w:color w:themeColor="text1" w:val="000000"/>
     </w:rPr>
     <w:tblPr>
@@ -8522,7 +8925,7 @@
     </w:tblPr>
     <w:tblStylePr w:type="firstRow">
       <w:rPr>
-        <w:rFonts w:asciiTheme="majorHAnsi" w:cstheme="majorBidi" w:eastAsiaTheme="majorEastAsia" w:hAnsiTheme="majorHAnsi"/>
+        <w:rFonts w:asciiTheme="majorHAnsi" w:cstheme="majorBidi" w:hAnsiTheme="majorHAnsi" w:eastAsia="黑体"/>
       </w:rPr>
       <w:tblPr/>
       <w:tcPr>
@@ -8534,6 +8937,7 @@
     </w:tblStylePr>
     <w:tblStylePr w:type="lastRow">
       <w:rPr>
+        <w:rFonts w:eastAsia="黑体"/>
         <w:b/>
         <w:bCs/>
         <w:color w:themeColor="text2" w:val="1F497D"/>
@@ -8548,12 +8952,14 @@
     </w:tblStylePr>
     <w:tblStylePr w:type="firstCol">
       <w:rPr>
+        <w:rFonts w:eastAsia="黑体"/>
         <w:b/>
         <w:bCs/>
       </w:rPr>
     </w:tblStylePr>
     <w:tblStylePr w:type="lastCol">
       <w:rPr>
+        <w:rFonts w:eastAsia="黑体"/>
         <w:b/>
         <w:bCs/>
       </w:rPr>
@@ -8587,6 +8993,7 @@
       <w:spacing w:after="0" w:line="240" w:lineRule="auto"/>
     </w:pPr>
     <w:rPr>
+      <w:rFonts w:eastAsia="黑体"/>
       <w:color w:themeColor="text1" w:val="000000"/>
     </w:rPr>
     <w:tblPr>
@@ -8606,7 +9013,7 @@
     </w:tblPr>
     <w:tblStylePr w:type="firstRow">
       <w:rPr>
-        <w:rFonts w:asciiTheme="majorHAnsi" w:cstheme="majorBidi" w:eastAsiaTheme="majorEastAsia" w:hAnsiTheme="majorHAnsi"/>
+        <w:rFonts w:asciiTheme="majorHAnsi" w:cstheme="majorBidi" w:hAnsiTheme="majorHAnsi" w:eastAsia="黑体"/>
       </w:rPr>
       <w:tblPr/>
       <w:tcPr>
@@ -8618,6 +9025,7 @@
     </w:tblStylePr>
     <w:tblStylePr w:type="lastRow">
       <w:rPr>
+        <w:rFonts w:eastAsia="黑体"/>
         <w:b/>
         <w:bCs/>
         <w:color w:themeColor="text2" w:val="1F497D"/>
@@ -8632,12 +9040,14 @@
     </w:tblStylePr>
     <w:tblStylePr w:type="firstCol">
       <w:rPr>
+        <w:rFonts w:eastAsia="黑体"/>
         <w:b/>
         <w:bCs/>
       </w:rPr>
     </w:tblStylePr>
     <w:tblStylePr w:type="lastCol">
       <w:rPr>
+        <w:rFonts w:eastAsia="黑体"/>
         <w:b/>
         <w:bCs/>
       </w:rPr>
@@ -8671,6 +9081,7 @@
       <w:spacing w:after="0" w:line="240" w:lineRule="auto"/>
     </w:pPr>
     <w:rPr>
+      <w:rFonts w:eastAsia="黑体"/>
       <w:color w:themeColor="text1" w:val="000000"/>
     </w:rPr>
     <w:tblPr>
@@ -8690,7 +9101,7 @@
     </w:tblPr>
     <w:tblStylePr w:type="firstRow">
       <w:rPr>
-        <w:rFonts w:asciiTheme="majorHAnsi" w:cstheme="majorBidi" w:eastAsiaTheme="majorEastAsia" w:hAnsiTheme="majorHAnsi"/>
+        <w:rFonts w:asciiTheme="majorHAnsi" w:cstheme="majorBidi" w:hAnsiTheme="majorHAnsi" w:eastAsia="黑体"/>
       </w:rPr>
       <w:tblPr/>
       <w:tcPr>
@@ -8702,6 +9113,7 @@
     </w:tblStylePr>
     <w:tblStylePr w:type="lastRow">
       <w:rPr>
+        <w:rFonts w:eastAsia="黑体"/>
         <w:b/>
         <w:bCs/>
         <w:color w:themeColor="text2" w:val="1F497D"/>
@@ -8716,12 +9128,14 @@
     </w:tblStylePr>
     <w:tblStylePr w:type="firstCol">
       <w:rPr>
+        <w:rFonts w:eastAsia="黑体"/>
         <w:b/>
         <w:bCs/>
       </w:rPr>
     </w:tblStylePr>
     <w:tblStylePr w:type="lastCol">
       <w:rPr>
+        <w:rFonts w:eastAsia="黑体"/>
         <w:b/>
         <w:bCs/>
       </w:rPr>
@@ -8755,6 +9169,7 @@
       <w:spacing w:after="0" w:line="240" w:lineRule="auto"/>
     </w:pPr>
     <w:rPr>
+      <w:rFonts w:eastAsia="黑体"/>
       <w:color w:themeColor="text1" w:val="000000"/>
     </w:rPr>
     <w:tblPr>
@@ -8774,7 +9189,7 @@
     </w:tblPr>
     <w:tblStylePr w:type="firstRow">
       <w:rPr>
-        <w:rFonts w:asciiTheme="majorHAnsi" w:cstheme="majorBidi" w:eastAsiaTheme="majorEastAsia" w:hAnsiTheme="majorHAnsi"/>
+        <w:rFonts w:asciiTheme="majorHAnsi" w:cstheme="majorBidi" w:hAnsiTheme="majorHAnsi" w:eastAsia="黑体"/>
       </w:rPr>
       <w:tblPr/>
       <w:tcPr>
@@ -8786,6 +9201,7 @@
     </w:tblStylePr>
     <w:tblStylePr w:type="lastRow">
       <w:rPr>
+        <w:rFonts w:eastAsia="黑体"/>
         <w:b/>
         <w:bCs/>
         <w:color w:themeColor="text2" w:val="1F497D"/>
@@ -8800,12 +9216,14 @@
     </w:tblStylePr>
     <w:tblStylePr w:type="firstCol">
       <w:rPr>
+        <w:rFonts w:eastAsia="黑体"/>
         <w:b/>
         <w:bCs/>
       </w:rPr>
     </w:tblStylePr>
     <w:tblStylePr w:type="lastCol">
       <w:rPr>
+        <w:rFonts w:eastAsia="黑体"/>
         <w:b/>
         <w:bCs/>
       </w:rPr>
@@ -8839,6 +9257,7 @@
       <w:spacing w:after="0" w:line="240" w:lineRule="auto"/>
     </w:pPr>
     <w:rPr>
+      <w:rFonts w:eastAsia="黑体"/>
       <w:color w:themeColor="text1" w:val="000000"/>
     </w:rPr>
     <w:tblPr>
@@ -8858,7 +9277,7 @@
     </w:tblPr>
     <w:tblStylePr w:type="firstRow">
       <w:rPr>
-        <w:rFonts w:asciiTheme="majorHAnsi" w:cstheme="majorBidi" w:eastAsiaTheme="majorEastAsia" w:hAnsiTheme="majorHAnsi"/>
+        <w:rFonts w:asciiTheme="majorHAnsi" w:cstheme="majorBidi" w:hAnsiTheme="majorHAnsi" w:eastAsia="黑体"/>
       </w:rPr>
       <w:tblPr/>
       <w:tcPr>
@@ -8870,6 +9289,7 @@
     </w:tblStylePr>
     <w:tblStylePr w:type="lastRow">
       <w:rPr>
+        <w:rFonts w:eastAsia="黑体"/>
         <w:b/>
         <w:bCs/>
         <w:color w:themeColor="text2" w:val="1F497D"/>
@@ -8884,12 +9304,14 @@
     </w:tblStylePr>
     <w:tblStylePr w:type="firstCol">
       <w:rPr>
+        <w:rFonts w:eastAsia="黑体"/>
         <w:b/>
         <w:bCs/>
       </w:rPr>
     </w:tblStylePr>
     <w:tblStylePr w:type="lastCol">
       <w:rPr>
+        <w:rFonts w:eastAsia="黑体"/>
         <w:b/>
         <w:bCs/>
       </w:rPr>
@@ -8923,6 +9345,7 @@
       <w:spacing w:after="0" w:line="240" w:lineRule="auto"/>
     </w:pPr>
     <w:rPr>
+      <w:rFonts w:eastAsia="黑体"/>
       <w:color w:themeColor="text1" w:val="000000"/>
     </w:rPr>
     <w:tblPr>
@@ -8942,7 +9365,7 @@
     </w:tblPr>
     <w:tblStylePr w:type="firstRow">
       <w:rPr>
-        <w:rFonts w:asciiTheme="majorHAnsi" w:cstheme="majorBidi" w:eastAsiaTheme="majorEastAsia" w:hAnsiTheme="majorHAnsi"/>
+        <w:rFonts w:asciiTheme="majorHAnsi" w:cstheme="majorBidi" w:hAnsiTheme="majorHAnsi" w:eastAsia="黑体"/>
       </w:rPr>
       <w:tblPr/>
       <w:tcPr>
@@ -8954,6 +9377,7 @@
     </w:tblStylePr>
     <w:tblStylePr w:type="lastRow">
       <w:rPr>
+        <w:rFonts w:eastAsia="黑体"/>
         <w:b/>
         <w:bCs/>
         <w:color w:themeColor="text2" w:val="1F497D"/>
@@ -8968,12 +9392,14 @@
     </w:tblStylePr>
     <w:tblStylePr w:type="firstCol">
       <w:rPr>
+        <w:rFonts w:eastAsia="黑体"/>
         <w:b/>
         <w:bCs/>
       </w:rPr>
     </w:tblStylePr>
     <w:tblStylePr w:type="lastCol">
       <w:rPr>
+        <w:rFonts w:eastAsia="黑体"/>
         <w:b/>
         <w:bCs/>
       </w:rPr>
@@ -9007,6 +9433,7 @@
       <w:spacing w:after="0" w:line="240" w:lineRule="auto"/>
     </w:pPr>
     <w:rPr>
+      <w:rFonts w:eastAsia="黑体"/>
       <w:color w:themeColor="text1" w:val="000000"/>
     </w:rPr>
     <w:tblPr>
@@ -9026,7 +9453,7 @@
     </w:tblPr>
     <w:tblStylePr w:type="firstRow">
       <w:rPr>
-        <w:rFonts w:asciiTheme="majorHAnsi" w:cstheme="majorBidi" w:eastAsiaTheme="majorEastAsia" w:hAnsiTheme="majorHAnsi"/>
+        <w:rFonts w:asciiTheme="majorHAnsi" w:cstheme="majorBidi" w:hAnsiTheme="majorHAnsi" w:eastAsia="黑体"/>
       </w:rPr>
       <w:tblPr/>
       <w:tcPr>
@@ -9038,6 +9465,7 @@
     </w:tblStylePr>
     <w:tblStylePr w:type="lastRow">
       <w:rPr>
+        <w:rFonts w:eastAsia="黑体"/>
         <w:b/>
         <w:bCs/>
         <w:color w:themeColor="text2" w:val="1F497D"/>
@@ -9052,12 +9480,14 @@
     </w:tblStylePr>
     <w:tblStylePr w:type="firstCol">
       <w:rPr>
+        <w:rFonts w:eastAsia="黑体"/>
         <w:b/>
         <w:bCs/>
       </w:rPr>
     </w:tblStylePr>
     <w:tblStylePr w:type="lastCol">
       <w:rPr>
+        <w:rFonts w:eastAsia="黑体"/>
         <w:b/>
         <w:bCs/>
       </w:rPr>
@@ -9091,7 +9521,7 @@
       <w:spacing w:after="0" w:line="240" w:lineRule="auto"/>
     </w:pPr>
     <w:rPr>
-      <w:rFonts w:asciiTheme="majorHAnsi" w:cstheme="majorBidi" w:eastAsiaTheme="majorEastAsia" w:hAnsiTheme="majorHAnsi"/>
+      <w:rFonts w:asciiTheme="majorHAnsi" w:cstheme="majorBidi" w:hAnsiTheme="majorHAnsi" w:eastAsia="黑体"/>
       <w:color w:themeColor="text1" w:val="000000"/>
     </w:rPr>
     <w:tblPr>
@@ -9113,6 +9543,7 @@
     </w:tblPr>
     <w:tblStylePr w:type="firstRow">
       <w:rPr>
+        <w:rFonts w:eastAsia="黑体"/>
         <w:sz w:val="24"/>
         <w:szCs w:val="24"/>
       </w:rPr>
@@ -9219,7 +9650,7 @@
       <w:spacing w:after="0" w:line="240" w:lineRule="auto"/>
     </w:pPr>
     <w:rPr>
-      <w:rFonts w:asciiTheme="majorHAnsi" w:cstheme="majorBidi" w:eastAsiaTheme="majorEastAsia" w:hAnsiTheme="majorHAnsi"/>
+      <w:rFonts w:asciiTheme="majorHAnsi" w:cstheme="majorBidi" w:hAnsiTheme="majorHAnsi" w:eastAsia="黑体"/>
       <w:color w:themeColor="text1" w:val="000000"/>
     </w:rPr>
     <w:tblPr>
@@ -9241,6 +9672,7 @@
     </w:tblPr>
     <w:tblStylePr w:type="firstRow">
       <w:rPr>
+        <w:rFonts w:eastAsia="黑体"/>
         <w:sz w:val="24"/>
         <w:szCs w:val="24"/>
       </w:rPr>
@@ -9347,7 +9779,7 @@
       <w:spacing w:after="0" w:line="240" w:lineRule="auto"/>
     </w:pPr>
     <w:rPr>
-      <w:rFonts w:asciiTheme="majorHAnsi" w:cstheme="majorBidi" w:eastAsiaTheme="majorEastAsia" w:hAnsiTheme="majorHAnsi"/>
+      <w:rFonts w:asciiTheme="majorHAnsi" w:cstheme="majorBidi" w:hAnsiTheme="majorHAnsi" w:eastAsia="黑体"/>
       <w:color w:themeColor="text1" w:val="000000"/>
     </w:rPr>
     <w:tblPr>
@@ -9369,6 +9801,7 @@
     </w:tblPr>
     <w:tblStylePr w:type="firstRow">
       <w:rPr>
+        <w:rFonts w:eastAsia="黑体"/>
         <w:sz w:val="24"/>
         <w:szCs w:val="24"/>
       </w:rPr>
@@ -9475,7 +9908,7 @@
       <w:spacing w:after="0" w:line="240" w:lineRule="auto"/>
     </w:pPr>
     <w:rPr>
-      <w:rFonts w:asciiTheme="majorHAnsi" w:cstheme="majorBidi" w:eastAsiaTheme="majorEastAsia" w:hAnsiTheme="majorHAnsi"/>
+      <w:rFonts w:asciiTheme="majorHAnsi" w:cstheme="majorBidi" w:hAnsiTheme="majorHAnsi" w:eastAsia="黑体"/>
       <w:color w:themeColor="text1" w:val="000000"/>
     </w:rPr>
     <w:tblPr>
@@ -9497,6 +9930,7 @@
     </w:tblPr>
     <w:tblStylePr w:type="firstRow">
       <w:rPr>
+        <w:rFonts w:eastAsia="黑体"/>
         <w:sz w:val="24"/>
         <w:szCs w:val="24"/>
       </w:rPr>
@@ -9603,7 +10037,7 @@
       <w:spacing w:after="0" w:line="240" w:lineRule="auto"/>
     </w:pPr>
     <w:rPr>
-      <w:rFonts w:asciiTheme="majorHAnsi" w:cstheme="majorBidi" w:eastAsiaTheme="majorEastAsia" w:hAnsiTheme="majorHAnsi"/>
+      <w:rFonts w:asciiTheme="majorHAnsi" w:cstheme="majorBidi" w:hAnsiTheme="majorHAnsi" w:eastAsia="黑体"/>
       <w:color w:themeColor="text1" w:val="000000"/>
     </w:rPr>
     <w:tblPr>
@@ -9625,6 +10059,7 @@
     </w:tblPr>
     <w:tblStylePr w:type="firstRow">
       <w:rPr>
+        <w:rFonts w:eastAsia="黑体"/>
         <w:sz w:val="24"/>
         <w:szCs w:val="24"/>
       </w:rPr>
@@ -9731,7 +10166,7 @@
       <w:spacing w:after="0" w:line="240" w:lineRule="auto"/>
     </w:pPr>
     <w:rPr>
-      <w:rFonts w:asciiTheme="majorHAnsi" w:cstheme="majorBidi" w:eastAsiaTheme="majorEastAsia" w:hAnsiTheme="majorHAnsi"/>
+      <w:rFonts w:asciiTheme="majorHAnsi" w:cstheme="majorBidi" w:hAnsiTheme="majorHAnsi" w:eastAsia="黑体"/>
       <w:color w:themeColor="text1" w:val="000000"/>
     </w:rPr>
     <w:tblPr>
@@ -9753,6 +10188,7 @@
     </w:tblPr>
     <w:tblStylePr w:type="firstRow">
       <w:rPr>
+        <w:rFonts w:eastAsia="黑体"/>
         <w:sz w:val="24"/>
         <w:szCs w:val="24"/>
       </w:rPr>
@@ -9859,7 +10295,7 @@
       <w:spacing w:after="0" w:line="240" w:lineRule="auto"/>
     </w:pPr>
     <w:rPr>
-      <w:rFonts w:asciiTheme="majorHAnsi" w:cstheme="majorBidi" w:eastAsiaTheme="majorEastAsia" w:hAnsiTheme="majorHAnsi"/>
+      <w:rFonts w:asciiTheme="majorHAnsi" w:cstheme="majorBidi" w:hAnsiTheme="majorHAnsi" w:eastAsia="黑体"/>
       <w:color w:themeColor="text1" w:val="000000"/>
     </w:rPr>
     <w:tblPr>
@@ -9881,6 +10317,7 @@
     </w:tblPr>
     <w:tblStylePr w:type="firstRow">
       <w:rPr>
+        <w:rFonts w:eastAsia="黑体"/>
         <w:sz w:val="24"/>
         <w:szCs w:val="24"/>
       </w:rPr>
@@ -10010,12 +10447,14 @@
     </w:tcPr>
     <w:tblStylePr w:type="firstRow">
       <w:rPr>
+        <w:rFonts w:eastAsia="黑体"/>
         <w:b/>
         <w:bCs/>
       </w:rPr>
     </w:tblStylePr>
     <w:tblStylePr w:type="lastRow">
       <w:rPr>
+        <w:rFonts w:eastAsia="黑体"/>
         <w:b/>
         <w:bCs/>
       </w:rPr>
@@ -10028,12 +10467,14 @@
     </w:tblStylePr>
     <w:tblStylePr w:type="firstCol">
       <w:rPr>
+        <w:rFonts w:eastAsia="黑体"/>
         <w:b/>
         <w:bCs/>
       </w:rPr>
     </w:tblStylePr>
     <w:tblStylePr w:type="lastCol">
       <w:rPr>
+        <w:rFonts w:eastAsia="黑体"/>
         <w:b/>
         <w:bCs/>
       </w:rPr>
@@ -10083,12 +10524,14 @@
     </w:tcPr>
     <w:tblStylePr w:type="firstRow">
       <w:rPr>
+        <w:rFonts w:eastAsia="黑体"/>
         <w:b/>
         <w:bCs/>
       </w:rPr>
     </w:tblStylePr>
     <w:tblStylePr w:type="lastRow">
       <w:rPr>
+        <w:rFonts w:eastAsia="黑体"/>
         <w:b/>
         <w:bCs/>
       </w:rPr>
@@ -10101,12 +10544,14 @@
     </w:tblStylePr>
     <w:tblStylePr w:type="firstCol">
       <w:rPr>
+        <w:rFonts w:eastAsia="黑体"/>
         <w:b/>
         <w:bCs/>
       </w:rPr>
     </w:tblStylePr>
     <w:tblStylePr w:type="lastCol">
       <w:rPr>
+        <w:rFonts w:eastAsia="黑体"/>
         <w:b/>
         <w:bCs/>
       </w:rPr>
@@ -10156,12 +10601,14 @@
     </w:tcPr>
     <w:tblStylePr w:type="firstRow">
       <w:rPr>
+        <w:rFonts w:eastAsia="黑体"/>
         <w:b/>
         <w:bCs/>
       </w:rPr>
     </w:tblStylePr>
     <w:tblStylePr w:type="lastRow">
       <w:rPr>
+        <w:rFonts w:eastAsia="黑体"/>
         <w:b/>
         <w:bCs/>
       </w:rPr>
@@ -10174,12 +10621,14 @@
     </w:tblStylePr>
     <w:tblStylePr w:type="firstCol">
       <w:rPr>
+        <w:rFonts w:eastAsia="黑体"/>
         <w:b/>
         <w:bCs/>
       </w:rPr>
     </w:tblStylePr>
     <w:tblStylePr w:type="lastCol">
       <w:rPr>
+        <w:rFonts w:eastAsia="黑体"/>
         <w:b/>
         <w:bCs/>
       </w:rPr>
@@ -10229,12 +10678,14 @@
     </w:tcPr>
     <w:tblStylePr w:type="firstRow">
       <w:rPr>
+        <w:rFonts w:eastAsia="黑体"/>
         <w:b/>
         <w:bCs/>
       </w:rPr>
     </w:tblStylePr>
     <w:tblStylePr w:type="lastRow">
       <w:rPr>
+        <w:rFonts w:eastAsia="黑体"/>
         <w:b/>
         <w:bCs/>
       </w:rPr>
@@ -10247,12 +10698,14 @@
     </w:tblStylePr>
     <w:tblStylePr w:type="firstCol">
       <w:rPr>
+        <w:rFonts w:eastAsia="黑体"/>
         <w:b/>
         <w:bCs/>
       </w:rPr>
     </w:tblStylePr>
     <w:tblStylePr w:type="lastCol">
       <w:rPr>
+        <w:rFonts w:eastAsia="黑体"/>
         <w:b/>
         <w:bCs/>
       </w:rPr>
@@ -10302,12 +10755,14 @@
     </w:tcPr>
     <w:tblStylePr w:type="firstRow">
       <w:rPr>
+        <w:rFonts w:eastAsia="黑体"/>
         <w:b/>
         <w:bCs/>
       </w:rPr>
     </w:tblStylePr>
     <w:tblStylePr w:type="lastRow">
       <w:rPr>
+        <w:rFonts w:eastAsia="黑体"/>
         <w:b/>
         <w:bCs/>
       </w:rPr>
@@ -10320,12 +10775,14 @@
     </w:tblStylePr>
     <w:tblStylePr w:type="firstCol">
       <w:rPr>
+        <w:rFonts w:eastAsia="黑体"/>
         <w:b/>
         <w:bCs/>
       </w:rPr>
     </w:tblStylePr>
     <w:tblStylePr w:type="lastCol">
       <w:rPr>
+        <w:rFonts w:eastAsia="黑体"/>
         <w:b/>
         <w:bCs/>
       </w:rPr>
@@ -10375,12 +10832,14 @@
     </w:tcPr>
     <w:tblStylePr w:type="firstRow">
       <w:rPr>
+        <w:rFonts w:eastAsia="黑体"/>
         <w:b/>
         <w:bCs/>
       </w:rPr>
     </w:tblStylePr>
     <w:tblStylePr w:type="lastRow">
       <w:rPr>
+        <w:rFonts w:eastAsia="黑体"/>
         <w:b/>
         <w:bCs/>
       </w:rPr>
@@ -10393,12 +10852,14 @@
     </w:tblStylePr>
     <w:tblStylePr w:type="firstCol">
       <w:rPr>
+        <w:rFonts w:eastAsia="黑体"/>
         <w:b/>
         <w:bCs/>
       </w:rPr>
     </w:tblStylePr>
     <w:tblStylePr w:type="lastCol">
       <w:rPr>
+        <w:rFonts w:eastAsia="黑体"/>
         <w:b/>
         <w:bCs/>
       </w:rPr>
@@ -10448,12 +10909,14 @@
     </w:tcPr>
     <w:tblStylePr w:type="firstRow">
       <w:rPr>
+        <w:rFonts w:eastAsia="黑体"/>
         <w:b/>
         <w:bCs/>
       </w:rPr>
     </w:tblStylePr>
     <w:tblStylePr w:type="lastRow">
       <w:rPr>
+        <w:rFonts w:eastAsia="黑体"/>
         <w:b/>
         <w:bCs/>
       </w:rPr>
@@ -10466,12 +10929,14 @@
     </w:tblStylePr>
     <w:tblStylePr w:type="firstCol">
       <w:rPr>
+        <w:rFonts w:eastAsia="黑体"/>
         <w:b/>
         <w:bCs/>
       </w:rPr>
     </w:tblStylePr>
     <w:tblStylePr w:type="lastCol">
       <w:rPr>
+        <w:rFonts w:eastAsia="黑体"/>
         <w:b/>
         <w:bCs/>
       </w:rPr>
@@ -10498,7 +10963,7 @@
       <w:spacing w:after="0" w:line="240" w:lineRule="auto"/>
     </w:pPr>
     <w:rPr>
-      <w:rFonts w:asciiTheme="majorHAnsi" w:cstheme="majorBidi" w:eastAsiaTheme="majorEastAsia" w:hAnsiTheme="majorHAnsi"/>
+      <w:rFonts w:asciiTheme="majorHAnsi" w:cstheme="majorBidi" w:hAnsiTheme="majorHAnsi" w:eastAsia="黑体"/>
       <w:color w:themeColor="text1" w:val="000000"/>
     </w:rPr>
     <w:tblPr>
@@ -10525,6 +10990,7 @@
     </w:tcPr>
     <w:tblStylePr w:type="firstRow">
       <w:rPr>
+        <w:rFonts w:eastAsia="黑体"/>
         <w:b/>
         <w:bCs/>
         <w:color w:themeColor="text1" w:val="000000"/>
@@ -10536,6 +11002,7 @@
     </w:tblStylePr>
     <w:tblStylePr w:type="lastRow">
       <w:rPr>
+        <w:rFonts w:eastAsia="黑体"/>
         <w:b/>
         <w:bCs/>
         <w:color w:themeColor="text1" w:val="000000"/>
@@ -10555,6 +11022,7 @@
     </w:tblStylePr>
     <w:tblStylePr w:type="firstCol">
       <w:rPr>
+        <w:rFonts w:eastAsia="黑体"/>
         <w:b/>
         <w:bCs/>
         <w:color w:themeColor="text1" w:val="000000"/>
@@ -10574,6 +11042,7 @@
     </w:tblStylePr>
     <w:tblStylePr w:type="lastCol">
       <w:rPr>
+        <w:rFonts w:eastAsia="黑体"/>
         <w:b w:val="0"/>
         <w:bCs w:val="0"/>
         <w:color w:themeColor="text1" w:val="000000"/>
@@ -10623,7 +11092,7 @@
       <w:spacing w:after="0" w:line="240" w:lineRule="auto"/>
     </w:pPr>
     <w:rPr>
-      <w:rFonts w:asciiTheme="majorHAnsi" w:cstheme="majorBidi" w:eastAsiaTheme="majorEastAsia" w:hAnsiTheme="majorHAnsi"/>
+      <w:rFonts w:asciiTheme="majorHAnsi" w:cstheme="majorBidi" w:hAnsiTheme="majorHAnsi" w:eastAsia="黑体"/>
       <w:color w:themeColor="text1" w:val="000000"/>
     </w:rPr>
     <w:tblPr>
@@ -10650,6 +11119,7 @@
     </w:tcPr>
     <w:tblStylePr w:type="firstRow">
       <w:rPr>
+        <w:rFonts w:eastAsia="黑体"/>
         <w:b/>
         <w:bCs/>
         <w:color w:themeColor="text1" w:val="000000"/>
@@ -10661,6 +11131,7 @@
     </w:tblStylePr>
     <w:tblStylePr w:type="lastRow">
       <w:rPr>
+        <w:rFonts w:eastAsia="黑体"/>
         <w:b/>
         <w:bCs/>
         <w:color w:themeColor="text1" w:val="000000"/>
@@ -10680,6 +11151,7 @@
     </w:tblStylePr>
     <w:tblStylePr w:type="firstCol">
       <w:rPr>
+        <w:rFonts w:eastAsia="黑体"/>
         <w:b/>
         <w:bCs/>
         <w:color w:themeColor="text1" w:val="000000"/>
@@ -10699,6 +11171,7 @@
     </w:tblStylePr>
     <w:tblStylePr w:type="lastCol">
       <w:rPr>
+        <w:rFonts w:eastAsia="黑体"/>
         <w:b w:val="0"/>
         <w:bCs w:val="0"/>
         <w:color w:themeColor="text1" w:val="000000"/>
@@ -10748,7 +11221,7 @@
       <w:spacing w:after="0" w:line="240" w:lineRule="auto"/>
     </w:pPr>
     <w:rPr>
-      <w:rFonts w:asciiTheme="majorHAnsi" w:cstheme="majorBidi" w:eastAsiaTheme="majorEastAsia" w:hAnsiTheme="majorHAnsi"/>
+      <w:rFonts w:asciiTheme="majorHAnsi" w:cstheme="majorBidi" w:hAnsiTheme="majorHAnsi" w:eastAsia="黑体"/>
       <w:color w:themeColor="text1" w:val="000000"/>
     </w:rPr>
     <w:tblPr>
@@ -10775,6 +11248,7 @@
     </w:tcPr>
     <w:tblStylePr w:type="firstRow">
       <w:rPr>
+        <w:rFonts w:eastAsia="黑体"/>
         <w:b/>
         <w:bCs/>
         <w:color w:themeColor="text1" w:val="000000"/>
@@ -10786,6 +11260,7 @@
     </w:tblStylePr>
     <w:tblStylePr w:type="lastRow">
       <w:rPr>
+        <w:rFonts w:eastAsia="黑体"/>
         <w:b/>
         <w:bCs/>
         <w:color w:themeColor="text1" w:val="000000"/>
@@ -10805,6 +11280,7 @@
     </w:tblStylePr>
     <w:tblStylePr w:type="firstCol">
       <w:rPr>
+        <w:rFonts w:eastAsia="黑体"/>
         <w:b/>
         <w:bCs/>
         <w:color w:themeColor="text1" w:val="000000"/>
@@ -10824,6 +11300,7 @@
     </w:tblStylePr>
     <w:tblStylePr w:type="lastCol">
       <w:rPr>
+        <w:rFonts w:eastAsia="黑体"/>
         <w:b w:val="0"/>
         <w:bCs w:val="0"/>
         <w:color w:themeColor="text1" w:val="000000"/>
@@ -10873,7 +11350,7 @@
       <w:spacing w:after="0" w:line="240" w:lineRule="auto"/>
     </w:pPr>
     <w:rPr>
-      <w:rFonts w:asciiTheme="majorHAnsi" w:cstheme="majorBidi" w:eastAsiaTheme="majorEastAsia" w:hAnsiTheme="majorHAnsi"/>
+      <w:rFonts w:asciiTheme="majorHAnsi" w:cstheme="majorBidi" w:hAnsiTheme="majorHAnsi" w:eastAsia="黑体"/>
       <w:color w:themeColor="text1" w:val="000000"/>
     </w:rPr>
     <w:tblPr>
@@ -10900,6 +11377,7 @@
     </w:tcPr>
     <w:tblStylePr w:type="firstRow">
       <w:rPr>
+        <w:rFonts w:eastAsia="黑体"/>
         <w:b/>
         <w:bCs/>
         <w:color w:themeColor="text1" w:val="000000"/>
@@ -10911,6 +11389,7 @@
     </w:tblStylePr>
     <w:tblStylePr w:type="lastRow">
       <w:rPr>
+        <w:rFonts w:eastAsia="黑体"/>
         <w:b/>
         <w:bCs/>
         <w:color w:themeColor="text1" w:val="000000"/>
@@ -10930,6 +11409,7 @@
     </w:tblStylePr>
     <w:tblStylePr w:type="firstCol">
       <w:rPr>
+        <w:rFonts w:eastAsia="黑体"/>
         <w:b/>
         <w:bCs/>
         <w:color w:themeColor="text1" w:val="000000"/>
@@ -10949,6 +11429,7 @@
     </w:tblStylePr>
     <w:tblStylePr w:type="lastCol">
       <w:rPr>
+        <w:rFonts w:eastAsia="黑体"/>
         <w:b w:val="0"/>
         <w:bCs w:val="0"/>
         <w:color w:themeColor="text1" w:val="000000"/>
@@ -10998,7 +11479,7 @@
       <w:spacing w:after="0" w:line="240" w:lineRule="auto"/>
     </w:pPr>
     <w:rPr>
-      <w:rFonts w:asciiTheme="majorHAnsi" w:cstheme="majorBidi" w:eastAsiaTheme="majorEastAsia" w:hAnsiTheme="majorHAnsi"/>
+      <w:rFonts w:asciiTheme="majorHAnsi" w:cstheme="majorBidi" w:hAnsiTheme="majorHAnsi" w:eastAsia="黑体"/>
       <w:color w:themeColor="text1" w:val="000000"/>
     </w:rPr>
     <w:tblPr>
@@ -11025,6 +11506,7 @@
     </w:tcPr>
     <w:tblStylePr w:type="firstRow">
       <w:rPr>
+        <w:rFonts w:eastAsia="黑体"/>
         <w:b/>
         <w:bCs/>
         <w:color w:themeColor="text1" w:val="000000"/>
@@ -11036,6 +11518,7 @@
     </w:tblStylePr>
     <w:tblStylePr w:type="lastRow">
       <w:rPr>
+        <w:rFonts w:eastAsia="黑体"/>
         <w:b/>
         <w:bCs/>
         <w:color w:themeColor="text1" w:val="000000"/>
@@ -11055,6 +11538,7 @@
     </w:tblStylePr>
     <w:tblStylePr w:type="firstCol">
       <w:rPr>
+        <w:rFonts w:eastAsia="黑体"/>
         <w:b/>
         <w:bCs/>
         <w:color w:themeColor="text1" w:val="000000"/>
@@ -11074,6 +11558,7 @@
     </w:tblStylePr>
     <w:tblStylePr w:type="lastCol">
       <w:rPr>
+        <w:rFonts w:eastAsia="黑体"/>
         <w:b w:val="0"/>
         <w:bCs w:val="0"/>
         <w:color w:themeColor="text1" w:val="000000"/>
@@ -11123,7 +11608,7 @@
       <w:spacing w:after="0" w:line="240" w:lineRule="auto"/>
     </w:pPr>
     <w:rPr>
-      <w:rFonts w:asciiTheme="majorHAnsi" w:cstheme="majorBidi" w:eastAsiaTheme="majorEastAsia" w:hAnsiTheme="majorHAnsi"/>
+      <w:rFonts w:asciiTheme="majorHAnsi" w:cstheme="majorBidi" w:hAnsiTheme="majorHAnsi" w:eastAsia="黑体"/>
       <w:color w:themeColor="text1" w:val="000000"/>
     </w:rPr>
     <w:tblPr>
@@ -11150,6 +11635,7 @@
     </w:tcPr>
     <w:tblStylePr w:type="firstRow">
       <w:rPr>
+        <w:rFonts w:eastAsia="黑体"/>
         <w:b/>
         <w:bCs/>
         <w:color w:themeColor="text1" w:val="000000"/>
@@ -11161,6 +11647,7 @@
     </w:tblStylePr>
     <w:tblStylePr w:type="lastRow">
       <w:rPr>
+        <w:rFonts w:eastAsia="黑体"/>
         <w:b/>
         <w:bCs/>
         <w:color w:themeColor="text1" w:val="000000"/>
@@ -11180,6 +11667,7 @@
     </w:tblStylePr>
     <w:tblStylePr w:type="firstCol">
       <w:rPr>
+        <w:rFonts w:eastAsia="黑体"/>
         <w:b/>
         <w:bCs/>
         <w:color w:themeColor="text1" w:val="000000"/>
@@ -11199,6 +11687,7 @@
     </w:tblStylePr>
     <w:tblStylePr w:type="lastCol">
       <w:rPr>
+        <w:rFonts w:eastAsia="黑体"/>
         <w:b w:val="0"/>
         <w:bCs w:val="0"/>
         <w:color w:themeColor="text1" w:val="000000"/>
@@ -11248,7 +11737,7 @@
       <w:spacing w:after="0" w:line="240" w:lineRule="auto"/>
     </w:pPr>
     <w:rPr>
-      <w:rFonts w:asciiTheme="majorHAnsi" w:cstheme="majorBidi" w:eastAsiaTheme="majorEastAsia" w:hAnsiTheme="majorHAnsi"/>
+      <w:rFonts w:asciiTheme="majorHAnsi" w:cstheme="majorBidi" w:hAnsiTheme="majorHAnsi" w:eastAsia="黑体"/>
       <w:color w:themeColor="text1" w:val="000000"/>
     </w:rPr>
     <w:tblPr>
@@ -11275,6 +11764,7 @@
     </w:tcPr>
     <w:tblStylePr w:type="firstRow">
       <w:rPr>
+        <w:rFonts w:eastAsia="黑体"/>
         <w:b/>
         <w:bCs/>
         <w:color w:themeColor="text1" w:val="000000"/>
@@ -11286,6 +11776,7 @@
     </w:tblStylePr>
     <w:tblStylePr w:type="lastRow">
       <w:rPr>
+        <w:rFonts w:eastAsia="黑体"/>
         <w:b/>
         <w:bCs/>
         <w:color w:themeColor="text1" w:val="000000"/>
@@ -11305,6 +11796,7 @@
     </w:tblStylePr>
     <w:tblStylePr w:type="firstCol">
       <w:rPr>
+        <w:rFonts w:eastAsia="黑体"/>
         <w:b/>
         <w:bCs/>
         <w:color w:themeColor="text1" w:val="000000"/>
@@ -11324,6 +11816,7 @@
     </w:tblStylePr>
     <w:tblStylePr w:type="lastCol">
       <w:rPr>
+        <w:rFonts w:eastAsia="黑体"/>
         <w:b w:val="0"/>
         <w:bCs w:val="0"/>
         <w:color w:themeColor="text1" w:val="000000"/>
@@ -11396,6 +11889,7 @@
     </w:tcPr>
     <w:tblStylePr w:type="firstRow">
       <w:rPr>
+        <w:rFonts w:eastAsia="黑体"/>
         <w:b/>
         <w:bCs/>
         <w:i w:val="0"/>
@@ -11417,6 +11911,7 @@
     </w:tblStylePr>
     <w:tblStylePr w:type="lastRow">
       <w:rPr>
+        <w:rFonts w:eastAsia="黑体"/>
         <w:b/>
         <w:bCs/>
         <w:i w:val="0"/>
@@ -11438,6 +11933,7 @@
     </w:tblStylePr>
     <w:tblStylePr w:type="firstCol">
       <w:rPr>
+        <w:rFonts w:eastAsia="黑体"/>
         <w:b/>
         <w:bCs/>
         <w:i w:val="0"/>
@@ -11457,6 +11953,7 @@
     </w:tblStylePr>
     <w:tblStylePr w:type="lastCol">
       <w:rPr>
+        <w:rFonts w:eastAsia="黑体"/>
         <w:b/>
         <w:bCs/>
         <w:i w:val="0"/>
@@ -11537,6 +12034,7 @@
     </w:tcPr>
     <w:tblStylePr w:type="firstRow">
       <w:rPr>
+        <w:rFonts w:eastAsia="黑体"/>
         <w:b/>
         <w:bCs/>
         <w:i w:val="0"/>
@@ -11558,6 +12056,7 @@
     </w:tblStylePr>
     <w:tblStylePr w:type="lastRow">
       <w:rPr>
+        <w:rFonts w:eastAsia="黑体"/>
         <w:b/>
         <w:bCs/>
         <w:i w:val="0"/>
@@ -11579,6 +12078,7 @@
     </w:tblStylePr>
     <w:tblStylePr w:type="firstCol">
       <w:rPr>
+        <w:rFonts w:eastAsia="黑体"/>
         <w:b/>
         <w:bCs/>
         <w:i w:val="0"/>
@@ -11598,6 +12098,7 @@
     </w:tblStylePr>
     <w:tblStylePr w:type="lastCol">
       <w:rPr>
+        <w:rFonts w:eastAsia="黑体"/>
         <w:b/>
         <w:bCs/>
         <w:i w:val="0"/>
@@ -11678,6 +12179,7 @@
     </w:tcPr>
     <w:tblStylePr w:type="firstRow">
       <w:rPr>
+        <w:rFonts w:eastAsia="黑体"/>
         <w:b/>
         <w:bCs/>
         <w:i w:val="0"/>
@@ -11699,6 +12201,7 @@
     </w:tblStylePr>
     <w:tblStylePr w:type="lastRow">
       <w:rPr>
+        <w:rFonts w:eastAsia="黑体"/>
         <w:b/>
         <w:bCs/>
         <w:i w:val="0"/>
@@ -11720,6 +12223,7 @@
     </w:tblStylePr>
     <w:tblStylePr w:type="firstCol">
       <w:rPr>
+        <w:rFonts w:eastAsia="黑体"/>
         <w:b/>
         <w:bCs/>
         <w:i w:val="0"/>
@@ -11739,6 +12243,7 @@
     </w:tblStylePr>
     <w:tblStylePr w:type="lastCol">
       <w:rPr>
+        <w:rFonts w:eastAsia="黑体"/>
         <w:b/>
         <w:bCs/>
         <w:i w:val="0"/>
@@ -11819,6 +12324,7 @@
     </w:tcPr>
     <w:tblStylePr w:type="firstRow">
       <w:rPr>
+        <w:rFonts w:eastAsia="黑体"/>
         <w:b/>
         <w:bCs/>
         <w:i w:val="0"/>
@@ -11840,6 +12346,7 @@
     </w:tblStylePr>
     <w:tblStylePr w:type="lastRow">
       <w:rPr>
+        <w:rFonts w:eastAsia="黑体"/>
         <w:b/>
         <w:bCs/>
         <w:i w:val="0"/>
@@ -11861,6 +12368,7 @@
     </w:tblStylePr>
     <w:tblStylePr w:type="firstCol">
       <w:rPr>
+        <w:rFonts w:eastAsia="黑体"/>
         <w:b/>
         <w:bCs/>
         <w:i w:val="0"/>
@@ -11880,6 +12388,7 @@
     </w:tblStylePr>
     <w:tblStylePr w:type="lastCol">
       <w:rPr>
+        <w:rFonts w:eastAsia="黑体"/>
         <w:b/>
         <w:bCs/>
         <w:i w:val="0"/>
@@ -11960,6 +12469,7 @@
     </w:tcPr>
     <w:tblStylePr w:type="firstRow">
       <w:rPr>
+        <w:rFonts w:eastAsia="黑体"/>
         <w:b/>
         <w:bCs/>
         <w:i w:val="0"/>
@@ -11981,6 +12491,7 @@
     </w:tblStylePr>
     <w:tblStylePr w:type="lastRow">
       <w:rPr>
+        <w:rFonts w:eastAsia="黑体"/>
         <w:b/>
         <w:bCs/>
         <w:i w:val="0"/>
@@ -12002,6 +12513,7 @@
     </w:tblStylePr>
     <w:tblStylePr w:type="firstCol">
       <w:rPr>
+        <w:rFonts w:eastAsia="黑体"/>
         <w:b/>
         <w:bCs/>
         <w:i w:val="0"/>
@@ -12021,6 +12533,7 @@
     </w:tblStylePr>
     <w:tblStylePr w:type="lastCol">
       <w:rPr>
+        <w:rFonts w:eastAsia="黑体"/>
         <w:b/>
         <w:bCs/>
         <w:i w:val="0"/>
@@ -12101,6 +12614,7 @@
     </w:tcPr>
     <w:tblStylePr w:type="firstRow">
       <w:rPr>
+        <w:rFonts w:eastAsia="黑体"/>
         <w:b/>
         <w:bCs/>
         <w:i w:val="0"/>
@@ -12122,6 +12636,7 @@
     </w:tblStylePr>
     <w:tblStylePr w:type="lastRow">
       <w:rPr>
+        <w:rFonts w:eastAsia="黑体"/>
         <w:b/>
         <w:bCs/>
         <w:i w:val="0"/>
@@ -12143,6 +12658,7 @@
     </w:tblStylePr>
     <w:tblStylePr w:type="firstCol">
       <w:rPr>
+        <w:rFonts w:eastAsia="黑体"/>
         <w:b/>
         <w:bCs/>
         <w:i w:val="0"/>
@@ -12162,6 +12678,7 @@
     </w:tblStylePr>
     <w:tblStylePr w:type="lastCol">
       <w:rPr>
+        <w:rFonts w:eastAsia="黑体"/>
         <w:b/>
         <w:bCs/>
         <w:i w:val="0"/>
@@ -12242,6 +12759,7 @@
     </w:tcPr>
     <w:tblStylePr w:type="firstRow">
       <w:rPr>
+        <w:rFonts w:eastAsia="黑体"/>
         <w:b/>
         <w:bCs/>
         <w:i w:val="0"/>
@@ -12263,6 +12781,7 @@
     </w:tblStylePr>
     <w:tblStylePr w:type="lastRow">
       <w:rPr>
+        <w:rFonts w:eastAsia="黑体"/>
         <w:b/>
         <w:bCs/>
         <w:i w:val="0"/>
@@ -12284,6 +12803,7 @@
     </w:tblStylePr>
     <w:tblStylePr w:type="firstCol">
       <w:rPr>
+        <w:rFonts w:eastAsia="黑体"/>
         <w:b/>
         <w:bCs/>
         <w:i w:val="0"/>
@@ -12303,6 +12823,7 @@
     </w:tblStylePr>
     <w:tblStylePr w:type="lastCol">
       <w:rPr>
+        <w:rFonts w:eastAsia="黑体"/>
         <w:b/>
         <w:bCs/>
         <w:i w:val="0"/>
@@ -12360,6 +12881,7 @@
       <w:spacing w:after="0" w:line="240" w:lineRule="auto"/>
     </w:pPr>
     <w:rPr>
+      <w:rFonts w:eastAsia="黑体"/>
       <w:color w:themeColor="background1" w:val="FFFFFF"/>
     </w:rPr>
     <w:tblPr>
@@ -12378,6 +12900,7 @@
     </w:tcPr>
     <w:tblStylePr w:type="firstRow">
       <w:rPr>
+        <w:rFonts w:eastAsia="黑体"/>
         <w:b/>
         <w:bCs/>
       </w:rPr>
@@ -12474,6 +12997,7 @@
       <w:spacing w:after="0" w:line="240" w:lineRule="auto"/>
     </w:pPr>
     <w:rPr>
+      <w:rFonts w:eastAsia="黑体"/>
       <w:color w:themeColor="background1" w:val="FFFFFF"/>
     </w:rPr>
     <w:tblPr>
@@ -12492,6 +13016,7 @@
     </w:tcPr>
     <w:tblStylePr w:type="firstRow">
       <w:rPr>
+        <w:rFonts w:eastAsia="黑体"/>
         <w:b/>
         <w:bCs/>
       </w:rPr>
@@ -12588,6 +13113,7 @@
       <w:spacing w:after="0" w:line="240" w:lineRule="auto"/>
     </w:pPr>
     <w:rPr>
+      <w:rFonts w:eastAsia="黑体"/>
       <w:color w:themeColor="background1" w:val="FFFFFF"/>
     </w:rPr>
     <w:tblPr>
@@ -12606,6 +13132,7 @@
     </w:tcPr>
     <w:tblStylePr w:type="firstRow">
       <w:rPr>
+        <w:rFonts w:eastAsia="黑体"/>
         <w:b/>
         <w:bCs/>
       </w:rPr>
@@ -12702,6 +13229,7 @@
       <w:spacing w:after="0" w:line="240" w:lineRule="auto"/>
     </w:pPr>
     <w:rPr>
+      <w:rFonts w:eastAsia="黑体"/>
       <w:color w:themeColor="background1" w:val="FFFFFF"/>
     </w:rPr>
     <w:tblPr>
@@ -12720,6 +13248,7 @@
     </w:tcPr>
     <w:tblStylePr w:type="firstRow">
       <w:rPr>
+        <w:rFonts w:eastAsia="黑体"/>
         <w:b/>
         <w:bCs/>
       </w:rPr>
@@ -12816,6 +13345,7 @@
       <w:spacing w:after="0" w:line="240" w:lineRule="auto"/>
     </w:pPr>
     <w:rPr>
+      <w:rFonts w:eastAsia="黑体"/>
       <w:color w:themeColor="background1" w:val="FFFFFF"/>
     </w:rPr>
     <w:tblPr>
@@ -12834,6 +13364,7 @@
     </w:tcPr>
     <w:tblStylePr w:type="firstRow">
       <w:rPr>
+        <w:rFonts w:eastAsia="黑体"/>
         <w:b/>
         <w:bCs/>
       </w:rPr>
@@ -12930,6 +13461,7 @@
       <w:spacing w:after="0" w:line="240" w:lineRule="auto"/>
     </w:pPr>
     <w:rPr>
+      <w:rFonts w:eastAsia="黑体"/>
       <w:color w:themeColor="background1" w:val="FFFFFF"/>
     </w:rPr>
     <w:tblPr>
@@ -12948,6 +13480,7 @@
     </w:tcPr>
     <w:tblStylePr w:type="firstRow">
       <w:rPr>
+        <w:rFonts w:eastAsia="黑体"/>
         <w:b/>
         <w:bCs/>
       </w:rPr>
@@ -13044,6 +13577,7 @@
       <w:spacing w:after="0" w:line="240" w:lineRule="auto"/>
     </w:pPr>
     <w:rPr>
+      <w:rFonts w:eastAsia="黑体"/>
       <w:color w:themeColor="background1" w:val="FFFFFF"/>
     </w:rPr>
     <w:tblPr>
@@ -13062,6 +13596,7 @@
     </w:tcPr>
     <w:tblStylePr w:type="firstRow">
       <w:rPr>
+        <w:rFonts w:eastAsia="黑体"/>
         <w:b/>
         <w:bCs/>
       </w:rPr>
@@ -13158,6 +13693,7 @@
       <w:spacing w:after="0" w:line="240" w:lineRule="auto"/>
     </w:pPr>
     <w:rPr>
+      <w:rFonts w:eastAsia="黑体"/>
       <w:color w:themeColor="text1" w:val="000000"/>
     </w:rPr>
     <w:tblPr>
@@ -13184,6 +13720,7 @@
     </w:tcPr>
     <w:tblStylePr w:type="firstRow">
       <w:rPr>
+        <w:rFonts w:eastAsia="黑体"/>
         <w:b/>
         <w:bCs/>
       </w:rPr>
@@ -13202,6 +13739,7 @@
     </w:tblStylePr>
     <w:tblStylePr w:type="lastRow">
       <w:rPr>
+        <w:rFonts w:eastAsia="黑体"/>
         <w:b/>
         <w:bCs/>
         <w:color w:themeColor="background1" w:val="FFFFFF"/>
@@ -13216,6 +13754,7 @@
     </w:tblStylePr>
     <w:tblStylePr w:type="firstCol">
       <w:rPr>
+        <w:rFonts w:eastAsia="黑体"/>
         <w:color w:themeColor="background1" w:val="FFFFFF"/>
       </w:rPr>
       <w:tblPr/>
@@ -13233,6 +13772,7 @@
     </w:tblStylePr>
     <w:tblStylePr w:type="lastCol">
       <w:rPr>
+        <w:rFonts w:eastAsia="黑体"/>
         <w:color w:themeColor="background1" w:val="FFFFFF"/>
       </w:rPr>
       <w:tblPr/>
@@ -13262,11 +13802,13 @@
     </w:tblStylePr>
     <w:tblStylePr w:type="neCell">
       <w:rPr>
+        <w:rFonts w:eastAsia="黑体"/>
         <w:color w:themeColor="text1" w:val="000000"/>
       </w:rPr>
     </w:tblStylePr>
     <w:tblStylePr w:type="nwCell">
       <w:rPr>
+        <w:rFonts w:eastAsia="黑体"/>
         <w:color w:themeColor="text1" w:val="000000"/>
       </w:rPr>
     </w:tblStylePr>
@@ -13280,6 +13822,7 @@
       <w:spacing w:after="0" w:line="240" w:lineRule="auto"/>
     </w:pPr>
     <w:rPr>
+      <w:rFonts w:eastAsia="黑体"/>
       <w:color w:themeColor="text1" w:val="000000"/>
     </w:rPr>
     <w:tblPr>
@@ -13306,6 +13849,7 @@
     </w:tcPr>
     <w:tblStylePr w:type="firstRow">
       <w:rPr>
+        <w:rFonts w:eastAsia="黑体"/>
         <w:b/>
         <w:bCs/>
       </w:rPr>
@@ -13324,6 +13868,7 @@
     </w:tblStylePr>
     <w:tblStylePr w:type="lastRow">
       <w:rPr>
+        <w:rFonts w:eastAsia="黑体"/>
         <w:b/>
         <w:bCs/>
         <w:color w:themeColor="background1" w:val="FFFFFF"/>
@@ -13338,6 +13883,7 @@
     </w:tblStylePr>
     <w:tblStylePr w:type="firstCol">
       <w:rPr>
+        <w:rFonts w:eastAsia="黑体"/>
         <w:color w:themeColor="background1" w:val="FFFFFF"/>
       </w:rPr>
       <w:tblPr/>
@@ -13355,6 +13901,7 @@
     </w:tblStylePr>
     <w:tblStylePr w:type="lastCol">
       <w:rPr>
+        <w:rFonts w:eastAsia="黑体"/>
         <w:color w:themeColor="background1" w:val="FFFFFF"/>
       </w:rPr>
       <w:tblPr/>
@@ -13384,11 +13931,13 @@
     </w:tblStylePr>
     <w:tblStylePr w:type="neCell">
       <w:rPr>
+        <w:rFonts w:eastAsia="黑体"/>
         <w:color w:themeColor="text1" w:val="000000"/>
       </w:rPr>
     </w:tblStylePr>
     <w:tblStylePr w:type="nwCell">
       <w:rPr>
+        <w:rFonts w:eastAsia="黑体"/>
         <w:color w:themeColor="text1" w:val="000000"/>
       </w:rPr>
     </w:tblStylePr>
@@ -13402,6 +13951,7 @@
       <w:spacing w:after="0" w:line="240" w:lineRule="auto"/>
     </w:pPr>
     <w:rPr>
+      <w:rFonts w:eastAsia="黑体"/>
       <w:color w:themeColor="text1" w:val="000000"/>
     </w:rPr>
     <w:tblPr>
@@ -13428,6 +13978,7 @@
     </w:tcPr>
     <w:tblStylePr w:type="firstRow">
       <w:rPr>
+        <w:rFonts w:eastAsia="黑体"/>
         <w:b/>
         <w:bCs/>
       </w:rPr>
@@ -13446,6 +13997,7 @@
     </w:tblStylePr>
     <w:tblStylePr w:type="lastRow">
       <w:rPr>
+        <w:rFonts w:eastAsia="黑体"/>
         <w:b/>
         <w:bCs/>
         <w:color w:themeColor="background1" w:val="FFFFFF"/>
@@ -13460,6 +14012,7 @@
     </w:tblStylePr>
     <w:tblStylePr w:type="firstCol">
       <w:rPr>
+        <w:rFonts w:eastAsia="黑体"/>
         <w:color w:themeColor="background1" w:val="FFFFFF"/>
       </w:rPr>
       <w:tblPr/>
@@ -13477,6 +14030,7 @@
     </w:tblStylePr>
     <w:tblStylePr w:type="lastCol">
       <w:rPr>
+        <w:rFonts w:eastAsia="黑体"/>
         <w:color w:themeColor="background1" w:val="FFFFFF"/>
       </w:rPr>
       <w:tblPr/>
@@ -13506,11 +14060,13 @@
     </w:tblStylePr>
     <w:tblStylePr w:type="neCell">
       <w:rPr>
+        <w:rFonts w:eastAsia="黑体"/>
         <w:color w:themeColor="text1" w:val="000000"/>
       </w:rPr>
     </w:tblStylePr>
     <w:tblStylePr w:type="nwCell">
       <w:rPr>
+        <w:rFonts w:eastAsia="黑体"/>
         <w:color w:themeColor="text1" w:val="000000"/>
       </w:rPr>
     </w:tblStylePr>
@@ -13524,6 +14080,7 @@
       <w:spacing w:after="0" w:line="240" w:lineRule="auto"/>
     </w:pPr>
     <w:rPr>
+      <w:rFonts w:eastAsia="黑体"/>
       <w:color w:themeColor="text1" w:val="000000"/>
     </w:rPr>
     <w:tblPr>
@@ -13550,6 +14107,7 @@
     </w:tcPr>
     <w:tblStylePr w:type="firstRow">
       <w:rPr>
+        <w:rFonts w:eastAsia="黑体"/>
         <w:b/>
         <w:bCs/>
       </w:rPr>
@@ -13568,6 +14126,7 @@
     </w:tblStylePr>
     <w:tblStylePr w:type="lastRow">
       <w:rPr>
+        <w:rFonts w:eastAsia="黑体"/>
         <w:b/>
         <w:bCs/>
         <w:color w:themeColor="background1" w:val="FFFFFF"/>
@@ -13582,6 +14141,7 @@
     </w:tblStylePr>
     <w:tblStylePr w:type="firstCol">
       <w:rPr>
+        <w:rFonts w:eastAsia="黑体"/>
         <w:color w:themeColor="background1" w:val="FFFFFF"/>
       </w:rPr>
       <w:tblPr/>
@@ -13599,6 +14159,7 @@
     </w:tblStylePr>
     <w:tblStylePr w:type="lastCol">
       <w:rPr>
+        <w:rFonts w:eastAsia="黑体"/>
         <w:color w:themeColor="background1" w:val="FFFFFF"/>
       </w:rPr>
       <w:tblPr/>
@@ -13636,6 +14197,7 @@
       <w:spacing w:after="0" w:line="240" w:lineRule="auto"/>
     </w:pPr>
     <w:rPr>
+      <w:rFonts w:eastAsia="黑体"/>
       <w:color w:themeColor="text1" w:val="000000"/>
     </w:rPr>
     <w:tblPr>
@@ -13662,6 +14224,7 @@
     </w:tcPr>
     <w:tblStylePr w:type="firstRow">
       <w:rPr>
+        <w:rFonts w:eastAsia="黑体"/>
         <w:b/>
         <w:bCs/>
       </w:rPr>
@@ -13680,6 +14243,7 @@
     </w:tblStylePr>
     <w:tblStylePr w:type="lastRow">
       <w:rPr>
+        <w:rFonts w:eastAsia="黑体"/>
         <w:b/>
         <w:bCs/>
         <w:color w:themeColor="background1" w:val="FFFFFF"/>
@@ -13694,6 +14258,7 @@
     </w:tblStylePr>
     <w:tblStylePr w:type="firstCol">
       <w:rPr>
+        <w:rFonts w:eastAsia="黑体"/>
         <w:color w:themeColor="background1" w:val="FFFFFF"/>
       </w:rPr>
       <w:tblPr/>
@@ -13711,6 +14276,7 @@
     </w:tblStylePr>
     <w:tblStylePr w:type="lastCol">
       <w:rPr>
+        <w:rFonts w:eastAsia="黑体"/>
         <w:color w:themeColor="background1" w:val="FFFFFF"/>
       </w:rPr>
       <w:tblPr/>
@@ -13740,11 +14306,13 @@
     </w:tblStylePr>
     <w:tblStylePr w:type="neCell">
       <w:rPr>
+        <w:rFonts w:eastAsia="黑体"/>
         <w:color w:themeColor="text1" w:val="000000"/>
       </w:rPr>
     </w:tblStylePr>
     <w:tblStylePr w:type="nwCell">
       <w:rPr>
+        <w:rFonts w:eastAsia="黑体"/>
         <w:color w:themeColor="text1" w:val="000000"/>
       </w:rPr>
     </w:tblStylePr>
@@ -13758,6 +14326,7 @@
       <w:spacing w:after="0" w:line="240" w:lineRule="auto"/>
     </w:pPr>
     <w:rPr>
+      <w:rFonts w:eastAsia="黑体"/>
       <w:color w:themeColor="text1" w:val="000000"/>
     </w:rPr>
     <w:tblPr>
@@ -13784,6 +14353,7 @@
     </w:tcPr>
     <w:tblStylePr w:type="firstRow">
       <w:rPr>
+        <w:rFonts w:eastAsia="黑体"/>
         <w:b/>
         <w:bCs/>
       </w:rPr>
@@ -13802,6 +14372,7 @@
     </w:tblStylePr>
     <w:tblStylePr w:type="lastRow">
       <w:rPr>
+        <w:rFonts w:eastAsia="黑体"/>
         <w:b/>
         <w:bCs/>
         <w:color w:themeColor="background1" w:val="FFFFFF"/>
@@ -13816,6 +14387,7 @@
     </w:tblStylePr>
     <w:tblStylePr w:type="firstCol">
       <w:rPr>
+        <w:rFonts w:eastAsia="黑体"/>
         <w:color w:themeColor="background1" w:val="FFFFFF"/>
       </w:rPr>
       <w:tblPr/>
@@ -13833,6 +14405,7 @@
     </w:tblStylePr>
     <w:tblStylePr w:type="lastCol">
       <w:rPr>
+        <w:rFonts w:eastAsia="黑体"/>
         <w:color w:themeColor="background1" w:val="FFFFFF"/>
       </w:rPr>
       <w:tblPr/>
@@ -13862,11 +14435,13 @@
     </w:tblStylePr>
     <w:tblStylePr w:type="neCell">
       <w:rPr>
+        <w:rFonts w:eastAsia="黑体"/>
         <w:color w:themeColor="text1" w:val="000000"/>
       </w:rPr>
     </w:tblStylePr>
     <w:tblStylePr w:type="nwCell">
       <w:rPr>
+        <w:rFonts w:eastAsia="黑体"/>
         <w:color w:themeColor="text1" w:val="000000"/>
       </w:rPr>
     </w:tblStylePr>
@@ -13880,6 +14455,7 @@
       <w:spacing w:after="0" w:line="240" w:lineRule="auto"/>
     </w:pPr>
     <w:rPr>
+      <w:rFonts w:eastAsia="黑体"/>
       <w:color w:themeColor="text1" w:val="000000"/>
     </w:rPr>
     <w:tblPr>
@@ -13906,6 +14482,7 @@
     </w:tcPr>
     <w:tblStylePr w:type="firstRow">
       <w:rPr>
+        <w:rFonts w:eastAsia="黑体"/>
         <w:b/>
         <w:bCs/>
       </w:rPr>
@@ -13924,6 +14501,7 @@
     </w:tblStylePr>
     <w:tblStylePr w:type="lastRow">
       <w:rPr>
+        <w:rFonts w:eastAsia="黑体"/>
         <w:b/>
         <w:bCs/>
         <w:color w:themeColor="background1" w:val="FFFFFF"/>
@@ -13938,6 +14516,7 @@
     </w:tblStylePr>
     <w:tblStylePr w:type="firstCol">
       <w:rPr>
+        <w:rFonts w:eastAsia="黑体"/>
         <w:color w:themeColor="background1" w:val="FFFFFF"/>
       </w:rPr>
       <w:tblPr/>
@@ -13955,6 +14534,7 @@
     </w:tblStylePr>
     <w:tblStylePr w:type="lastCol">
       <w:rPr>
+        <w:rFonts w:eastAsia="黑体"/>
         <w:color w:themeColor="background1" w:val="FFFFFF"/>
       </w:rPr>
       <w:tblPr/>
@@ -13984,11 +14564,13 @@
     </w:tblStylePr>
     <w:tblStylePr w:type="neCell">
       <w:rPr>
+        <w:rFonts w:eastAsia="黑体"/>
         <w:color w:themeColor="text1" w:val="000000"/>
       </w:rPr>
     </w:tblStylePr>
     <w:tblStylePr w:type="nwCell">
       <w:rPr>
+        <w:rFonts w:eastAsia="黑体"/>
         <w:color w:themeColor="text1" w:val="000000"/>
       </w:rPr>
     </w:tblStylePr>
@@ -14002,6 +14584,7 @@
       <w:spacing w:after="0" w:line="240" w:lineRule="auto"/>
     </w:pPr>
     <w:rPr>
+      <w:rFonts w:eastAsia="黑体"/>
       <w:color w:themeColor="text1" w:val="000000"/>
     </w:rPr>
     <w:tblPr>
@@ -14020,6 +14603,7 @@
     </w:tcPr>
     <w:tblStylePr w:type="firstRow">
       <w:rPr>
+        <w:rFonts w:eastAsia="黑体"/>
         <w:b/>
         <w:bCs/>
         <w:color w:themeColor="background1" w:val="FFFFFF"/>
@@ -14034,6 +14618,7 @@
     </w:tblStylePr>
     <w:tblStylePr w:type="lastRow">
       <w:rPr>
+        <w:rFonts w:eastAsia="黑体"/>
         <w:b/>
         <w:bCs/>
         <w:color w:themeColor="accent2" w:themeShade="CC" w:val="9E3A38"/>
@@ -14048,12 +14633,14 @@
     </w:tblStylePr>
     <w:tblStylePr w:type="firstCol">
       <w:rPr>
+        <w:rFonts w:eastAsia="黑体"/>
         <w:b/>
         <w:bCs/>
       </w:rPr>
     </w:tblStylePr>
     <w:tblStylePr w:type="lastCol">
       <w:rPr>
+        <w:rFonts w:eastAsia="黑体"/>
         <w:b/>
         <w:bCs/>
       </w:rPr>
@@ -14088,6 +14675,7 @@
       <w:spacing w:after="0" w:line="240" w:lineRule="auto"/>
     </w:pPr>
     <w:rPr>
+      <w:rFonts w:eastAsia="黑体"/>
       <w:color w:themeColor="text1" w:val="000000"/>
     </w:rPr>
     <w:tblPr>
@@ -14106,6 +14694,7 @@
     </w:tcPr>
     <w:tblStylePr w:type="firstRow">
       <w:rPr>
+        <w:rFonts w:eastAsia="黑体"/>
         <w:b/>
         <w:bCs/>
         <w:color w:themeColor="background1" w:val="FFFFFF"/>
@@ -14120,6 +14709,7 @@
     </w:tblStylePr>
     <w:tblStylePr w:type="lastRow">
       <w:rPr>
+        <w:rFonts w:eastAsia="黑体"/>
         <w:b/>
         <w:bCs/>
         <w:color w:themeColor="accent2" w:themeShade="CC" w:val="9E3A38"/>
@@ -14134,12 +14724,14 @@
     </w:tblStylePr>
     <w:tblStylePr w:type="firstCol">
       <w:rPr>
+        <w:rFonts w:eastAsia="黑体"/>
         <w:b/>
         <w:bCs/>
       </w:rPr>
     </w:tblStylePr>
     <w:tblStylePr w:type="lastCol">
       <w:rPr>
+        <w:rFonts w:eastAsia="黑体"/>
         <w:b/>
         <w:bCs/>
       </w:rPr>
@@ -14174,6 +14766,7 @@
       <w:spacing w:after="0" w:line="240" w:lineRule="auto"/>
     </w:pPr>
     <w:rPr>
+      <w:rFonts w:eastAsia="黑体"/>
       <w:color w:themeColor="text1" w:val="000000"/>
     </w:rPr>
     <w:tblPr>
@@ -14192,6 +14785,7 @@
     </w:tcPr>
     <w:tblStylePr w:type="firstRow">
       <w:rPr>
+        <w:rFonts w:eastAsia="黑体"/>
         <w:b/>
         <w:bCs/>
         <w:color w:themeColor="background1" w:val="FFFFFF"/>
@@ -14206,6 +14800,7 @@
     </w:tblStylePr>
     <w:tblStylePr w:type="lastRow">
       <w:rPr>
+        <w:rFonts w:eastAsia="黑体"/>
         <w:b/>
         <w:bCs/>
         <w:color w:themeColor="accent2" w:themeShade="CC" w:val="9E3A38"/>
@@ -14220,12 +14815,14 @@
     </w:tblStylePr>
     <w:tblStylePr w:type="firstCol">
       <w:rPr>
+        <w:rFonts w:eastAsia="黑体"/>
         <w:b/>
         <w:bCs/>
       </w:rPr>
     </w:tblStylePr>
     <w:tblStylePr w:type="lastCol">
       <w:rPr>
+        <w:rFonts w:eastAsia="黑体"/>
         <w:b/>
         <w:bCs/>
       </w:rPr>
@@ -14260,6 +14857,7 @@
       <w:spacing w:after="0" w:line="240" w:lineRule="auto"/>
     </w:pPr>
     <w:rPr>
+      <w:rFonts w:eastAsia="黑体"/>
       <w:color w:themeColor="text1" w:val="000000"/>
     </w:rPr>
     <w:tblPr>
@@ -14278,6 +14876,7 @@
     </w:tcPr>
     <w:tblStylePr w:type="firstRow">
       <w:rPr>
+        <w:rFonts w:eastAsia="黑体"/>
         <w:b/>
         <w:bCs/>
         <w:color w:themeColor="background1" w:val="FFFFFF"/>
@@ -14292,6 +14891,7 @@
     </w:tblStylePr>
     <w:tblStylePr w:type="lastRow">
       <w:rPr>
+        <w:rFonts w:eastAsia="黑体"/>
         <w:b/>
         <w:bCs/>
         <w:color w:themeColor="accent4" w:themeShade="CC" w:val="664E82"/>
@@ -14306,12 +14906,14 @@
     </w:tblStylePr>
     <w:tblStylePr w:type="firstCol">
       <w:rPr>
+        <w:rFonts w:eastAsia="黑体"/>
         <w:b/>
         <w:bCs/>
       </w:rPr>
     </w:tblStylePr>
     <w:tblStylePr w:type="lastCol">
       <w:rPr>
+        <w:rFonts w:eastAsia="黑体"/>
         <w:b/>
         <w:bCs/>
       </w:rPr>
@@ -14346,6 +14948,7 @@
       <w:spacing w:after="0" w:line="240" w:lineRule="auto"/>
     </w:pPr>
     <w:rPr>
+      <w:rFonts w:eastAsia="黑体"/>
       <w:color w:themeColor="text1" w:val="000000"/>
     </w:rPr>
     <w:tblPr>
@@ -14364,6 +14967,7 @@
     </w:tcPr>
     <w:tblStylePr w:type="firstRow">
       <w:rPr>
+        <w:rFonts w:eastAsia="黑体"/>
         <w:b/>
         <w:bCs/>
         <w:color w:themeColor="background1" w:val="FFFFFF"/>
@@ -14378,6 +14982,7 @@
     </w:tblStylePr>
     <w:tblStylePr w:type="lastRow">
       <w:rPr>
+        <w:rFonts w:eastAsia="黑体"/>
         <w:b/>
         <w:bCs/>
         <w:color w:themeColor="accent3" w:themeShade="CC" w:val="7E9C40"/>
@@ -14392,12 +14997,14 @@
     </w:tblStylePr>
     <w:tblStylePr w:type="firstCol">
       <w:rPr>
+        <w:rFonts w:eastAsia="黑体"/>
         <w:b/>
         <w:bCs/>
       </w:rPr>
     </w:tblStylePr>
     <w:tblStylePr w:type="lastCol">
       <w:rPr>
+        <w:rFonts w:eastAsia="黑体"/>
         <w:b/>
         <w:bCs/>
       </w:rPr>
@@ -14432,6 +15039,7 @@
       <w:spacing w:after="0" w:line="240" w:lineRule="auto"/>
     </w:pPr>
     <w:rPr>
+      <w:rFonts w:eastAsia="黑体"/>
       <w:color w:themeColor="text1" w:val="000000"/>
     </w:rPr>
     <w:tblPr>
@@ -14450,6 +15058,7 @@
     </w:tcPr>
     <w:tblStylePr w:type="firstRow">
       <w:rPr>
+        <w:rFonts w:eastAsia="黑体"/>
         <w:b/>
         <w:bCs/>
         <w:color w:themeColor="background1" w:val="FFFFFF"/>
@@ -14464,6 +15073,7 @@
     </w:tblStylePr>
     <w:tblStylePr w:type="lastRow">
       <w:rPr>
+        <w:rFonts w:eastAsia="黑体"/>
         <w:b/>
         <w:bCs/>
         <w:color w:themeColor="accent6" w:themeShade="CC" w:val="F2730A"/>
@@ -14478,12 +15088,14 @@
     </w:tblStylePr>
     <w:tblStylePr w:type="firstCol">
       <w:rPr>
+        <w:rFonts w:eastAsia="黑体"/>
         <w:b/>
         <w:bCs/>
       </w:rPr>
     </w:tblStylePr>
     <w:tblStylePr w:type="lastCol">
       <w:rPr>
+        <w:rFonts w:eastAsia="黑体"/>
         <w:b/>
         <w:bCs/>
       </w:rPr>
@@ -14518,6 +15130,7 @@
       <w:spacing w:after="0" w:line="240" w:lineRule="auto"/>
     </w:pPr>
     <w:rPr>
+      <w:rFonts w:eastAsia="黑体"/>
       <w:color w:themeColor="text1" w:val="000000"/>
     </w:rPr>
     <w:tblPr>
@@ -14536,6 +15149,7 @@
     </w:tcPr>
     <w:tblStylePr w:type="firstRow">
       <w:rPr>
+        <w:rFonts w:eastAsia="黑体"/>
         <w:b/>
         <w:bCs/>
         <w:color w:themeColor="background1" w:val="FFFFFF"/>
@@ -14550,6 +15164,7 @@
     </w:tblStylePr>
     <w:tblStylePr w:type="lastRow">
       <w:rPr>
+        <w:rFonts w:eastAsia="黑体"/>
         <w:b/>
         <w:bCs/>
         <w:color w:themeColor="accent5" w:themeShade="CC" w:val="348DA5"/>
@@ -14564,12 +15179,14 @@
     </w:tblStylePr>
     <w:tblStylePr w:type="firstCol">
       <w:rPr>
+        <w:rFonts w:eastAsia="黑体"/>
         <w:b/>
         <w:bCs/>
       </w:rPr>
     </w:tblStylePr>
     <w:tblStylePr w:type="lastCol">
       <w:rPr>
+        <w:rFonts w:eastAsia="黑体"/>
         <w:b/>
         <w:bCs/>
       </w:rPr>
@@ -14604,6 +15221,7 @@
       <w:spacing w:after="0" w:line="240" w:lineRule="auto"/>
     </w:pPr>
     <w:rPr>
+      <w:rFonts w:eastAsia="黑体"/>
       <w:color w:themeColor="text1" w:val="000000"/>
     </w:rPr>
     <w:tblPr>
@@ -14625,6 +15243,7 @@
     </w:tcPr>
     <w:tblStylePr w:type="firstRow">
       <w:rPr>
+        <w:rFonts w:eastAsia="黑体"/>
         <w:b/>
         <w:bCs/>
       </w:rPr>
@@ -14635,6 +15254,7 @@
     </w:tblStylePr>
     <w:tblStylePr w:type="lastRow">
       <w:rPr>
+        <w:rFonts w:eastAsia="黑体"/>
         <w:b/>
         <w:bCs/>
         <w:color w:themeColor="text1" w:val="000000"/>
@@ -14646,6 +15266,7 @@
     </w:tblStylePr>
     <w:tblStylePr w:type="firstCol">
       <w:rPr>
+        <w:rFonts w:eastAsia="黑体"/>
         <w:color w:themeColor="background1" w:val="FFFFFF"/>
       </w:rPr>
       <w:tblPr/>
@@ -14655,6 +15276,7 @@
     </w:tblStylePr>
     <w:tblStylePr w:type="lastCol">
       <w:rPr>
+        <w:rFonts w:eastAsia="黑体"/>
         <w:color w:themeColor="background1" w:val="FFFFFF"/>
       </w:rPr>
       <w:tblPr/>
@@ -14684,6 +15306,7 @@
       <w:spacing w:after="0" w:line="240" w:lineRule="auto"/>
     </w:pPr>
     <w:rPr>
+      <w:rFonts w:eastAsia="黑体"/>
       <w:color w:themeColor="text1" w:val="000000"/>
     </w:rPr>
     <w:tblPr>
@@ -14705,6 +15328,7 @@
     </w:tcPr>
     <w:tblStylePr w:type="firstRow">
       <w:rPr>
+        <w:rFonts w:eastAsia="黑体"/>
         <w:b/>
         <w:bCs/>
       </w:rPr>
@@ -14715,6 +15339,7 @@
     </w:tblStylePr>
     <w:tblStylePr w:type="lastRow">
       <w:rPr>
+        <w:rFonts w:eastAsia="黑体"/>
         <w:b/>
         <w:bCs/>
         <w:color w:themeColor="text1" w:val="000000"/>
@@ -14726,6 +15351,7 @@
     </w:tblStylePr>
     <w:tblStylePr w:type="firstCol">
       <w:rPr>
+        <w:rFonts w:eastAsia="黑体"/>
         <w:color w:themeColor="background1" w:val="FFFFFF"/>
       </w:rPr>
       <w:tblPr/>
@@ -14735,6 +15361,7 @@
     </w:tblStylePr>
     <w:tblStylePr w:type="lastCol">
       <w:rPr>
+        <w:rFonts w:eastAsia="黑体"/>
         <w:color w:themeColor="background1" w:val="FFFFFF"/>
       </w:rPr>
       <w:tblPr/>
@@ -14764,6 +15391,7 @@
       <w:spacing w:after="0" w:line="240" w:lineRule="auto"/>
     </w:pPr>
     <w:rPr>
+      <w:rFonts w:eastAsia="黑体"/>
       <w:color w:themeColor="text1" w:val="000000"/>
     </w:rPr>
     <w:tblPr>
@@ -14785,6 +15413,7 @@
     </w:tcPr>
     <w:tblStylePr w:type="firstRow">
       <w:rPr>
+        <w:rFonts w:eastAsia="黑体"/>
         <w:b/>
         <w:bCs/>
       </w:rPr>
@@ -14795,6 +15424,7 @@
     </w:tblStylePr>
     <w:tblStylePr w:type="lastRow">
       <w:rPr>
+        <w:rFonts w:eastAsia="黑体"/>
         <w:b/>
         <w:bCs/>
         <w:color w:themeColor="text1" w:val="000000"/>
@@ -14806,6 +15436,7 @@
     </w:tblStylePr>
     <w:tblStylePr w:type="firstCol">
       <w:rPr>
+        <w:rFonts w:eastAsia="黑体"/>
         <w:color w:themeColor="background1" w:val="FFFFFF"/>
       </w:rPr>
       <w:tblPr/>
@@ -14815,6 +15446,7 @@
     </w:tblStylePr>
     <w:tblStylePr w:type="lastCol">
       <w:rPr>
+        <w:rFonts w:eastAsia="黑体"/>
         <w:color w:themeColor="background1" w:val="FFFFFF"/>
       </w:rPr>
       <w:tblPr/>
@@ -14844,6 +15476,7 @@
       <w:spacing w:after="0" w:line="240" w:lineRule="auto"/>
     </w:pPr>
     <w:rPr>
+      <w:rFonts w:eastAsia="黑体"/>
       <w:color w:themeColor="text1" w:val="000000"/>
     </w:rPr>
     <w:tblPr>
@@ -14865,6 +15498,7 @@
     </w:tcPr>
     <w:tblStylePr w:type="firstRow">
       <w:rPr>
+        <w:rFonts w:eastAsia="黑体"/>
         <w:b/>
         <w:bCs/>
       </w:rPr>
@@ -14875,6 +15509,7 @@
     </w:tblStylePr>
     <w:tblStylePr w:type="lastRow">
       <w:rPr>
+        <w:rFonts w:eastAsia="黑体"/>
         <w:b/>
         <w:bCs/>
         <w:color w:themeColor="text1" w:val="000000"/>
@@ -14886,6 +15521,7 @@
     </w:tblStylePr>
     <w:tblStylePr w:type="firstCol">
       <w:rPr>
+        <w:rFonts w:eastAsia="黑体"/>
         <w:color w:themeColor="background1" w:val="FFFFFF"/>
       </w:rPr>
       <w:tblPr/>
@@ -14895,6 +15531,7 @@
     </w:tblStylePr>
     <w:tblStylePr w:type="lastCol">
       <w:rPr>
+        <w:rFonts w:eastAsia="黑体"/>
         <w:color w:themeColor="background1" w:val="FFFFFF"/>
       </w:rPr>
       <w:tblPr/>
@@ -14924,6 +15561,7 @@
       <w:spacing w:after="0" w:line="240" w:lineRule="auto"/>
     </w:pPr>
     <w:rPr>
+      <w:rFonts w:eastAsia="黑体"/>
       <w:color w:themeColor="text1" w:val="000000"/>
     </w:rPr>
     <w:tblPr>
@@ -14945,6 +15583,7 @@
     </w:tcPr>
     <w:tblStylePr w:type="firstRow">
       <w:rPr>
+        <w:rFonts w:eastAsia="黑体"/>
         <w:b/>
         <w:bCs/>
       </w:rPr>
@@ -14955,6 +15594,7 @@
     </w:tblStylePr>
     <w:tblStylePr w:type="lastRow">
       <w:rPr>
+        <w:rFonts w:eastAsia="黑体"/>
         <w:b/>
         <w:bCs/>
         <w:color w:themeColor="text1" w:val="000000"/>
@@ -14966,6 +15606,7 @@
     </w:tblStylePr>
     <w:tblStylePr w:type="firstCol">
       <w:rPr>
+        <w:rFonts w:eastAsia="黑体"/>
         <w:color w:themeColor="background1" w:val="FFFFFF"/>
       </w:rPr>
       <w:tblPr/>
@@ -14975,6 +15616,7 @@
     </w:tblStylePr>
     <w:tblStylePr w:type="lastCol">
       <w:rPr>
+        <w:rFonts w:eastAsia="黑体"/>
         <w:color w:themeColor="background1" w:val="FFFFFF"/>
       </w:rPr>
       <w:tblPr/>
@@ -15004,6 +15646,7 @@
       <w:spacing w:after="0" w:line="240" w:lineRule="auto"/>
     </w:pPr>
     <w:rPr>
+      <w:rFonts w:eastAsia="黑体"/>
       <w:color w:themeColor="text1" w:val="000000"/>
     </w:rPr>
     <w:tblPr>
@@ -15025,6 +15668,7 @@
     </w:tcPr>
     <w:tblStylePr w:type="firstRow">
       <w:rPr>
+        <w:rFonts w:eastAsia="黑体"/>
         <w:b/>
         <w:bCs/>
       </w:rPr>
@@ -15035,6 +15679,7 @@
     </w:tblStylePr>
     <w:tblStylePr w:type="lastRow">
       <w:rPr>
+        <w:rFonts w:eastAsia="黑体"/>
         <w:b/>
         <w:bCs/>
         <w:color w:themeColor="text1" w:val="000000"/>
@@ -15046,6 +15691,7 @@
     </w:tblStylePr>
     <w:tblStylePr w:type="firstCol">
       <w:rPr>
+        <w:rFonts w:eastAsia="黑体"/>
         <w:color w:themeColor="background1" w:val="FFFFFF"/>
       </w:rPr>
       <w:tblPr/>
@@ -15055,6 +15701,7 @@
     </w:tblStylePr>
     <w:tblStylePr w:type="lastCol">
       <w:rPr>
+        <w:rFonts w:eastAsia="黑体"/>
         <w:color w:themeColor="background1" w:val="FFFFFF"/>
       </w:rPr>
       <w:tblPr/>
@@ -15084,6 +15731,7 @@
       <w:spacing w:after="0" w:line="240" w:lineRule="auto"/>
     </w:pPr>
     <w:rPr>
+      <w:rFonts w:eastAsia="黑体"/>
       <w:color w:themeColor="text1" w:val="000000"/>
     </w:rPr>
     <w:tblPr>
@@ -15105,6 +15753,7 @@
     </w:tcPr>
     <w:tblStylePr w:type="firstRow">
       <w:rPr>
+        <w:rFonts w:eastAsia="黑体"/>
         <w:b/>
         <w:bCs/>
       </w:rPr>
@@ -15115,6 +15764,7 @@
     </w:tblStylePr>
     <w:tblStylePr w:type="lastRow">
       <w:rPr>
+        <w:rFonts w:eastAsia="黑体"/>
         <w:b/>
         <w:bCs/>
         <w:color w:themeColor="text1" w:val="000000"/>
@@ -15126,6 +15776,7 @@
     </w:tblStylePr>
     <w:tblStylePr w:type="firstCol">
       <w:rPr>
+        <w:rFonts w:eastAsia="黑体"/>
         <w:color w:themeColor="background1" w:val="FFFFFF"/>
       </w:rPr>
       <w:tblPr/>
@@ -15135,6 +15786,7 @@
     </w:tblStylePr>
     <w:tblStylePr w:type="lastCol">
       <w:rPr>
+        <w:rFonts w:eastAsia="黑体"/>
         <w:color w:themeColor="background1" w:val="FFFFFF"/>
       </w:rPr>
       <w:tblPr/>
@@ -15167,6 +15819,7 @@
     <w:name w:val="KeywordTok"/>
     <w:basedOn w:val="VerbatimChar"/>
     <w:rPr>
+      <w:rFonts w:eastAsia="黑体"/>
       <w:b/>
       <w:color w:val="007020"/>
     </w:rPr>
@@ -15175,6 +15828,7 @@
     <w:name w:val="DataTypeTok"/>
     <w:basedOn w:val="VerbatimChar"/>
     <w:rPr>
+      <w:rFonts w:eastAsia="黑体"/>
       <w:color w:val="902000"/>
     </w:rPr>
   </w:style>
@@ -15182,6 +15836,7 @@
     <w:name w:val="DecValTok"/>
     <w:basedOn w:val="VerbatimChar"/>
     <w:rPr>
+      <w:rFonts w:eastAsia="黑体"/>
       <w:color w:val="40a070"/>
     </w:rPr>
   </w:style>
@@ -15189,6 +15844,7 @@
     <w:name w:val="BaseNTok"/>
     <w:basedOn w:val="VerbatimChar"/>
     <w:rPr>
+      <w:rFonts w:eastAsia="黑体"/>
       <w:color w:val="40a070"/>
     </w:rPr>
   </w:style>
@@ -15196,6 +15852,7 @@
     <w:name w:val="FloatTok"/>
     <w:basedOn w:val="VerbatimChar"/>
     <w:rPr>
+      <w:rFonts w:eastAsia="黑体"/>
       <w:color w:val="40a070"/>
     </w:rPr>
   </w:style>
@@ -15203,6 +15860,7 @@
     <w:name w:val="ConstantTok"/>
     <w:basedOn w:val="VerbatimChar"/>
     <w:rPr>
+      <w:rFonts w:eastAsia="黑体"/>
       <w:color w:val="880000"/>
     </w:rPr>
   </w:style>
@@ -15210,6 +15868,7 @@
     <w:name w:val="CharTok"/>
     <w:basedOn w:val="VerbatimChar"/>
     <w:rPr>
+      <w:rFonts w:eastAsia="黑体"/>
       <w:color w:val="4070a0"/>
     </w:rPr>
   </w:style>
@@ -15217,6 +15876,7 @@
     <w:name w:val="SpecialCharTok"/>
     <w:basedOn w:val="VerbatimChar"/>
     <w:rPr>
+      <w:rFonts w:eastAsia="黑体"/>
       <w:color w:val="4070a0"/>
     </w:rPr>
   </w:style>
@@ -15224,6 +15884,7 @@
     <w:name w:val="StringTok"/>
     <w:basedOn w:val="VerbatimChar"/>
     <w:rPr>
+      <w:rFonts w:eastAsia="黑体"/>
       <w:color w:val="4070a0"/>
     </w:rPr>
   </w:style>
@@ -15231,6 +15892,7 @@
     <w:name w:val="VerbatimStringTok"/>
     <w:basedOn w:val="VerbatimChar"/>
     <w:rPr>
+      <w:rFonts w:eastAsia="黑体"/>
       <w:color w:val="4070a0"/>
     </w:rPr>
   </w:style>
@@ -15238,6 +15900,7 @@
     <w:name w:val="SpecialStringTok"/>
     <w:basedOn w:val="VerbatimChar"/>
     <w:rPr>
+      <w:rFonts w:eastAsia="黑体"/>
       <w:color w:val="bb6688"/>
     </w:rPr>
   </w:style>
@@ -15245,6 +15908,7 @@
     <w:name w:val="ImportTok"/>
     <w:basedOn w:val="VerbatimChar"/>
     <w:rPr>
+      <w:rFonts w:eastAsia="黑体"/>
       <w:b/>
       <w:color w:val="008000"/>
     </w:rPr>
@@ -15253,6 +15917,7 @@
     <w:name w:val="CommentTok"/>
     <w:basedOn w:val="VerbatimChar"/>
     <w:rPr>
+      <w:rFonts w:eastAsia="黑体"/>
       <w:i/>
       <w:color w:val="60a0b0"/>
     </w:rPr>
@@ -15261,6 +15926,7 @@
     <w:name w:val="DocumentationTok"/>
     <w:basedOn w:val="VerbatimChar"/>
     <w:rPr>
+      <w:rFonts w:eastAsia="黑体"/>
       <w:i/>
       <w:color w:val="ba2121"/>
     </w:rPr>
@@ -15269,6 +15935,7 @@
     <w:name w:val="AnnotationTok"/>
     <w:basedOn w:val="VerbatimChar"/>
     <w:rPr>
+      <w:rFonts w:eastAsia="黑体"/>
       <w:b/>
       <w:i/>
       <w:color w:val="60a0b0"/>
@@ -15278,6 +15945,7 @@
     <w:name w:val="CommentVarTok"/>
     <w:basedOn w:val="VerbatimChar"/>
     <w:rPr>
+      <w:rFonts w:eastAsia="黑体"/>
       <w:b/>
       <w:i/>
       <w:color w:val="60a0b0"/>
@@ -15287,6 +15955,7 @@
     <w:name w:val="OtherTok"/>
     <w:basedOn w:val="VerbatimChar"/>
     <w:rPr>
+      <w:rFonts w:eastAsia="黑体"/>
       <w:color w:val="007020"/>
     </w:rPr>
   </w:style>
@@ -15294,6 +15963,7 @@
     <w:name w:val="FunctionTok"/>
     <w:basedOn w:val="VerbatimChar"/>
     <w:rPr>
+      <w:rFonts w:eastAsia="黑体"/>
       <w:color w:val="06287e"/>
     </w:rPr>
   </w:style>
@@ -15301,6 +15971,7 @@
     <w:name w:val="VariableTok"/>
     <w:basedOn w:val="VerbatimChar"/>
     <w:rPr>
+      <w:rFonts w:eastAsia="黑体"/>
       <w:color w:val="19177c"/>
     </w:rPr>
   </w:style>
@@ -15308,6 +15979,7 @@
     <w:name w:val="ControlFlowTok"/>
     <w:basedOn w:val="VerbatimChar"/>
     <w:rPr>
+      <w:rFonts w:eastAsia="黑体"/>
       <w:b/>
       <w:color w:val="007020"/>
     </w:rPr>
@@ -15316,6 +15988,7 @@
     <w:name w:val="OperatorTok"/>
     <w:basedOn w:val="VerbatimChar"/>
     <w:rPr>
+      <w:rFonts w:eastAsia="黑体"/>
       <w:color w:val="666666"/>
     </w:rPr>
   </w:style>
@@ -15323,18 +15996,22 @@
     <w:name w:val="BuiltInTok"/>
     <w:basedOn w:val="VerbatimChar"/>
     <w:rPr>
+      <w:rFonts w:eastAsia="黑体"/>
       <w:color w:val="008000"/>
     </w:rPr>
   </w:style>
   <w:style w:type="character" w:customStyle="1" w:styleId="ExtensionTok">
     <w:name w:val="ExtensionTok"/>
     <w:basedOn w:val="VerbatimChar"/>
-    <w:rPr/>
+    <w:rPr>
+      <w:rFonts w:eastAsia="黑体"/>
+    </w:rPr>
   </w:style>
   <w:style w:type="character" w:customStyle="1" w:styleId="PreprocessorTok">
     <w:name w:val="PreprocessorTok"/>
     <w:basedOn w:val="VerbatimChar"/>
     <w:rPr>
+      <w:rFonts w:eastAsia="黑体"/>
       <w:color w:val="bc7a00"/>
     </w:rPr>
   </w:style>
@@ -15342,18 +16019,22 @@
     <w:name w:val="AttributeTok"/>
     <w:basedOn w:val="VerbatimChar"/>
     <w:rPr>
+      <w:rFonts w:eastAsia="黑体"/>
       <w:color w:val="7d9029"/>
     </w:rPr>
   </w:style>
   <w:style w:type="character" w:customStyle="1" w:styleId="RegionMarkerTok">
     <w:name w:val="RegionMarkerTok"/>
     <w:basedOn w:val="VerbatimChar"/>
-    <w:rPr/>
+    <w:rPr>
+      <w:rFonts w:eastAsia="黑体"/>
+    </w:rPr>
   </w:style>
   <w:style w:type="character" w:customStyle="1" w:styleId="InformationTok">
     <w:name w:val="InformationTok"/>
     <w:basedOn w:val="VerbatimChar"/>
     <w:rPr>
+      <w:rFonts w:eastAsia="黑体"/>
       <w:b/>
       <w:i/>
       <w:color w:val="60a0b0"/>
@@ -15363,6 +16044,7 @@
     <w:name w:val="WarningTok"/>
     <w:basedOn w:val="VerbatimChar"/>
     <w:rPr>
+      <w:rFonts w:eastAsia="黑体"/>
       <w:b/>
       <w:i/>
       <w:color w:val="60a0b0"/>
@@ -15372,6 +16054,7 @@
     <w:name w:val="AlertTok"/>
     <w:basedOn w:val="VerbatimChar"/>
     <w:rPr>
+      <w:rFonts w:eastAsia="黑体"/>
       <w:b/>
       <w:color w:val="ff0000"/>
     </w:rPr>
@@ -15380,6 +16063,7 @@
     <w:name w:val="ErrorTok"/>
     <w:basedOn w:val="VerbatimChar"/>
     <w:rPr>
+      <w:rFonts w:eastAsia="黑体"/>
       <w:b/>
       <w:color w:val="ff0000"/>
     </w:rPr>
@@ -15387,7 +16071,9 @@
   <w:style w:type="character" w:customStyle="1" w:styleId="NormalTok">
     <w:name w:val="NormalTok"/>
     <w:basedOn w:val="VerbatimChar"/>
-    <w:rPr/>
+    <w:rPr>
+      <w:rFonts w:eastAsia="黑体"/>
+    </w:rPr>
   </w:style>
 </w:styles>
 </file>
@@ -15436,12 +16122,12 @@
     <a:fontScheme name="Office">
       <a:majorFont>
         <a:latin typeface="Calibri"/>
-        <a:ea typeface=""/>
+        <a:ea typeface="黑体"/>
         <a:cs typeface=""/>
         <a:font script="Jpan" typeface="ＭＳ ゴシック"/>
         <a:font script="Hang" typeface="맑은 고딕"/>
-        <a:font script="Hans" typeface="宋体"/>
-        <a:font script="Hant" typeface="新細明體"/>
+        <a:font script="Hans" typeface="黑体"/>
+        <a:font script="Hant" typeface="黑体"/>
         <a:font script="Arab" typeface="Times New Roman"/>
         <a:font script="Hebr" typeface="Times New Roman"/>
         <a:font script="Thai" typeface="Angsana New"/>
@@ -15471,12 +16157,12 @@
       </a:majorFont>
       <a:minorFont>
         <a:latin typeface="Cambria"/>
-        <a:ea typeface=""/>
+        <a:ea typeface="黑体"/>
         <a:cs typeface=""/>
         <a:font script="Jpan" typeface="ＭＳ 明朝"/>
         <a:font script="Hang" typeface="맑은 고딕"/>
-        <a:font script="Hans" typeface="宋体"/>
-        <a:font script="Hant" typeface="新細明體"/>
+        <a:font script="Hans" typeface="黑体"/>
+        <a:font script="Hant" typeface="黑体"/>
         <a:font script="Arab" typeface="Arial"/>
         <a:font script="Hebr" typeface="Arial"/>
         <a:font script="Thai" typeface="Cordia New"/>

--- a/10-保护电路/03-过温保护/过温关断保护电路/过温关断保护电路.docx
+++ b/10-保护电路/03-过温保护/过温关断保护电路/过温关断保护电路.docx
@@ -3051,7 +3051,7 @@
           <w:color w:val="555555"/>
           <w:sz w:val="21"/>
         </w:rPr>
-        <w:t>材料收集者：杜文杰，WX手机：19519196569，QQ:3478827729</w:t>
+        <w:t>材料收集者：杜文杰，微信/手机：19519196569，QQ:3478827729</w:t>
       </w:r>
     </w:p>
     <w:sectPr>
